--- a/CMA_Summaries_B2_Ch09.docx
+++ b/CMA_Summaries_B2_Ch09.docx
@@ -8256,6 +8256,142 @@
       </w:tr>
     </w:tbl>
     <w:p/>
+    <w:p>
+      <w:pPr>
+        <w:spacing w:before="44" w:after="10"/>
+      </w:pPr>
+      <w:r>
+        <w:rPr>
+          <w:b/>
+          <w:bCs/>
+          <w:color w:val="353A7C"/>
+          <w:sz w:val="18"/>
+          <w:szCs w:val="18"/>
+        </w:rPr>
+        <w:t xml:space="preserve">The English this section uses, and its Arabic</w:t>
+      </w:r>
+    </w:p>
+    <w:p>
+      <w:pPr>
+        <w:spacing w:before="0" w:after="12"/>
+      </w:pPr>
+      <w:r>
+        <w:rPr>
+          <w:color w:val="6B7280"/>
+          <w:sz w:val="15"/>
+          <w:szCs w:val="15"/>
+        </w:rPr>
+        <w:t xml:space="preserve">Each term sits against what it means.</w:t>
+      </w:r>
+    </w:p>
+    <w:p>
+      <w:pPr>
+        <w:spacing w:after="40" w:before="90"/>
+        <w:jc w:val="center"/>
+      </w:pPr>
+      <w:r>
+        <w:drawing>
+          <wp:inline distT="0" distB="0" distL="0" distR="0">
+            <wp:extent cx="5734050" cy="2074825"/>
+            <wp:effectExtent t="0" r="0" b="0" l="0"/>
+            <wp:docPr id="1" name="" descr="" title=""/>
+            <wp:cNvGraphicFramePr>
+              <a:graphicFrameLocks xmlns:a="http://schemas.openxmlformats.org/drawingml/2006/main" noChangeAspect="1"/>
+            </wp:cNvGraphicFramePr>
+            <a:graphic xmlns:a="http://schemas.openxmlformats.org/drawingml/2006/main">
+              <a:graphicData uri="http://schemas.openxmlformats.org/drawingml/2006/picture">
+                <pic:pic xmlns:pic="http://schemas.openxmlformats.org/drawingml/2006/picture">
+                  <pic:nvPicPr>
+                    <pic:cNvPr id="0" name="" descr=""/>
+                    <pic:cNvPicPr>
+                      <a:picLocks noChangeAspect="1" noChangeArrowheads="1"/>
+                    </pic:cNvPicPr>
+                  </pic:nvPicPr>
+                  <pic:blipFill>
+                    <a:blip r:embed="rId103" cstate="none"/>
+                    <a:srcRect/>
+                    <a:stretch>
+                      <a:fillRect/>
+                    </a:stretch>
+                  </pic:blipFill>
+                  <pic:spPr bwMode="auto">
+                    <a:xfrm>
+                      <a:off x="0" y="0"/>
+                      <a:ext cx="5734050" cy="2074825"/>
+                    </a:xfrm>
+                    <a:prstGeom prst="rect">
+                      <a:avLst/>
+                    </a:prstGeom>
+                  </pic:spPr>
+                </pic:pic>
+              </a:graphicData>
+            </a:graphic>
+          </wp:inline>
+        </w:drawing>
+      </w:r>
+    </w:p>
+    <w:tbl>
+      <w:tblPr>
+        <w:tblW w:type="pct" w:w="100%"/>
+        <w:tblLayout w:type="fixed"/>
+        <w:tblBorders>
+          <w:top w:val="single" w:color="FBFAF6" w:sz="4"/>
+          <w:left w:val="single" w:color="FBFAF6" w:sz="4"/>
+          <w:bottom w:val="single" w:color="FBFAF6" w:sz="4"/>
+          <w:right w:val="single" w:color="FBFAF6" w:sz="4"/>
+          <w:insideH w:val="single" w:color="FBFAF6" w:sz="4"/>
+          <w:insideV w:val="single" w:color="FBFAF6" w:sz="4"/>
+        </w:tblBorders>
+      </w:tblPr>
+      <w:tblGrid>
+        <w:gridCol w:w="9600"/>
+      </w:tblGrid>
+      <w:tr>
+        <w:tc>
+          <w:tcPr>
+            <w:tcW w:type="pct" w:w="5000"/>
+            <w:shd w:fill="FBFAF6" w:val="clear"/>
+            <w:tcMar>
+              <w:top w:type="dxa" w:w="40"/>
+              <w:left w:type="dxa" w:w="100"/>
+              <w:bottom w:type="dxa" w:w="40"/>
+              <w:right w:type="dxa" w:w="100"/>
+            </w:tcMar>
+          </w:tcPr>
+          <w:p>
+            <w:pPr>
+              <w:spacing w:before="18" w:after="6"/>
+            </w:pPr>
+            <w:r>
+              <w:rPr>
+                <w:b/>
+                <w:bCs/>
+                <w:color w:val="6B7280"/>
+                <w:sz w:val="14"/>
+                <w:szCs w:val="14"/>
+              </w:rPr>
+              <w:t xml:space="preserve">word list</w:t>
+            </w:r>
+          </w:p>
+          <w:p>
+            <w:pPr>
+              <w:spacing w:before="0" w:after="18"/>
+            </w:pPr>
+            <w:r>
+              <w:rPr>
+                <w:b/>
+                <w:bCs/>
+                <w:color w:val="353A7C"/>
+                <w:sz w:val="16"/>
+                <w:szCs w:val="16"/>
+              </w:rPr>
+              <w:t xml:space="preserve">practical capacity   ·   normal capacity   ·   unused capacity</w:t>
+            </w:r>
+          </w:p>
+        </w:tc>
+      </w:tr>
+    </w:tbl>
+    <w:p/>
     <w:tbl>
       <w:tblPr>
         <w:tblW w:type="pct" w:w="100%"/>
@@ -8584,14 +8720,14 @@
                 <w:sz w:val="16"/>
                 <w:szCs w:val="16"/>
               </w:rPr>
-              <w:t xml:space="preserve">6  </w:t>
-            </w:r>
-            <w:r>
-              <w:rPr>
-                <w:sz w:val="16"/>
-                <w:szCs w:val="16"/>
-              </w:rPr>
-              <w:t xml:space="preserve">smaller</w:t>
+              <w:t xml:space="preserve">7  </w:t>
+            </w:r>
+            <w:r>
+              <w:rPr>
+                <w:sz w:val="16"/>
+                <w:szCs w:val="16"/>
+              </w:rPr>
+              <w:t xml:space="preserve">ranges</w:t>
             </w:r>
           </w:p>
         </w:tc>
@@ -8652,14 +8788,14 @@
                 <w:sz w:val="16"/>
                 <w:szCs w:val="16"/>
               </w:rPr>
-              <w:t xml:space="preserve">7  </w:t>
-            </w:r>
-            <w:r>
-              <w:rPr>
-                <w:sz w:val="16"/>
-                <w:szCs w:val="16"/>
-              </w:rPr>
-              <w:t xml:space="preserve">ranges</w:t>
+              <w:t xml:space="preserve">8  </w:t>
+            </w:r>
+            <w:r>
+              <w:rPr>
+                <w:sz w:val="16"/>
+                <w:szCs w:val="16"/>
+              </w:rPr>
+              <w:t xml:space="preserve">changes</w:t>
             </w:r>
           </w:p>
         </w:tc>
@@ -8720,14 +8856,14 @@
                 <w:sz w:val="16"/>
                 <w:szCs w:val="16"/>
               </w:rPr>
-              <w:t xml:space="preserve">8  </w:t>
-            </w:r>
-            <w:r>
-              <w:rPr>
-                <w:sz w:val="16"/>
-                <w:szCs w:val="16"/>
-              </w:rPr>
-              <w:t xml:space="preserve">changes</w:t>
+              <w:t xml:space="preserve">9  </w:t>
+            </w:r>
+            <w:r>
+              <w:rPr>
+                <w:sz w:val="16"/>
+                <w:szCs w:val="16"/>
+              </w:rPr>
+              <w:t xml:space="preserve">production-volume</w:t>
             </w:r>
           </w:p>
         </w:tc>
@@ -8788,14 +8924,14 @@
                 <w:sz w:val="16"/>
                 <w:szCs w:val="16"/>
               </w:rPr>
-              <w:t xml:space="preserve">9  </w:t>
-            </w:r>
-            <w:r>
-              <w:rPr>
-                <w:sz w:val="16"/>
-                <w:szCs w:val="16"/>
-              </w:rPr>
-              <w:t xml:space="preserve">production-volume</w:t>
+              <w:t xml:space="preserve">10  </w:t>
+            </w:r>
+            <w:r>
+              <w:rPr>
+                <w:sz w:val="16"/>
+                <w:szCs w:val="16"/>
+              </w:rPr>
+              <w:t xml:space="preserve">practical capacity</w:t>
             </w:r>
           </w:p>
         </w:tc>
@@ -8831,6 +8967,74 @@
                 <w:szCs w:val="16"/>
               </w:rPr>
               <w:t xml:space="preserve">year's</w:t>
+            </w:r>
+          </w:p>
+        </w:tc>
+        <w:tc>
+          <w:tcPr>
+            <w:tcW w:type="pct" w:w="2500"/>
+            <w:tcMar>
+              <w:top w:type="dxa" w:w="20"/>
+              <w:left w:type="dxa" w:w="80"/>
+              <w:bottom w:type="dxa" w:w="20"/>
+              <w:right w:type="dxa" w:w="80"/>
+            </w:tcMar>
+          </w:tcPr>
+          <w:p>
+            <w:pPr>
+              <w:spacing w:before="12" w:after="12"/>
+            </w:pPr>
+            <w:r>
+              <w:rPr>
+                <w:b/>
+                <w:bCs/>
+                <w:color w:val="8186EF"/>
+                <w:sz w:val="16"/>
+                <w:szCs w:val="16"/>
+              </w:rPr>
+              <w:t xml:space="preserve">11  </w:t>
+            </w:r>
+            <w:r>
+              <w:rPr>
+                <w:sz w:val="16"/>
+                <w:szCs w:val="16"/>
+              </w:rPr>
+              <w:t xml:space="preserve">normal capacity</w:t>
+            </w:r>
+          </w:p>
+        </w:tc>
+      </w:tr>
+      <w:tr>
+        <w:tc>
+          <w:tcPr>
+            <w:tcW w:type="pct" w:w="2500"/>
+            <w:tcMar>
+              <w:top w:type="dxa" w:w="20"/>
+              <w:left w:type="dxa" w:w="80"/>
+              <w:bottom w:type="dxa" w:w="20"/>
+              <w:right w:type="dxa" w:w="80"/>
+            </w:tcMar>
+          </w:tcPr>
+          <w:p>
+            <w:pPr>
+              <w:spacing w:before="12" w:after="12"/>
+            </w:pPr>
+            <w:r>
+              <w:rPr>
+                <w:b/>
+                <w:bCs/>
+                <w:color w:val="8186EF"/>
+                <w:sz w:val="16"/>
+                <w:szCs w:val="16"/>
+              </w:rPr>
+              <w:t xml:space="preserve">6  </w:t>
+            </w:r>
+            <w:r>
+              <w:rPr>
+                <w:sz w:val="16"/>
+                <w:szCs w:val="16"/>
+              </w:rPr>
+              <w:t xml:space="preserve">smaller</w:t>
             </w:r>
           </w:p>
         </w:tc>
@@ -9580,7 +9784,7 @@
                     </pic:cNvPicPr>
                   </pic:nvPicPr>
                   <pic:blipFill>
-                    <a:blip r:embed="rId103" cstate="none"/>
+                    <a:blip r:embed="rId104" cstate="none"/>
                     <a:srcRect/>
                     <a:stretch>
                       <a:fillRect/>
@@ -15118,7 +15322,7 @@
                     </pic:cNvPicPr>
                   </pic:nvPicPr>
                   <pic:blipFill>
-                    <a:blip r:embed="rId104" cstate="none"/>
+                    <a:blip r:embed="rId105" cstate="none"/>
                     <a:srcRect/>
                     <a:stretch>
                       <a:fillRect/>

--- a/CMA_Summaries_B2_Ch09.docx
+++ b/CMA_Summaries_B2_Ch09.docx
@@ -2475,6 +2475,19 @@
       </w:tr>
     </w:tbl>
     <w:p/>
+    <w:p>
+      <w:pPr>
+        <w:spacing w:before="20" w:after="20" w:line="360" w:lineRule="auto"/>
+        <w:ind w:left="200"/>
+      </w:pPr>
+      <w:r>
+        <w:rPr>
+          <w:sz w:val="19"/>
+          <w:szCs w:val="19"/>
+        </w:rPr>
+        <w:t xml:space="preserve">On 830,000 cases sold, the total is $6,806,000.</w:t>
+      </w:r>
+    </w:p>
     <w:tbl>
       <w:tblPr>
         <w:tblW w:type="pct" w:w="100%"/>
@@ -2610,6 +2623,77 @@
         <w:tc>
           <w:tcPr>
             <w:tcW w:type="pct" w:w="2200"/>
+            <w:tcMar>
+              <w:top w:type="dxa" w:w="50"/>
+              <w:left w:type="dxa" w:w="110"/>
+              <w:bottom w:type="dxa" w:w="50"/>
+              <w:right w:type="dxa" w:w="110"/>
+            </w:tcMar>
+          </w:tcPr>
+          <w:p>
+            <w:pPr>
+              <w:spacing w:before="28" w:after="28"/>
+            </w:pPr>
+            <w:r>
+              <w:rPr>
+                <w:sz w:val="15"/>
+                <w:szCs w:val="15"/>
+              </w:rPr>
+              <w:t xml:space="preserve">Price</w:t>
+            </w:r>
+          </w:p>
+        </w:tc>
+        <w:tc>
+          <w:tcPr>
+            <w:tcW w:type="pct" w:w="1184"/>
+            <w:tcMar>
+              <w:top w:type="dxa" w:w="50"/>
+              <w:left w:type="dxa" w:w="110"/>
+              <w:bottom w:type="dxa" w:w="50"/>
+              <w:right w:type="dxa" w:w="110"/>
+            </w:tcMar>
+          </w:tcPr>
+          <w:p>
+            <w:pPr>
+              <w:spacing w:before="28" w:after="28"/>
+            </w:pPr>
+            <w:r>
+              <w:rPr>
+                <w:sz w:val="15"/>
+                <w:szCs w:val="15"/>
+              </w:rPr>
+              <w:t xml:space="preserve">$20.00</w:t>
+            </w:r>
+          </w:p>
+        </w:tc>
+        <w:tc>
+          <w:tcPr>
+            <w:tcW w:type="pct" w:w="1616"/>
+            <w:tcMar>
+              <w:top w:type="dxa" w:w="50"/>
+              <w:left w:type="dxa" w:w="110"/>
+              <w:bottom w:type="dxa" w:w="50"/>
+              <w:right w:type="dxa" w:w="110"/>
+            </w:tcMar>
+          </w:tcPr>
+          <w:p>
+            <w:pPr>
+              <w:spacing w:before="28" w:after="28"/>
+            </w:pPr>
+            <w:r>
+              <w:rPr>
+                <w:sz w:val="15"/>
+                <w:szCs w:val="15"/>
+              </w:rPr>
+              <w:t xml:space="preserve">16,600,000</w:t>
+            </w:r>
+          </w:p>
+        </w:tc>
+      </w:tr>
+      <w:tr>
+        <w:tc>
+          <w:tcPr>
+            <w:tcW w:type="pct" w:w="2200"/>
             <w:shd w:fill="FFFFFF" w:val="clear"/>
             <w:tcMar>
               <w:top w:type="dxa" w:w="50"/>
@@ -2637,6 +2721,7 @@
         <w:tc>
           <w:tcPr>
             <w:tcW w:type="pct" w:w="1184"/>
+            <w:shd w:fill="FBFAF6" w:val="clear"/>
             <w:tcMar>
               <w:top w:type="dxa" w:w="50"/>
               <w:left w:type="dxa" w:w="110"/>
@@ -2653,13 +2738,14 @@
                 <w:sz w:val="15"/>
                 <w:szCs w:val="15"/>
               </w:rPr>
-              <w:t xml:space="preserve">$20.00</w:t>
+              <w:t xml:space="preserve">($10.60)</w:t>
             </w:r>
           </w:p>
         </w:tc>
         <w:tc>
           <w:tcPr>
             <w:tcW w:type="pct" w:w="1616"/>
+            <w:shd w:fill="FBFAF6" w:val="clear"/>
             <w:tcMar>
               <w:top w:type="dxa" w:w="50"/>
               <w:left w:type="dxa" w:w="110"/>
@@ -2676,226 +2762,7 @@
                 <w:sz w:val="15"/>
                 <w:szCs w:val="15"/>
               </w:rPr>
-              <w:t xml:space="preserve">16,600,000</w:t>
-            </w:r>
-          </w:p>
-        </w:tc>
-      </w:tr>
-      <w:tr>
-        <w:tc>
-          <w:tcPr>
-            <w:tcW w:type="pct" w:w="2200"/>
-            <w:shd w:fill="FBFAF6" w:val="clear"/>
-            <w:tcMar>
-              <w:top w:type="dxa" w:w="50"/>
-              <w:left w:type="dxa" w:w="110"/>
-              <w:bottom w:type="dxa" w:w="50"/>
-              <w:right w:type="dxa" w:w="110"/>
-            </w:tcMar>
-          </w:tcPr>
-          <w:p>
-            <w:pPr>
-              <w:spacing w:before="28" w:after="28"/>
-            </w:pPr>
-            <w:r>
-              <w:rPr>
-                <w:sz w:val="15"/>
-                <w:szCs w:val="15"/>
-              </w:rPr>
-              <w:t xml:space="preserve">Variable manufacturing cost</w:t>
-            </w:r>
-          </w:p>
-        </w:tc>
-        <w:tc>
-          <w:tcPr>
-            <w:tcW w:type="pct" w:w="1184"/>
-            <w:shd w:fill="FBFAF6" w:val="clear"/>
-            <w:tcMar>
-              <w:top w:type="dxa" w:w="50"/>
-              <w:left w:type="dxa" w:w="110"/>
-              <w:bottom w:type="dxa" w:w="50"/>
-              <w:right w:type="dxa" w:w="110"/>
-            </w:tcMar>
-          </w:tcPr>
-          <w:p>
-            <w:pPr>
-              <w:spacing w:before="28" w:after="28"/>
-            </w:pPr>
-            <w:r>
-              <w:rPr>
-                <w:sz w:val="15"/>
-                <w:szCs w:val="15"/>
-              </w:rPr>
-              <w:t xml:space="preserve">($10.60)</w:t>
-            </w:r>
-          </w:p>
-        </w:tc>
-        <w:tc>
-          <w:tcPr>
-            <w:tcW w:type="pct" w:w="1616"/>
-            <w:shd w:fill="FBFAF6" w:val="clear"/>
-            <w:tcMar>
-              <w:top w:type="dxa" w:w="50"/>
-              <w:left w:type="dxa" w:w="110"/>
-              <w:bottom w:type="dxa" w:w="50"/>
-              <w:right w:type="dxa" w:w="110"/>
-            </w:tcMar>
-          </w:tcPr>
-          <w:p>
-            <w:pPr>
-              <w:spacing w:before="28" w:after="28"/>
-            </w:pPr>
-            <w:r>
-              <w:rPr>
-                <w:sz w:val="15"/>
-                <w:szCs w:val="15"/>
-              </w:rPr>
               <w:t xml:space="preserve">(8,798,000)</w:t>
-            </w:r>
-          </w:p>
-        </w:tc>
-      </w:tr>
-      <w:tr>
-        <w:tc>
-          <w:tcPr>
-            <w:tcW w:type="pct" w:w="2200"/>
-            <w:tcMar>
-              <w:top w:type="dxa" w:w="50"/>
-              <w:left w:type="dxa" w:w="110"/>
-              <w:bottom w:type="dxa" w:w="50"/>
-              <w:right w:type="dxa" w:w="110"/>
-            </w:tcMar>
-          </w:tcPr>
-          <w:p>
-            <w:pPr>
-              <w:spacing w:before="28" w:after="28"/>
-            </w:pPr>
-            <w:r>
-              <w:rPr>
-                <w:sz w:val="15"/>
-                <w:szCs w:val="15"/>
-              </w:rPr>
-              <w:t xml:space="preserve">Variable selling cost</w:t>
-            </w:r>
-          </w:p>
-        </w:tc>
-        <w:tc>
-          <w:tcPr>
-            <w:tcW w:type="pct" w:w="1184"/>
-            <w:tcMar>
-              <w:top w:type="dxa" w:w="50"/>
-              <w:left w:type="dxa" w:w="110"/>
-              <w:bottom w:type="dxa" w:w="50"/>
-              <w:right w:type="dxa" w:w="110"/>
-            </w:tcMar>
-          </w:tcPr>
-          <w:p>
-            <w:pPr>
-              <w:spacing w:before="28" w:after="28"/>
-            </w:pPr>
-            <w:r>
-              <w:rPr>
-                <w:sz w:val="15"/>
-                <w:szCs w:val="15"/>
-              </w:rPr>
-              <w:t xml:space="preserve">($1.20)</w:t>
-            </w:r>
-          </w:p>
-        </w:tc>
-        <w:tc>
-          <w:tcPr>
-            <w:tcW w:type="pct" w:w="1616"/>
-            <w:tcMar>
-              <w:top w:type="dxa" w:w="50"/>
-              <w:left w:type="dxa" w:w="110"/>
-              <w:bottom w:type="dxa" w:w="50"/>
-              <w:right w:type="dxa" w:w="110"/>
-            </w:tcMar>
-          </w:tcPr>
-          <w:p>
-            <w:pPr>
-              <w:spacing w:before="28" w:after="28"/>
-            </w:pPr>
-            <w:r>
-              <w:rPr>
-                <w:sz w:val="15"/>
-                <w:szCs w:val="15"/>
-              </w:rPr>
-              <w:t xml:space="preserve">(996,000)</w:t>
-            </w:r>
-          </w:p>
-        </w:tc>
-      </w:tr>
-      <w:tr>
-        <w:tc>
-          <w:tcPr>
-            <w:tcW w:type="pct" w:w="2200"/>
-            <w:shd w:fill="FBFAF6" w:val="clear"/>
-            <w:tcMar>
-              <w:top w:type="dxa" w:w="50"/>
-              <w:left w:type="dxa" w:w="110"/>
-              <w:bottom w:type="dxa" w:w="50"/>
-              <w:right w:type="dxa" w:w="110"/>
-            </w:tcMar>
-          </w:tcPr>
-          <w:p>
-            <w:pPr>
-              <w:spacing w:before="28" w:after="28"/>
-            </w:pPr>
-            <w:r>
-              <w:rPr>
-                <w:sz w:val="15"/>
-                <w:szCs w:val="15"/>
-              </w:rPr>
-              <w:t xml:space="preserve">Contribution margin</w:t>
-            </w:r>
-          </w:p>
-        </w:tc>
-        <w:tc>
-          <w:tcPr>
-            <w:tcW w:type="pct" w:w="1184"/>
-            <w:shd w:fill="FBFAF6" w:val="clear"/>
-            <w:tcMar>
-              <w:top w:type="dxa" w:w="50"/>
-              <w:left w:type="dxa" w:w="110"/>
-              <w:bottom w:type="dxa" w:w="50"/>
-              <w:right w:type="dxa" w:w="110"/>
-            </w:tcMar>
-          </w:tcPr>
-          <w:p>
-            <w:pPr>
-              <w:spacing w:before="28" w:after="28"/>
-            </w:pPr>
-            <w:r>
-              <w:rPr>
-                <w:sz w:val="15"/>
-                <w:szCs w:val="15"/>
-              </w:rPr>
-              <w:t xml:space="preserve">$8.20</w:t>
-            </w:r>
-          </w:p>
-        </w:tc>
-        <w:tc>
-          <w:tcPr>
-            <w:tcW w:type="pct" w:w="1616"/>
-            <w:shd w:fill="FBFAF6" w:val="clear"/>
-            <w:tcMar>
-              <w:top w:type="dxa" w:w="50"/>
-              <w:left w:type="dxa" w:w="110"/>
-              <w:bottom w:type="dxa" w:w="50"/>
-              <w:right w:type="dxa" w:w="110"/>
-            </w:tcMar>
-          </w:tcPr>
-          <w:p>
-            <w:pPr>
-              <w:spacing w:before="28" w:after="28"/>
-            </w:pPr>
-            <w:r>
-              <w:rPr>
-                <w:sz w:val="15"/>
-                <w:szCs w:val="15"/>
-              </w:rPr>
-              <w:t xml:space="preserve">6,806,000</w:t>
             </w:r>
           </w:p>
         </w:tc>
@@ -2925,6 +2792,151 @@
                 <w:szCs w:val="14"/>
               </w:rPr>
               <w:t xml:space="preserve">(6)</w:t>
+            </w:r>
+          </w:p>
+        </w:tc>
+        <w:tc>
+          <w:tcPr>
+            <w:tcW w:type="pct" w:w="1184"/>
+            <w:tcMar>
+              <w:top w:type="dxa" w:w="50"/>
+              <w:left w:type="dxa" w:w="110"/>
+              <w:bottom w:type="dxa" w:w="50"/>
+              <w:right w:type="dxa" w:w="110"/>
+            </w:tcMar>
+          </w:tcPr>
+          <w:p>
+            <w:pPr>
+              <w:spacing w:before="28" w:after="28"/>
+            </w:pPr>
+            <w:r>
+              <w:rPr>
+                <w:sz w:val="15"/>
+                <w:szCs w:val="15"/>
+              </w:rPr>
+              <w:t xml:space="preserve">($1.20)</w:t>
+            </w:r>
+          </w:p>
+        </w:tc>
+        <w:tc>
+          <w:tcPr>
+            <w:tcW w:type="pct" w:w="1616"/>
+            <w:tcMar>
+              <w:top w:type="dxa" w:w="50"/>
+              <w:left w:type="dxa" w:w="110"/>
+              <w:bottom w:type="dxa" w:w="50"/>
+              <w:right w:type="dxa" w:w="110"/>
+            </w:tcMar>
+          </w:tcPr>
+          <w:p>
+            <w:pPr>
+              <w:spacing w:before="28" w:after="28"/>
+            </w:pPr>
+            <w:r>
+              <w:rPr>
+                <w:sz w:val="15"/>
+                <w:szCs w:val="15"/>
+              </w:rPr>
+              <w:t xml:space="preserve">(996,000)</w:t>
+            </w:r>
+          </w:p>
+        </w:tc>
+      </w:tr>
+      <w:tr>
+        <w:tc>
+          <w:tcPr>
+            <w:tcW w:type="pct" w:w="2200"/>
+            <w:shd w:fill="FBFAF6" w:val="clear"/>
+            <w:tcMar>
+              <w:top w:type="dxa" w:w="50"/>
+              <w:left w:type="dxa" w:w="110"/>
+              <w:bottom w:type="dxa" w:w="50"/>
+              <w:right w:type="dxa" w:w="110"/>
+            </w:tcMar>
+          </w:tcPr>
+          <w:p>
+            <w:pPr>
+              <w:spacing w:before="28" w:after="28"/>
+            </w:pPr>
+            <w:r>
+              <w:rPr>
+                <w:sz w:val="15"/>
+                <w:szCs w:val="15"/>
+              </w:rPr>
+              <w:t xml:space="preserve">Contribution margin</w:t>
+            </w:r>
+          </w:p>
+        </w:tc>
+        <w:tc>
+          <w:tcPr>
+            <w:tcW w:type="pct" w:w="1184"/>
+            <w:shd w:fill="FBFAF6" w:val="clear"/>
+            <w:tcMar>
+              <w:top w:type="dxa" w:w="50"/>
+              <w:left w:type="dxa" w:w="110"/>
+              <w:bottom w:type="dxa" w:w="50"/>
+              <w:right w:type="dxa" w:w="110"/>
+            </w:tcMar>
+          </w:tcPr>
+          <w:p>
+            <w:pPr>
+              <w:spacing w:before="28" w:after="28"/>
+            </w:pPr>
+            <w:r>
+              <w:rPr>
+                <w:sz w:val="15"/>
+                <w:szCs w:val="15"/>
+              </w:rPr>
+              <w:t xml:space="preserve">$8.20</w:t>
+            </w:r>
+          </w:p>
+        </w:tc>
+        <w:tc>
+          <w:tcPr>
+            <w:tcW w:type="pct" w:w="1616"/>
+            <w:shd w:fill="FBFAF6" w:val="clear"/>
+            <w:tcMar>
+              <w:top w:type="dxa" w:w="50"/>
+              <w:left w:type="dxa" w:w="110"/>
+              <w:bottom w:type="dxa" w:w="50"/>
+              <w:right w:type="dxa" w:w="110"/>
+            </w:tcMar>
+          </w:tcPr>
+          <w:p>
+            <w:pPr>
+              <w:spacing w:before="28" w:after="28"/>
+            </w:pPr>
+            <w:r>
+              <w:rPr>
+                <w:sz w:val="15"/>
+                <w:szCs w:val="15"/>
+              </w:rPr>
+              <w:t xml:space="preserve">6,806,000</w:t>
+            </w:r>
+          </w:p>
+        </w:tc>
+      </w:tr>
+      <w:tr>
+        <w:tc>
+          <w:tcPr>
+            <w:tcW w:type="pct" w:w="2200"/>
+            <w:tcMar>
+              <w:top w:type="dxa" w:w="50"/>
+              <w:left w:type="dxa" w:w="110"/>
+              <w:bottom w:type="dxa" w:w="50"/>
+              <w:right w:type="dxa" w:w="110"/>
+            </w:tcMar>
+          </w:tcPr>
+          <w:p>
+            <w:pPr>
+              <w:spacing w:before="28" w:after="28"/>
+            </w:pPr>
+            <w:r>
+              <w:rPr>
+                <w:sz w:val="15"/>
+                <w:szCs w:val="15"/>
+              </w:rPr>
+              <w:t xml:space="preserve">Contribution margin ratio</w:t>
             </w:r>
           </w:p>
         </w:tc>
@@ -3032,7 +3044,7 @@
                 <w:sz w:val="16"/>
                 <w:szCs w:val="16"/>
               </w:rPr>
-              <w:t xml:space="preserve">Contribution margin ratio   ·   Price   ·   Variable selling cost</w:t>
+              <w:t xml:space="preserve">downward demand spiral   ·   Variable manufacturing cost   ·   Variable selling cost</w:t>
             </w:r>
           </w:p>
         </w:tc>
@@ -3279,7 +3291,7 @@
                 <w:sz w:val="16"/>
                 <w:szCs w:val="16"/>
               </w:rPr>
-              <w:t xml:space="preserve">question   ·   confuse   ·   including   ·   overhead   ·   cost-volume-profit</w:t>
+              <w:t xml:space="preserve">including   ·   cost-volume-profit   ·   analysis   ·   question   ·   confuse</w:t>
             </w:r>
           </w:p>
         </w:tc>
@@ -3621,7 +3633,7 @@
                 <w:sz w:val="16"/>
                 <w:szCs w:val="16"/>
               </w:rPr>
-              <w:t xml:space="preserve">Contribution margin ratio</w:t>
+              <w:t xml:space="preserve">Variable selling cost</w:t>
             </w:r>
           </w:p>
         </w:tc>
@@ -3860,7 +3872,7 @@
                 <w:sz w:val="16"/>
                 <w:szCs w:val="16"/>
               </w:rPr>
-              <w:t xml:space="preserve">Price</w:t>
+              <w:t xml:space="preserve">Variable manufacturing cost</w:t>
             </w:r>
           </w:p>
         </w:tc>
@@ -6642,6 +6654,19 @@
       </w:tr>
     </w:tbl>
     <w:p/>
+    <w:p>
+      <w:pPr>
+        <w:spacing w:before="20" w:after="20" w:line="360" w:lineRule="auto"/>
+        <w:ind w:left="200"/>
+      </w:pPr>
+      <w:r>
+        <w:rPr>
+          <w:sz w:val="19"/>
+          <w:szCs w:val="19"/>
+        </w:rPr>
+        <w:t xml:space="preserve">Find the income difference and say which method shows higher income.</w:t>
+      </w:r>
+    </w:p>
     <w:tbl>
       <w:tblPr>
         <w:tblW w:type="pct" w:w="100%"/>
@@ -10761,7 +10786,7 @@
           <w:sz w:val="16"/>
           <w:szCs w:val="16"/>
         </w:rPr>
-        <w:t xml:space="preserve">      gaps 1–11</w:t>
+        <w:t xml:space="preserve">      gaps 1–12</w:t>
       </w:r>
     </w:p>
     <w:p>
@@ -11175,7 +11200,39 @@
           <w:sz w:val="19"/>
           <w:szCs w:val="19"/>
         </w:rPr>
-        <w:t xml:space="preserve">Variable costing: contribution margin $6,806,000 − fixed costs $3,900,000 = $2,906,000. </w:t>
+        <w:t xml:space="preserve">Variable costing: </w:t>
+      </w:r>
+      <w:r>
+        <w:rPr>
+          <w:b/>
+          <w:bCs/>
+          <w:color w:val="8186EF"/>
+          <w:sz w:val="15"/>
+          <w:szCs w:val="15"/>
+        </w:rPr>
+        <w:t xml:space="preserve"> (12) </w:t>
+      </w:r>
+      <w:r>
+        <w:rPr>
+          <w:u w:val="single"/>
+          <w:sz w:val="19"/>
+          <w:szCs w:val="19"/>
+        </w:rPr>
+        <w:t xml:space="preserve">              </w:t>
+      </w:r>
+      <w:r>
+        <w:rPr>
+          <w:sz w:val="19"/>
+          <w:szCs w:val="19"/>
+        </w:rPr>
+        <w:t xml:space="preserve"> </w:t>
+      </w:r>
+      <w:r>
+        <w:rPr>
+          <w:sz w:val="19"/>
+          <w:szCs w:val="19"/>
+        </w:rPr>
+        <w:t xml:space="preserve"> margin $6,806,000 − fixed costs $3,900,000 = $2,906,000. </w:t>
       </w:r>
       <w:r>
         <w:rPr>
@@ -11183,6 +11240,13 @@
           <w:szCs w:val="19"/>
         </w:rPr>
         <w:t xml:space="preserve">Reconciliation: (60,000 − 40,000) × $2.00 = $40,000. </w:t>
+      </w:r>
+      <w:r>
+        <w:rPr>
+          <w:sz w:val="19"/>
+          <w:szCs w:val="19"/>
+        </w:rPr>
+        <w:t xml:space="preserve">Only the treatment of fixed overhead differs. </w:t>
       </w:r>
     </w:p>
     <w:tbl>
@@ -11240,7 +11304,7 @@
                 <w:sz w:val="16"/>
                 <w:szCs w:val="16"/>
               </w:rPr>
-              <w:t xml:space="preserve">compare   ·   responds   ·   inventory   ·   administrative   ·   Absorption   ·   multiply   ·   capacity   ·   records   ·   reconcile   ·   exam-core   ·   produced   ·   production-volume</w:t>
+              <w:t xml:space="preserve">compare   ·   responds   ·   inventory   ·   administrative   ·   closing   ·   contribution   ·   capacity   ·   records   ·   Absorption   ·   reconcile   ·   exam-core   ·   produced   ·   production-volume</w:t>
             </w:r>
           </w:p>
         </w:tc>
@@ -11453,7 +11517,7 @@
                 <w:sz w:val="14"/>
                 <w:szCs w:val="14"/>
               </w:rPr>
-              <w:t xml:space="preserve">(12)</w:t>
+              <w:t xml:space="preserve">(13)</w:t>
             </w:r>
           </w:p>
         </w:tc>
@@ -11744,7 +11808,7 @@
                 <w:sz w:val="14"/>
                 <w:szCs w:val="14"/>
               </w:rPr>
-              <w:t xml:space="preserve">(13)</w:t>
+              <w:t xml:space="preserve">(14)</w:t>
             </w:r>
           </w:p>
         </w:tc>
@@ -12036,7 +12100,7 @@
                 <w:sz w:val="14"/>
                 <w:szCs w:val="14"/>
               </w:rPr>
-              <w:t xml:space="preserve">(14)</w:t>
+              <w:t xml:space="preserve">(15)</w:t>
             </w:r>
           </w:p>
         </w:tc>
@@ -12232,7 +12296,7 @@
                 <w:sz w:val="14"/>
                 <w:szCs w:val="14"/>
               </w:rPr>
-              <w:t xml:space="preserve">(15)</w:t>
+              <w:t xml:space="preserve">(16)</w:t>
             </w:r>
           </w:p>
         </w:tc>
@@ -12428,7 +12492,7 @@
                 <w:sz w:val="14"/>
                 <w:szCs w:val="14"/>
               </w:rPr>
-              <w:t xml:space="preserve">(16)</w:t>
+              <w:t xml:space="preserve">(17)</w:t>
             </w:r>
           </w:p>
         </w:tc>
@@ -12761,7 +12825,7 @@
                 <w:sz w:val="14"/>
                 <w:szCs w:val="14"/>
               </w:rPr>
-              <w:t xml:space="preserve">(17)</w:t>
+              <w:t xml:space="preserve">(18)</w:t>
             </w:r>
           </w:p>
         </w:tc>
@@ -12957,7 +13021,7 @@
                 <w:sz w:val="14"/>
                 <w:szCs w:val="14"/>
               </w:rPr>
-              <w:t xml:space="preserve">(18)</w:t>
+              <w:t xml:space="preserve">(19)</w:t>
             </w:r>
           </w:p>
         </w:tc>
@@ -13056,7 +13120,7 @@
                 <w:sz w:val="14"/>
                 <w:szCs w:val="14"/>
               </w:rPr>
-              <w:t xml:space="preserve">(19)</w:t>
+              <w:t xml:space="preserve">(20)</w:t>
             </w:r>
           </w:p>
         </w:tc>
@@ -13348,7 +13412,7 @@
                 <w:sz w:val="14"/>
                 <w:szCs w:val="14"/>
               </w:rPr>
-              <w:t xml:space="preserve">(20)</w:t>
+              <w:t xml:space="preserve">(21)</w:t>
             </w:r>
           </w:p>
         </w:tc>
@@ -13463,53 +13527,6 @@
       </w:tr>
     </w:tbl>
     <w:p/>
-    <w:tbl>
-      <w:tblPr>
-        <w:tblW w:type="pct" w:w="100%"/>
-        <w:tblLayout w:type="fixed"/>
-        <w:tblBorders>
-          <w:top w:val="single" w:color="353A7C" w:sz="4"/>
-          <w:left w:val="single" w:color="353A7C" w:sz="4"/>
-          <w:bottom w:val="single" w:color="353A7C" w:sz="4"/>
-          <w:right w:val="single" w:color="353A7C" w:sz="4"/>
-          <w:insideH w:val="single" w:color="353A7C" w:sz="4"/>
-          <w:insideV w:val="single" w:color="353A7C" w:sz="4"/>
-        </w:tblBorders>
-      </w:tblPr>
-      <w:tblGrid>
-        <w:gridCol w:w="9600"/>
-      </w:tblGrid>
-      <w:tr>
-        <w:tc>
-          <w:tcPr>
-            <w:tcW w:type="pct" w:w="5000"/>
-            <w:shd w:fill="F2F4FB" w:val="clear"/>
-            <w:tcMar>
-              <w:top w:type="dxa" w:w="50"/>
-              <w:left w:type="dxa" w:w="110"/>
-              <w:bottom w:type="dxa" w:w="50"/>
-              <w:right w:type="dxa" w:w="110"/>
-            </w:tcMar>
-          </w:tcPr>
-          <w:p>
-            <w:pPr>
-              <w:spacing w:before="30" w:after="30"/>
-            </w:pPr>
-            <w:r>
-              <w:rPr>
-                <w:b/>
-                <w:bCs/>
-                <w:color w:val="353A7C"/>
-                <w:sz w:val="19"/>
-                <w:szCs w:val="19"/>
-              </w:rPr>
-              <w:t xml:space="preserve">Everything ties</w:t>
-            </w:r>
-          </w:p>
-        </w:tc>
-      </w:tr>
-    </w:tbl>
-    <w:p/>
     <w:p>
       <w:pPr>
         <w:spacing w:before="44" w:after="14"/>
@@ -13530,7 +13547,7 @@
           <w:sz w:val="16"/>
           <w:szCs w:val="16"/>
         </w:rPr>
-        <w:t xml:space="preserve">      gaps 21–23</w:t>
+        <w:t xml:space="preserve">      gaps 22–24</w:t>
       </w:r>
     </w:p>
     <w:p>
@@ -13543,14 +13560,7 @@
           <w:sz w:val="19"/>
           <w:szCs w:val="19"/>
         </w:rPr>
-        <w:t xml:space="preserve">Finished goods difference: $756,000 − $636,000 = 60,000 × $2.00. </w:t>
-      </w:r>
-      <w:r>
-        <w:rPr>
-          <w:sz w:val="19"/>
-          <w:szCs w:val="19"/>
-        </w:rPr>
-        <w:t xml:space="preserve"/>
+        <w:t xml:space="preserve">Ending </w:t>
       </w:r>
       <w:r>
         <w:rPr>
@@ -13560,7 +13570,7 @@
           <w:sz w:val="15"/>
           <w:szCs w:val="15"/>
         </w:rPr>
-        <w:t xml:space="preserve"> (21) </w:t>
+        <w:t xml:space="preserve"> (22) </w:t>
       </w:r>
       <w:r>
         <w:rPr>
@@ -13582,14 +13592,21 @@
           <w:sz w:val="19"/>
           <w:szCs w:val="19"/>
         </w:rPr>
-        <w:t xml:space="preserve"> difference: $504,000 − $424,000 = 40,000 × $2.00. </w:t>
-      </w:r>
-      <w:r>
-        <w:rPr>
-          <w:sz w:val="19"/>
-          <w:szCs w:val="19"/>
-        </w:rPr>
-        <w:t xml:space="preserve"/>
+        <w:t xml:space="preserve"> goods are $756,000 under absorption and $636,000 under variable costing. </w:t>
+      </w:r>
+      <w:r>
+        <w:rPr>
+          <w:sz w:val="19"/>
+          <w:szCs w:val="19"/>
+        </w:rPr>
+        <w:t xml:space="preserve">Variable costing income does not move. </w:t>
+      </w:r>
+      <w:r>
+        <w:rPr>
+          <w:sz w:val="19"/>
+          <w:szCs w:val="19"/>
+        </w:rPr>
+        <w:t xml:space="preserve">Absorption income rises by $2.00 for each extra case </w:t>
       </w:r>
       <w:r>
         <w:rPr>
@@ -13599,7 +13616,7 @@
           <w:sz w:val="15"/>
           <w:szCs w:val="15"/>
         </w:rPr>
-        <w:t xml:space="preserve"> (22) </w:t>
+        <w:t xml:space="preserve"> (23) </w:t>
       </w:r>
       <w:r>
         <w:rPr>
@@ -13621,7 +13638,7 @@
           <w:sz w:val="19"/>
           <w:szCs w:val="19"/>
         </w:rPr>
-        <w:t xml:space="preserve"> difference: $2,946,000 − $2,906,000 = $40,000 = the change in fixed overhead held in </w:t>
+        <w:t xml:space="preserve">, which is why absorption income alone can reward </w:t>
       </w:r>
       <w:r>
         <w:rPr>
@@ -13631,7 +13648,7 @@
           <w:sz w:val="15"/>
           <w:szCs w:val="15"/>
         </w:rPr>
-        <w:t xml:space="preserve"> (23) </w:t>
+        <w:t xml:space="preserve"> (24) </w:t>
       </w:r>
       <w:r>
         <w:rPr>
@@ -13639,7 +13656,7 @@
           <w:sz w:val="19"/>
           <w:szCs w:val="19"/>
         </w:rPr>
-        <w:t xml:space="preserve">           </w:t>
+        <w:t xml:space="preserve">                </w:t>
       </w:r>
       <w:r>
         <w:rPr>
@@ -13711,7 +13728,7 @@
                 <w:sz w:val="16"/>
                 <w:szCs w:val="16"/>
               </w:rPr>
-              <w:t xml:space="preserve">prepare   ·   Opening   ·   Income   ·   inventory</w:t>
+              <w:t xml:space="preserve">statements   ·   finished   ·   produced   ·   overproduction</w:t>
             </w:r>
           </w:p>
         </w:tc>
@@ -13758,7 +13775,7 @@
                 <w:sz w:val="19"/>
                 <w:szCs w:val="19"/>
               </w:rPr>
-              <w:t xml:space="preserve">Exam view</w:t>
+              <w:t xml:space="preserve">Everything ties</w:t>
             </w:r>
           </w:p>
         </w:tc>
@@ -13785,7 +13802,7 @@
           <w:sz w:val="16"/>
           <w:szCs w:val="16"/>
         </w:rPr>
-        <w:t xml:space="preserve">      gaps 24–26</w:t>
+        <w:t xml:space="preserve">      gaps 25–27</w:t>
       </w:r>
     </w:p>
     <w:p>
@@ -13798,7 +13815,14 @@
           <w:sz w:val="19"/>
           <w:szCs w:val="19"/>
         </w:rPr>
-        <w:t xml:space="preserve">Expect </w:t>
+        <w:t xml:space="preserve">Finished goods difference: $756,000 − $636,000 = 60,000 × $2.00. </w:t>
+      </w:r>
+      <w:r>
+        <w:rPr>
+          <w:sz w:val="19"/>
+          <w:szCs w:val="19"/>
+        </w:rPr>
+        <w:t xml:space="preserve"/>
       </w:r>
       <w:r>
         <w:rPr>
@@ -13808,7 +13832,7 @@
           <w:sz w:val="15"/>
           <w:szCs w:val="15"/>
         </w:rPr>
-        <w:t xml:space="preserve"> (24) </w:t>
+        <w:t xml:space="preserve"> (25) </w:t>
       </w:r>
       <w:r>
         <w:rPr>
@@ -13816,7 +13840,7 @@
           <w:sz w:val="19"/>
           <w:szCs w:val="19"/>
         </w:rPr>
-        <w:t xml:space="preserve">            </w:t>
+        <w:t xml:space="preserve">           </w:t>
       </w:r>
       <w:r>
         <w:rPr>
@@ -13830,7 +13854,14 @@
           <w:sz w:val="19"/>
           <w:szCs w:val="19"/>
         </w:rPr>
-        <w:t xml:space="preserve">, sales and cost data, and a request for income under one method or the </w:t>
+        <w:t xml:space="preserve"> difference: $504,000 − $424,000 = 40,000 × $2.00. </w:t>
+      </w:r>
+      <w:r>
+        <w:rPr>
+          <w:sz w:val="19"/>
+          <w:szCs w:val="19"/>
+        </w:rPr>
+        <w:t xml:space="preserve"/>
       </w:r>
       <w:r>
         <w:rPr>
@@ -13840,7 +13871,7 @@
           <w:sz w:val="15"/>
           <w:szCs w:val="15"/>
         </w:rPr>
-        <w:t xml:space="preserve"> (25) </w:t>
+        <w:t xml:space="preserve"> (26) </w:t>
       </w:r>
       <w:r>
         <w:rPr>
@@ -13848,7 +13879,7 @@
           <w:sz w:val="19"/>
           <w:szCs w:val="19"/>
         </w:rPr>
-        <w:t xml:space="preserve">            </w:t>
+        <w:t xml:space="preserve">           </w:t>
       </w:r>
       <w:r>
         <w:rPr>
@@ -13862,14 +13893,7 @@
           <w:sz w:val="19"/>
           <w:szCs w:val="19"/>
         </w:rPr>
-        <w:t xml:space="preserve"> between them. </w:t>
-      </w:r>
-      <w:r>
-        <w:rPr>
-          <w:sz w:val="19"/>
-          <w:szCs w:val="19"/>
-        </w:rPr>
-        <w:t xml:space="preserve">Find the change in </w:t>
+        <w:t xml:space="preserve"> difference: $2,946,000 − $2,906,000 = $40,000 = the change in fixed overhead held in </w:t>
       </w:r>
       <w:r>
         <w:rPr>
@@ -13879,7 +13903,7 @@
           <w:sz w:val="15"/>
           <w:szCs w:val="15"/>
         </w:rPr>
-        <w:t xml:space="preserve"> (26) </w:t>
+        <w:t xml:space="preserve"> (27) </w:t>
       </w:r>
       <w:r>
         <w:rPr>
@@ -13901,7 +13925,7 @@
           <w:sz w:val="19"/>
           <w:szCs w:val="19"/>
         </w:rPr>
-        <w:t xml:space="preserve"> units first; multiply by the fixed overhead rate to reconcile. </w:t>
+        <w:t xml:space="preserve">. </w:t>
       </w:r>
     </w:p>
     <w:tbl>
@@ -13959,13 +13983,273 @@
                 <w:sz w:val="16"/>
                 <w:szCs w:val="16"/>
               </w:rPr>
-              <w:t xml:space="preserve">difference   ·   reconcile   ·   production   ·   inventory</w:t>
+              <w:t xml:space="preserve">Income   ·   operating   ·   Opening   ·   inventory</w:t>
             </w:r>
           </w:p>
         </w:tc>
       </w:tr>
     </w:tbl>
     <w:p/>
+    <w:tbl>
+      <w:tblPr>
+        <w:tblW w:type="pct" w:w="100%"/>
+        <w:tblLayout w:type="fixed"/>
+        <w:tblBorders>
+          <w:top w:val="single" w:color="353A7C" w:sz="4"/>
+          <w:left w:val="single" w:color="353A7C" w:sz="4"/>
+          <w:bottom w:val="single" w:color="353A7C" w:sz="4"/>
+          <w:right w:val="single" w:color="353A7C" w:sz="4"/>
+          <w:insideH w:val="single" w:color="353A7C" w:sz="4"/>
+          <w:insideV w:val="single" w:color="353A7C" w:sz="4"/>
+        </w:tblBorders>
+      </w:tblPr>
+      <w:tblGrid>
+        <w:gridCol w:w="9600"/>
+      </w:tblGrid>
+      <w:tr>
+        <w:tc>
+          <w:tcPr>
+            <w:tcW w:type="pct" w:w="5000"/>
+            <w:shd w:fill="F2F4FB" w:val="clear"/>
+            <w:tcMar>
+              <w:top w:type="dxa" w:w="50"/>
+              <w:left w:type="dxa" w:w="110"/>
+              <w:bottom w:type="dxa" w:w="50"/>
+              <w:right w:type="dxa" w:w="110"/>
+            </w:tcMar>
+          </w:tcPr>
+          <w:p>
+            <w:pPr>
+              <w:spacing w:before="30" w:after="30"/>
+            </w:pPr>
+            <w:r>
+              <w:rPr>
+                <w:b/>
+                <w:bCs/>
+                <w:color w:val="353A7C"/>
+                <w:sz w:val="19"/>
+                <w:szCs w:val="19"/>
+              </w:rPr>
+              <w:t xml:space="preserve">Exam view</w:t>
+            </w:r>
+          </w:p>
+        </w:tc>
+      </w:tr>
+    </w:tbl>
+    <w:p/>
+    <w:p>
+      <w:pPr>
+        <w:spacing w:before="44" w:after="14"/>
+      </w:pPr>
+      <w:r>
+        <w:rPr>
+          <w:b/>
+          <w:bCs/>
+          <w:color w:val="353A7C"/>
+          <w:sz w:val="18"/>
+          <w:szCs w:val="18"/>
+        </w:rPr>
+        <w:t xml:space="preserve">Summary 4</w:t>
+      </w:r>
+      <w:r>
+        <w:rPr>
+          <w:color w:val="6B7280"/>
+          <w:sz w:val="16"/>
+          <w:szCs w:val="16"/>
+        </w:rPr>
+        <w:t xml:space="preserve">      gaps 28–30</w:t>
+      </w:r>
+    </w:p>
+    <w:p>
+      <w:pPr>
+        <w:spacing w:before="20" w:after="20" w:line="360" w:lineRule="auto"/>
+        <w:ind w:left="200"/>
+      </w:pPr>
+      <w:r>
+        <w:rPr>
+          <w:sz w:val="19"/>
+          <w:szCs w:val="19"/>
+        </w:rPr>
+        <w:t xml:space="preserve">Expect </w:t>
+      </w:r>
+      <w:r>
+        <w:rPr>
+          <w:b/>
+          <w:bCs/>
+          <w:color w:val="8186EF"/>
+          <w:sz w:val="15"/>
+          <w:szCs w:val="15"/>
+        </w:rPr>
+        <w:t xml:space="preserve"> (28) </w:t>
+      </w:r>
+      <w:r>
+        <w:rPr>
+          <w:u w:val="single"/>
+          <w:sz w:val="19"/>
+          <w:szCs w:val="19"/>
+        </w:rPr>
+        <w:t xml:space="preserve">            </w:t>
+      </w:r>
+      <w:r>
+        <w:rPr>
+          <w:sz w:val="19"/>
+          <w:szCs w:val="19"/>
+        </w:rPr>
+        <w:t xml:space="preserve"> </w:t>
+      </w:r>
+      <w:r>
+        <w:rPr>
+          <w:sz w:val="19"/>
+          <w:szCs w:val="19"/>
+        </w:rPr>
+        <w:t xml:space="preserve">, sales and cost data, and a request for income under one method or the </w:t>
+      </w:r>
+      <w:r>
+        <w:rPr>
+          <w:b/>
+          <w:bCs/>
+          <w:color w:val="8186EF"/>
+          <w:sz w:val="15"/>
+          <w:szCs w:val="15"/>
+        </w:rPr>
+        <w:t xml:space="preserve"> (29) </w:t>
+      </w:r>
+      <w:r>
+        <w:rPr>
+          <w:u w:val="single"/>
+          <w:sz w:val="19"/>
+          <w:szCs w:val="19"/>
+        </w:rPr>
+        <w:t xml:space="preserve">            </w:t>
+      </w:r>
+      <w:r>
+        <w:rPr>
+          <w:sz w:val="19"/>
+          <w:szCs w:val="19"/>
+        </w:rPr>
+        <w:t xml:space="preserve"> </w:t>
+      </w:r>
+      <w:r>
+        <w:rPr>
+          <w:sz w:val="19"/>
+          <w:szCs w:val="19"/>
+        </w:rPr>
+        <w:t xml:space="preserve"> between them. </w:t>
+      </w:r>
+      <w:r>
+        <w:rPr>
+          <w:sz w:val="19"/>
+          <w:szCs w:val="19"/>
+        </w:rPr>
+        <w:t xml:space="preserve">Find the change in </w:t>
+      </w:r>
+      <w:r>
+        <w:rPr>
+          <w:b/>
+          <w:bCs/>
+          <w:color w:val="8186EF"/>
+          <w:sz w:val="15"/>
+          <w:szCs w:val="15"/>
+        </w:rPr>
+        <w:t xml:space="preserve"> (30) </w:t>
+      </w:r>
+      <w:r>
+        <w:rPr>
+          <w:u w:val="single"/>
+          <w:sz w:val="19"/>
+          <w:szCs w:val="19"/>
+        </w:rPr>
+        <w:t xml:space="preserve">           </w:t>
+      </w:r>
+      <w:r>
+        <w:rPr>
+          <w:sz w:val="19"/>
+          <w:szCs w:val="19"/>
+        </w:rPr>
+        <w:t xml:space="preserve"> </w:t>
+      </w:r>
+      <w:r>
+        <w:rPr>
+          <w:sz w:val="19"/>
+          <w:szCs w:val="19"/>
+        </w:rPr>
+        <w:t xml:space="preserve"> units first; multiply by the fixed overhead rate to reconcile. </w:t>
+      </w:r>
+    </w:p>
+    <w:tbl>
+      <w:tblPr>
+        <w:tblW w:type="pct" w:w="100%"/>
+        <w:tblLayout w:type="fixed"/>
+        <w:tblBorders>
+          <w:top w:val="single" w:color="FBFAF6" w:sz="4"/>
+          <w:left w:val="single" w:color="FBFAF6" w:sz="4"/>
+          <w:bottom w:val="single" w:color="FBFAF6" w:sz="4"/>
+          <w:right w:val="single" w:color="FBFAF6" w:sz="4"/>
+          <w:insideH w:val="single" w:color="FBFAF6" w:sz="4"/>
+          <w:insideV w:val="single" w:color="FBFAF6" w:sz="4"/>
+        </w:tblBorders>
+      </w:tblPr>
+      <w:tblGrid>
+        <w:gridCol w:w="9600"/>
+      </w:tblGrid>
+      <w:tr>
+        <w:tc>
+          <w:tcPr>
+            <w:tcW w:type="pct" w:w="5000"/>
+            <w:shd w:fill="FBFAF6" w:val="clear"/>
+            <w:tcMar>
+              <w:top w:type="dxa" w:w="40"/>
+              <w:left w:type="dxa" w:w="100"/>
+              <w:bottom w:type="dxa" w:w="40"/>
+              <w:right w:type="dxa" w:w="100"/>
+            </w:tcMar>
+          </w:tcPr>
+          <w:p>
+            <w:pPr>
+              <w:spacing w:before="18" w:after="6"/>
+            </w:pPr>
+            <w:r>
+              <w:rPr>
+                <w:b/>
+                <w:bCs/>
+                <w:color w:val="6B7280"/>
+                <w:sz w:val="14"/>
+                <w:szCs w:val="14"/>
+              </w:rPr>
+              <w:t xml:space="preserve">word list</w:t>
+            </w:r>
+          </w:p>
+          <w:p>
+            <w:pPr>
+              <w:spacing w:before="0" w:after="18"/>
+            </w:pPr>
+            <w:r>
+              <w:rPr>
+                <w:b/>
+                <w:bCs/>
+                <w:color w:val="353A7C"/>
+                <w:sz w:val="16"/>
+                <w:szCs w:val="16"/>
+              </w:rPr>
+              <w:t xml:space="preserve">production   ·   difference   ·   reconcile   ·   inventory</w:t>
+            </w:r>
+          </w:p>
+        </w:tc>
+      </w:tr>
+    </w:tbl>
+    <w:p/>
+    <w:p>
+      <w:pPr>
+        <w:pageBreakBefore w:val="true"/>
+        <w:spacing w:after="0"/>
+      </w:pPr>
+      <w:r>
+        <w:rPr>
+          <w:sz w:val="2"/>
+        </w:rPr>
+        <w:t xml:space="preserve"> </w:t>
+      </w:r>
+    </w:p>
     <w:tbl>
       <w:tblPr>
         <w:tblW w:type="pct" w:w="100%"/>
@@ -14073,6 +14357,104 @@
         <w:tc>
           <w:tcPr>
             <w:tcW w:type="pct" w:w="2600"/>
+            <w:tcMar>
+              <w:top w:type="dxa" w:w="50"/>
+              <w:left w:type="dxa" w:w="110"/>
+              <w:bottom w:type="dxa" w:w="50"/>
+              <w:right w:type="dxa" w:w="110"/>
+            </w:tcMar>
+          </w:tcPr>
+          <w:p>
+            <w:pPr>
+              <w:spacing w:before="28" w:after="28"/>
+            </w:pPr>
+            <w:r>
+              <w:rPr>
+                <w:sz w:val="15"/>
+                <w:szCs w:val="15"/>
+              </w:rPr>
+              <w:t xml:space="preserve">Selling price per tray</w:t>
+            </w:r>
+          </w:p>
+        </w:tc>
+        <w:tc>
+          <w:tcPr>
+            <w:tcW w:type="pct" w:w="2400"/>
+            <w:tcMar>
+              <w:top w:type="dxa" w:w="50"/>
+              <w:left w:type="dxa" w:w="110"/>
+              <w:bottom w:type="dxa" w:w="50"/>
+              <w:right w:type="dxa" w:w="110"/>
+            </w:tcMar>
+          </w:tcPr>
+          <w:p>
+            <w:pPr>
+              <w:spacing w:before="28" w:after="28"/>
+            </w:pPr>
+            <w:r>
+              <w:rPr>
+                <w:sz w:val="15"/>
+                <w:szCs w:val="15"/>
+              </w:rPr>
+              <w:t xml:space="preserve">$6.00</w:t>
+            </w:r>
+          </w:p>
+        </w:tc>
+      </w:tr>
+      <w:tr>
+        <w:tc>
+          <w:tcPr>
+            <w:tcW w:type="pct" w:w="2600"/>
+            <w:shd w:fill="FBFAF6" w:val="clear"/>
+            <w:tcMar>
+              <w:top w:type="dxa" w:w="50"/>
+              <w:left w:type="dxa" w:w="110"/>
+              <w:bottom w:type="dxa" w:w="50"/>
+              <w:right w:type="dxa" w:w="110"/>
+            </w:tcMar>
+          </w:tcPr>
+          <w:p>
+            <w:pPr>
+              <w:spacing w:before="28" w:after="28"/>
+            </w:pPr>
+            <w:r>
+              <w:rPr>
+                <w:sz w:val="15"/>
+                <w:szCs w:val="15"/>
+              </w:rPr>
+              <w:t xml:space="preserve">Variable manufacturing cost per tray</w:t>
+            </w:r>
+          </w:p>
+        </w:tc>
+        <w:tc>
+          <w:tcPr>
+            <w:tcW w:type="pct" w:w="2400"/>
+            <w:shd w:fill="FBFAF6" w:val="clear"/>
+            <w:tcMar>
+              <w:top w:type="dxa" w:w="50"/>
+              <w:left w:type="dxa" w:w="110"/>
+              <w:bottom w:type="dxa" w:w="50"/>
+              <w:right w:type="dxa" w:w="110"/>
+            </w:tcMar>
+          </w:tcPr>
+          <w:p>
+            <w:pPr>
+              <w:spacing w:before="28" w:after="28"/>
+            </w:pPr>
+            <w:r>
+              <w:rPr>
+                <w:sz w:val="15"/>
+                <w:szCs w:val="15"/>
+              </w:rPr>
+              <w:t xml:space="preserve">$2.40</w:t>
+            </w:r>
+          </w:p>
+        </w:tc>
+      </w:tr>
+      <w:tr>
+        <w:tc>
+          <w:tcPr>
+            <w:tcW w:type="pct" w:w="2600"/>
             <w:shd w:fill="FFFFFF" w:val="clear"/>
             <w:tcMar>
               <w:top w:type="dxa" w:w="50"/>
@@ -14093,7 +14475,7 @@
                 <w:sz w:val="14"/>
                 <w:szCs w:val="14"/>
               </w:rPr>
-              <w:t xml:space="preserve">(27)</w:t>
+              <w:t xml:space="preserve">(31)</w:t>
             </w:r>
           </w:p>
         </w:tc>
@@ -14116,7 +14498,7 @@
                 <w:sz w:val="15"/>
                 <w:szCs w:val="15"/>
               </w:rPr>
-              <w:t xml:space="preserve">$6.00</w:t>
+              <w:t xml:space="preserve">$0.30</w:t>
             </w:r>
           </w:p>
         </w:tc>
@@ -14145,7 +14527,7 @@
                 <w:sz w:val="14"/>
                 <w:szCs w:val="14"/>
               </w:rPr>
-              <w:t xml:space="preserve">(28)</w:t>
+              <w:t xml:space="preserve">(32)</w:t>
             </w:r>
           </w:p>
         </w:tc>
@@ -14169,7 +14551,7 @@
                 <w:sz w:val="15"/>
                 <w:szCs w:val="15"/>
               </w:rPr>
-              <w:t xml:space="preserve">$2.40</w:t>
+              <w:t xml:space="preserve">360,000</w:t>
             </w:r>
           </w:p>
         </w:tc>
@@ -14198,7 +14580,7 @@
                 <w:sz w:val="14"/>
                 <w:szCs w:val="14"/>
               </w:rPr>
-              <w:t xml:space="preserve">(29)</w:t>
+              <w:t xml:space="preserve">(33)</w:t>
             </w:r>
           </w:p>
         </w:tc>
@@ -14221,7 +14603,7 @@
                 <w:sz w:val="15"/>
                 <w:szCs w:val="15"/>
               </w:rPr>
-              <w:t xml:space="preserve">$0.30</w:t>
+              <w:t xml:space="preserve">400,000 trays</w:t>
             </w:r>
           </w:p>
         </w:tc>
@@ -14247,7 +14629,7 @@
                 <w:sz w:val="15"/>
                 <w:szCs w:val="15"/>
               </w:rPr>
-              <w:t xml:space="preserve">Fixed manufacturing overhead (budget = actual)</w:t>
+              <w:t xml:space="preserve">Fixed selling and administrative</w:t>
             </w:r>
           </w:p>
         </w:tc>
@@ -14271,55 +14653,7 @@
                 <w:sz w:val="15"/>
                 <w:szCs w:val="15"/>
               </w:rPr>
-              <w:t xml:space="preserve">360,000</w:t>
-            </w:r>
-          </w:p>
-        </w:tc>
-      </w:tr>
-      <w:tr>
-        <w:tc>
-          <w:tcPr>
-            <w:tcW w:type="pct" w:w="2600"/>
-            <w:tcMar>
-              <w:top w:type="dxa" w:w="50"/>
-              <w:left w:type="dxa" w:w="110"/>
-              <w:bottom w:type="dxa" w:w="50"/>
-              <w:right w:type="dxa" w:w="110"/>
-            </w:tcMar>
-          </w:tcPr>
-          <w:p>
-            <w:pPr>
-              <w:spacing w:before="28" w:after="28"/>
-            </w:pPr>
-            <w:r>
-              <w:rPr>
-                <w:sz w:val="15"/>
-                <w:szCs w:val="15"/>
-              </w:rPr>
-              <w:t xml:space="preserve">Normal capacity (denominator)</w:t>
-            </w:r>
-          </w:p>
-        </w:tc>
-        <w:tc>
-          <w:tcPr>
-            <w:tcW w:type="pct" w:w="2400"/>
-            <w:tcMar>
-              <w:top w:type="dxa" w:w="50"/>
-              <w:left w:type="dxa" w:w="110"/>
-              <w:bottom w:type="dxa" w:w="50"/>
-              <w:right w:type="dxa" w:w="110"/>
-            </w:tcMar>
-          </w:tcPr>
-          <w:p>
-            <w:pPr>
-              <w:spacing w:before="28" w:after="28"/>
-            </w:pPr>
-            <w:r>
-              <w:rPr>
-                <w:sz w:val="15"/>
-                <w:szCs w:val="15"/>
-              </w:rPr>
-              <w:t xml:space="preserve">400,000 trays</w:t>
+              <w:t xml:space="preserve">150,000</w:t>
             </w:r>
           </w:p>
         </w:tc>
@@ -14348,56 +14682,7 @@
                 <w:sz w:val="14"/>
                 <w:szCs w:val="14"/>
               </w:rPr>
-              <w:t xml:space="preserve">(30)</w:t>
-            </w:r>
-          </w:p>
-        </w:tc>
-        <w:tc>
-          <w:tcPr>
-            <w:tcW w:type="pct" w:w="2400"/>
-            <w:shd w:fill="FBFAF6" w:val="clear"/>
-            <w:tcMar>
-              <w:top w:type="dxa" w:w="50"/>
-              <w:left w:type="dxa" w:w="110"/>
-              <w:bottom w:type="dxa" w:w="50"/>
-              <w:right w:type="dxa" w:w="110"/>
-            </w:tcMar>
-          </w:tcPr>
-          <w:p>
-            <w:pPr>
-              <w:spacing w:before="28" w:after="28"/>
-            </w:pPr>
-            <w:r>
-              <w:rPr>
-                <w:sz w:val="15"/>
-                <w:szCs w:val="15"/>
-              </w:rPr>
-              <w:t xml:space="preserve">150,000</w:t>
-            </w:r>
-          </w:p>
-        </w:tc>
-      </w:tr>
-      <w:tr>
-        <w:tc>
-          <w:tcPr>
-            <w:tcW w:type="pct" w:w="2600"/>
-            <w:tcMar>
-              <w:top w:type="dxa" w:w="50"/>
-              <w:left w:type="dxa" w:w="110"/>
-              <w:bottom w:type="dxa" w:w="50"/>
-              <w:right w:type="dxa" w:w="110"/>
-            </w:tcMar>
-          </w:tcPr>
-          <w:p>
-            <w:pPr>
-              <w:spacing w:before="28" w:after="28"/>
-            </w:pPr>
-            <w:r>
-              <w:rPr>
-                <w:sz w:val="15"/>
-                <w:szCs w:val="15"/>
-              </w:rPr>
-              <w:t xml:space="preserve">Trays produced / sold (no opening inventory)</w:t>
+              <w:t xml:space="preserve">(34)</w:t>
             </w:r>
           </w:p>
         </w:tc>
@@ -14482,25 +14767,13 @@
                 <w:sz w:val="16"/>
                 <w:szCs w:val="16"/>
               </w:rPr>
-              <w:t xml:space="preserve">Fixed selling and administrative   ·   Product cost under both methods   ·   Variable selling cost per tray   ·   Selling price per tray   ·   Variable manufacturing cost per tray</w:t>
+              <w:t xml:space="preserve">Fixed manufacturing overhead (budget = actual)   ·   Variable selling cost per tray   ·   Trays produced / sold (no opening inventory)   ·   Normal capacity (denominator)   ·   Selling price per tray</w:t>
             </w:r>
           </w:p>
         </w:tc>
       </w:tr>
     </w:tbl>
     <w:p/>
-    <w:p>
-      <w:pPr>
-        <w:pageBreakBefore w:val="true"/>
-        <w:spacing w:after="0"/>
-      </w:pPr>
-      <w:r>
-        <w:rPr>
-          <w:sz w:val="2"/>
-        </w:rPr>
-        <w:t xml:space="preserve"> </w:t>
-      </w:r>
-    </w:p>
     <w:tbl>
       <w:tblPr>
         <w:tblW w:type="pct" w:w="100%"/>
@@ -14631,74 +14904,18 @@
         <w:tc>
           <w:tcPr>
             <w:tcW w:type="pct" w:w="2600"/>
-            <w:tcMar>
-              <w:top w:type="dxa" w:w="50"/>
-              <w:left w:type="dxa" w:w="110"/>
-              <w:bottom w:type="dxa" w:w="50"/>
-              <w:right w:type="dxa" w:w="110"/>
-            </w:tcMar>
-          </w:tcPr>
-          <w:p>
-            <w:pPr>
-              <w:spacing w:before="28" w:after="28"/>
-            </w:pPr>
-            <w:r>
-              <w:rPr>
-                <w:sz w:val="15"/>
-                <w:szCs w:val="15"/>
-              </w:rPr>
-              <w:t xml:space="preserve">(40,000) × $2.00 = (80,000)</w:t>
-            </w:r>
-          </w:p>
-        </w:tc>
-      </w:tr>
-      <w:tr>
-        <w:tc>
-          <w:tcPr>
-            <w:tcW w:type="pct" w:w="2400"/>
-            <w:shd w:fill="FBFAF6" w:val="clear"/>
-            <w:tcMar>
-              <w:top w:type="dxa" w:w="50"/>
-              <w:left w:type="dxa" w:w="110"/>
-              <w:bottom w:type="dxa" w:w="50"/>
-              <w:right w:type="dxa" w:w="110"/>
-            </w:tcMar>
-          </w:tcPr>
-          <w:p>
-            <w:pPr>
-              <w:spacing w:before="28" w:after="28"/>
-            </w:pPr>
-            <w:r>
-              <w:rPr>
-                <w:sz w:val="15"/>
-                <w:szCs w:val="15"/>
-              </w:rPr>
-              <w:t xml:space="preserve">Which method shows higher income?</w:t>
-            </w:r>
-          </w:p>
-        </w:tc>
-        <w:tc>
-          <w:tcPr>
-            <w:tcW w:type="pct" w:w="2600"/>
-            <w:shd w:fill="FBFAF6" w:val="clear"/>
-            <w:tcMar>
-              <w:top w:type="dxa" w:w="50"/>
-              <w:left w:type="dxa" w:w="110"/>
-              <w:bottom w:type="dxa" w:w="50"/>
-              <w:right w:type="dxa" w:w="110"/>
-            </w:tcMar>
-          </w:tcPr>
-          <w:p>
-            <w:pPr>
-              <w:spacing w:before="28" w:after="28"/>
-            </w:pPr>
-            <w:r>
-              <w:rPr>
-                <w:sz w:val="15"/>
-                <w:szCs w:val="15"/>
-              </w:rPr>
-              <w:t xml:space="preserve">Variable costing, because inventory falls and </w:t>
-            </w:r>
+            <w:shd w:fill="FFFFFF" w:val="clear"/>
+            <w:tcMar>
+              <w:top w:type="dxa" w:w="50"/>
+              <w:left w:type="dxa" w:w="110"/>
+              <w:bottom w:type="dxa" w:w="50"/>
+              <w:right w:type="dxa" w:w="110"/>
+            </w:tcMar>
+          </w:tcPr>
+          <w:p>
+            <w:pPr>
+              <w:spacing w:before="46" w:after="46"/>
+            </w:pPr>
             <w:r>
               <w:rPr>
                 <w:b/>
@@ -14707,29 +14924,57 @@
                 <w:sz w:val="14"/>
                 <w:szCs w:val="14"/>
               </w:rPr>
-              <w:t xml:space="preserve"> (31) </w:t>
-            </w:r>
-            <w:r>
-              <w:rPr>
-                <w:u w:val="single"/>
+              <w:t xml:space="preserve">(35)</w:t>
+            </w:r>
+          </w:p>
+        </w:tc>
+      </w:tr>
+      <w:tr>
+        <w:tc>
+          <w:tcPr>
+            <w:tcW w:type="pct" w:w="2400"/>
+            <w:shd w:fill="FBFAF6" w:val="clear"/>
+            <w:tcMar>
+              <w:top w:type="dxa" w:w="50"/>
+              <w:left w:type="dxa" w:w="110"/>
+              <w:bottom w:type="dxa" w:w="50"/>
+              <w:right w:type="dxa" w:w="110"/>
+            </w:tcMar>
+          </w:tcPr>
+          <w:p>
+            <w:pPr>
+              <w:spacing w:before="28" w:after="28"/>
+            </w:pPr>
+            <w:r>
+              <w:rPr>
                 <w:sz w:val="15"/>
                 <w:szCs w:val="15"/>
               </w:rPr>
-              <w:t xml:space="preserve">              </w:t>
-            </w:r>
+              <w:t xml:space="preserve">Which method shows higher income?</w:t>
+            </w:r>
+          </w:p>
+        </w:tc>
+        <w:tc>
+          <w:tcPr>
+            <w:tcW w:type="pct" w:w="2600"/>
+            <w:shd w:fill="FBFAF6" w:val="clear"/>
+            <w:tcMar>
+              <w:top w:type="dxa" w:w="50"/>
+              <w:left w:type="dxa" w:w="110"/>
+              <w:bottom w:type="dxa" w:w="50"/>
+              <w:right w:type="dxa" w:w="110"/>
+            </w:tcMar>
+          </w:tcPr>
+          <w:p>
+            <w:pPr>
+              <w:spacing w:before="28" w:after="28"/>
+            </w:pPr>
             <w:r>
               <w:rPr>
                 <w:sz w:val="15"/>
                 <w:szCs w:val="15"/>
               </w:rPr>
-              <w:t xml:space="preserve"> </w:t>
-            </w:r>
-            <w:r>
-              <w:rPr>
-                <w:sz w:val="15"/>
-                <w:szCs w:val="15"/>
-              </w:rPr>
-              <w:t xml:space="preserve"> releases fixed overhead from earlier years.</w:t>
+              <w:t xml:space="preserve">Variable costing, because inventory falls and absorption costing releases fixed overhead from earlier years.</w:t>
             </w:r>
           </w:p>
         </w:tc>
@@ -14791,7 +15036,7 @@
                 <w:sz w:val="16"/>
                 <w:szCs w:val="16"/>
               </w:rPr>
-              <w:t xml:space="preserve">absorption costing   ·   Various accounts</w:t>
+              <w:t xml:space="preserve">Product cost under both methods   ·   (40,000) × $2.00 = (80,000)</w:t>
             </w:r>
           </w:p>
         </w:tc>
@@ -14928,6 +15173,104 @@
         <w:tc>
           <w:tcPr>
             <w:tcW w:type="pct" w:w="2412"/>
+            <w:tcMar>
+              <w:top w:type="dxa" w:w="50"/>
+              <w:left w:type="dxa" w:w="110"/>
+              <w:bottom w:type="dxa" w:w="50"/>
+              <w:right w:type="dxa" w:w="110"/>
+            </w:tcMar>
+          </w:tcPr>
+          <w:p>
+            <w:pPr>
+              <w:spacing w:before="28" w:after="28"/>
+            </w:pPr>
+            <w:r>
+              <w:rPr>
+                <w:sz w:val="15"/>
+                <w:szCs w:val="15"/>
+              </w:rPr>
+              <w:t xml:space="preserve">Product cost under both methods</w:t>
+            </w:r>
+          </w:p>
+        </w:tc>
+      </w:tr>
+      <w:tr>
+        <w:tc>
+          <w:tcPr>
+            <w:tcW w:type="pct" w:w="2588"/>
+            <w:shd w:fill="FBFAF6" w:val="clear"/>
+            <w:tcMar>
+              <w:top w:type="dxa" w:w="50"/>
+              <w:left w:type="dxa" w:w="110"/>
+              <w:bottom w:type="dxa" w:w="50"/>
+              <w:right w:type="dxa" w:w="110"/>
+            </w:tcMar>
+          </w:tcPr>
+          <w:p>
+            <w:pPr>
+              <w:spacing w:before="28" w:after="28"/>
+            </w:pPr>
+            <w:r>
+              <w:rPr>
+                <w:sz w:val="15"/>
+                <w:szCs w:val="15"/>
+              </w:rPr>
+              <w:t xml:space="preserve">Depreciation of the halva line</w:t>
+            </w:r>
+          </w:p>
+        </w:tc>
+        <w:tc>
+          <w:tcPr>
+            <w:tcW w:type="pct" w:w="2412"/>
+            <w:shd w:fill="FBFAF6" w:val="clear"/>
+            <w:tcMar>
+              <w:top w:type="dxa" w:w="50"/>
+              <w:left w:type="dxa" w:w="110"/>
+              <w:bottom w:type="dxa" w:w="50"/>
+              <w:right w:type="dxa" w:w="110"/>
+            </w:tcMar>
+          </w:tcPr>
+          <w:p>
+            <w:pPr>
+              <w:spacing w:before="28" w:after="28"/>
+            </w:pPr>
+            <w:r>
+              <w:rPr>
+                <w:sz w:val="15"/>
+                <w:szCs w:val="15"/>
+              </w:rPr>
+              <w:t xml:space="preserve">Product cost under absorption only</w:t>
+            </w:r>
+          </w:p>
+        </w:tc>
+      </w:tr>
+      <w:tr>
+        <w:tc>
+          <w:tcPr>
+            <w:tcW w:type="pct" w:w="2588"/>
+            <w:tcMar>
+              <w:top w:type="dxa" w:w="50"/>
+              <w:left w:type="dxa" w:w="110"/>
+              <w:bottom w:type="dxa" w:w="50"/>
+              <w:right w:type="dxa" w:w="110"/>
+            </w:tcMar>
+          </w:tcPr>
+          <w:p>
+            <w:pPr>
+              <w:spacing w:before="28" w:after="28"/>
+            </w:pPr>
+            <w:r>
+              <w:rPr>
+                <w:sz w:val="15"/>
+                <w:szCs w:val="15"/>
+              </w:rPr>
+              <w:t xml:space="preserve">Variable selling cost</w:t>
+            </w:r>
+          </w:p>
+        </w:tc>
+        <w:tc>
+          <w:tcPr>
+            <w:tcW w:type="pct" w:w="2412"/>
             <w:shd w:fill="FFFFFF" w:val="clear"/>
             <w:tcMar>
               <w:top w:type="dxa" w:w="50"/>
@@ -14948,7 +15291,7 @@
                 <w:sz w:val="14"/>
                 <w:szCs w:val="14"/>
               </w:rPr>
-              <w:t xml:space="preserve">(32)</w:t>
+              <w:t xml:space="preserve">(36)</w:t>
             </w:r>
           </w:p>
         </w:tc>
@@ -14974,56 +15317,7 @@
                 <w:sz w:val="15"/>
                 <w:szCs w:val="15"/>
               </w:rPr>
-              <w:t xml:space="preserve">Depreciation of the halva line</w:t>
-            </w:r>
-          </w:p>
-        </w:tc>
-        <w:tc>
-          <w:tcPr>
-            <w:tcW w:type="pct" w:w="2412"/>
-            <w:shd w:fill="FBFAF6" w:val="clear"/>
-            <w:tcMar>
-              <w:top w:type="dxa" w:w="50"/>
-              <w:left w:type="dxa" w:w="110"/>
-              <w:bottom w:type="dxa" w:w="50"/>
-              <w:right w:type="dxa" w:w="110"/>
-            </w:tcMar>
-          </w:tcPr>
-          <w:p>
-            <w:pPr>
-              <w:spacing w:before="28" w:after="28"/>
-            </w:pPr>
-            <w:r>
-              <w:rPr>
-                <w:sz w:val="15"/>
-                <w:szCs w:val="15"/>
-              </w:rPr>
-              <w:t xml:space="preserve">Product cost under absorption only</w:t>
-            </w:r>
-          </w:p>
-        </w:tc>
-      </w:tr>
-      <w:tr>
-        <w:tc>
-          <w:tcPr>
-            <w:tcW w:type="pct" w:w="2588"/>
-            <w:tcMar>
-              <w:top w:type="dxa" w:w="50"/>
-              <w:left w:type="dxa" w:w="110"/>
-              <w:bottom w:type="dxa" w:w="50"/>
-              <w:right w:type="dxa" w:w="110"/>
-            </w:tcMar>
-          </w:tcPr>
-          <w:p>
-            <w:pPr>
-              <w:spacing w:before="28" w:after="28"/>
-            </w:pPr>
-            <w:r>
-              <w:rPr>
-                <w:sz w:val="15"/>
-                <w:szCs w:val="15"/>
-              </w:rPr>
-              <w:t xml:space="preserve">Variable selling cost</w:t>
+              <w:t xml:space="preserve">Variable manufacturing overhead</w:t>
             </w:r>
           </w:p>
         </w:tc>
@@ -15050,57 +15344,7 @@
                 <w:sz w:val="14"/>
                 <w:szCs w:val="14"/>
               </w:rPr>
-              <w:t xml:space="preserve">(33)</w:t>
-            </w:r>
-          </w:p>
-        </w:tc>
-      </w:tr>
-      <w:tr>
-        <w:tc>
-          <w:tcPr>
-            <w:tcW w:type="pct" w:w="2588"/>
-            <w:shd w:fill="FBFAF6" w:val="clear"/>
-            <w:tcMar>
-              <w:top w:type="dxa" w:w="50"/>
-              <w:left w:type="dxa" w:w="110"/>
-              <w:bottom w:type="dxa" w:w="50"/>
-              <w:right w:type="dxa" w:w="110"/>
-            </w:tcMar>
-          </w:tcPr>
-          <w:p>
-            <w:pPr>
-              <w:spacing w:before="28" w:after="28"/>
-            </w:pPr>
-            <w:r>
-              <w:rPr>
-                <w:sz w:val="15"/>
-                <w:szCs w:val="15"/>
-              </w:rPr>
-              <w:t xml:space="preserve">Variable manufacturing overhead</w:t>
-            </w:r>
-          </w:p>
-        </w:tc>
-        <w:tc>
-          <w:tcPr>
-            <w:tcW w:type="pct" w:w="2412"/>
-            <w:shd w:fill="FBFAF6" w:val="clear"/>
-            <w:tcMar>
-              <w:top w:type="dxa" w:w="50"/>
-              <w:left w:type="dxa" w:w="110"/>
-              <w:bottom w:type="dxa" w:w="50"/>
-              <w:right w:type="dxa" w:w="110"/>
-            </w:tcMar>
-          </w:tcPr>
-          <w:p>
-            <w:pPr>
-              <w:spacing w:before="28" w:after="28"/>
-            </w:pPr>
-            <w:r>
-              <w:rPr>
-                <w:sz w:val="15"/>
-                <w:szCs w:val="15"/>
-              </w:rPr>
-              <w:t xml:space="preserve">Product cost under both methods</w:t>
+              <w:t xml:space="preserve">(37)</w:t>
             </w:r>
           </w:p>
         </w:tc>
@@ -15201,7 +15445,7 @@
                 <w:sz w:val="14"/>
                 <w:szCs w:val="14"/>
               </w:rPr>
-              <w:t xml:space="preserve">(34)</w:t>
+              <w:t xml:space="preserve">(38)</w:t>
             </w:r>
           </w:p>
         </w:tc>
@@ -15263,13 +15507,25 @@
                 <w:sz w:val="16"/>
                 <w:szCs w:val="16"/>
               </w:rPr>
-              <w:t xml:space="preserve">Period cost under both methods   ·   Which method shows higher income?   ·   Product cost under absorption only   ·   Product cost under both methods</w:t>
+              <w:t xml:space="preserve">Product cost under both methods   ·   Product cost under absorption only   ·   Period cost under both methods   ·   (40,000) × $2.00 = (80,000)</w:t>
             </w:r>
           </w:p>
         </w:tc>
       </w:tr>
     </w:tbl>
     <w:p/>
+    <w:p>
+      <w:pPr>
+        <w:pageBreakBefore w:val="true"/>
+        <w:spacing w:after="0"/>
+      </w:pPr>
+      <w:r>
+        <w:rPr>
+          <w:sz w:val="2"/>
+        </w:rPr>
+        <w:t xml:space="preserve"> </w:t>
+      </w:r>
+    </w:p>
     <w:p>
       <w:pPr>
         <w:spacing w:before="44" w:after="10"/>
@@ -15406,18 +15662,6 @@
       </w:tr>
     </w:tbl>
     <w:p/>
-    <w:p>
-      <w:pPr>
-        <w:pageBreakBefore w:val="true"/>
-        <w:spacing w:after="0"/>
-      </w:pPr>
-      <w:r>
-        <w:rPr>
-          <w:sz w:val="2"/>
-        </w:rPr>
-        <w:t xml:space="preserve"> </w:t>
-      </w:r>
-    </w:p>
     <w:tbl>
       <w:tblPr>
         <w:tblW w:type="pct" w:w="100%"/>
@@ -15848,14 +16092,14 @@
                 <w:sz w:val="16"/>
                 <w:szCs w:val="16"/>
               </w:rPr>
-              <w:t xml:space="preserve">19  </w:t>
-            </w:r>
-            <w:r>
-              <w:rPr>
-                <w:sz w:val="16"/>
-                <w:szCs w:val="16"/>
-              </w:rPr>
-              <w:t xml:space="preserve">Variable manufacturing costs</w:t>
+              <w:t xml:space="preserve">21  </w:t>
+            </w:r>
+            <w:r>
+              <w:rPr>
+                <w:sz w:val="16"/>
+                <w:szCs w:val="16"/>
+              </w:rPr>
+              <w:t xml:space="preserve">Totals</w:t>
             </w:r>
           </w:p>
         </w:tc>
@@ -15916,14 +16160,14 @@
                 <w:sz w:val="16"/>
                 <w:szCs w:val="16"/>
               </w:rPr>
-              <w:t xml:space="preserve">20  </w:t>
-            </w:r>
-            <w:r>
-              <w:rPr>
-                <w:sz w:val="16"/>
-                <w:szCs w:val="16"/>
-              </w:rPr>
-              <w:t xml:space="preserve">Totals</w:t>
+              <w:t xml:space="preserve">22  </w:t>
+            </w:r>
+            <w:r>
+              <w:rPr>
+                <w:sz w:val="16"/>
+                <w:szCs w:val="16"/>
+              </w:rPr>
+              <w:t xml:space="preserve">finished</w:t>
             </w:r>
           </w:p>
         </w:tc>
@@ -15984,14 +16228,14 @@
                 <w:sz w:val="16"/>
                 <w:szCs w:val="16"/>
               </w:rPr>
-              <w:t xml:space="preserve">21  </w:t>
-            </w:r>
-            <w:r>
-              <w:rPr>
-                <w:sz w:val="16"/>
-                <w:szCs w:val="16"/>
-              </w:rPr>
-              <w:t xml:space="preserve">Opening</w:t>
+              <w:t xml:space="preserve">23  </w:t>
+            </w:r>
+            <w:r>
+              <w:rPr>
+                <w:sz w:val="16"/>
+                <w:szCs w:val="16"/>
+              </w:rPr>
+              <w:t xml:space="preserve">produced</w:t>
             </w:r>
           </w:p>
         </w:tc>
@@ -16052,14 +16296,14 @@
                 <w:sz w:val="16"/>
                 <w:szCs w:val="16"/>
               </w:rPr>
-              <w:t xml:space="preserve">22  </w:t>
-            </w:r>
-            <w:r>
-              <w:rPr>
-                <w:sz w:val="16"/>
-                <w:szCs w:val="16"/>
-              </w:rPr>
-              <w:t xml:space="preserve">Income</w:t>
+              <w:t xml:space="preserve">24  </w:t>
+            </w:r>
+            <w:r>
+              <w:rPr>
+                <w:sz w:val="16"/>
+                <w:szCs w:val="16"/>
+              </w:rPr>
+              <w:t xml:space="preserve">overproduction</w:t>
             </w:r>
           </w:p>
         </w:tc>
@@ -16120,14 +16364,14 @@
                 <w:sz w:val="16"/>
                 <w:szCs w:val="16"/>
               </w:rPr>
-              <w:t xml:space="preserve">23  </w:t>
-            </w:r>
-            <w:r>
-              <w:rPr>
-                <w:sz w:val="16"/>
-                <w:szCs w:val="16"/>
-              </w:rPr>
-              <w:t xml:space="preserve">inventory</w:t>
+              <w:t xml:space="preserve">25  </w:t>
+            </w:r>
+            <w:r>
+              <w:rPr>
+                <w:sz w:val="16"/>
+                <w:szCs w:val="16"/>
+              </w:rPr>
+              <w:t xml:space="preserve">Opening</w:t>
             </w:r>
           </w:p>
         </w:tc>
@@ -16188,14 +16432,14 @@
                 <w:sz w:val="16"/>
                 <w:szCs w:val="16"/>
               </w:rPr>
-              <w:t xml:space="preserve">24  </w:t>
-            </w:r>
-            <w:r>
-              <w:rPr>
-                <w:sz w:val="16"/>
-                <w:szCs w:val="16"/>
-              </w:rPr>
-              <w:t xml:space="preserve">production</w:t>
+              <w:t xml:space="preserve">26  </w:t>
+            </w:r>
+            <w:r>
+              <w:rPr>
+                <w:sz w:val="16"/>
+                <w:szCs w:val="16"/>
+              </w:rPr>
+              <w:t xml:space="preserve">Income</w:t>
             </w:r>
           </w:p>
         </w:tc>
@@ -16256,14 +16500,14 @@
                 <w:sz w:val="16"/>
                 <w:szCs w:val="16"/>
               </w:rPr>
-              <w:t xml:space="preserve">25  </w:t>
-            </w:r>
-            <w:r>
-              <w:rPr>
-                <w:sz w:val="16"/>
-                <w:szCs w:val="16"/>
-              </w:rPr>
-              <w:t xml:space="preserve">difference</w:t>
+              <w:t xml:space="preserve">27  </w:t>
+            </w:r>
+            <w:r>
+              <w:rPr>
+                <w:sz w:val="16"/>
+                <w:szCs w:val="16"/>
+              </w:rPr>
+              <w:t xml:space="preserve">inventory</w:t>
             </w:r>
           </w:p>
         </w:tc>
@@ -16324,14 +16568,14 @@
                 <w:sz w:val="16"/>
                 <w:szCs w:val="16"/>
               </w:rPr>
-              <w:t xml:space="preserve">26  </w:t>
-            </w:r>
-            <w:r>
-              <w:rPr>
-                <w:sz w:val="16"/>
-                <w:szCs w:val="16"/>
-              </w:rPr>
-              <w:t xml:space="preserve">inventory</w:t>
+              <w:t xml:space="preserve">28  </w:t>
+            </w:r>
+            <w:r>
+              <w:rPr>
+                <w:sz w:val="16"/>
+                <w:szCs w:val="16"/>
+              </w:rPr>
+              <w:t xml:space="preserve">production</w:t>
             </w:r>
           </w:p>
         </w:tc>
@@ -16392,14 +16636,14 @@
                 <w:sz w:val="16"/>
                 <w:szCs w:val="16"/>
               </w:rPr>
-              <w:t xml:space="preserve">27  </w:t>
-            </w:r>
-            <w:r>
-              <w:rPr>
-                <w:sz w:val="16"/>
-                <w:szCs w:val="16"/>
-              </w:rPr>
-              <w:t xml:space="preserve">Selling price per tray</w:t>
+              <w:t xml:space="preserve">29  </w:t>
+            </w:r>
+            <w:r>
+              <w:rPr>
+                <w:sz w:val="16"/>
+                <w:szCs w:val="16"/>
+              </w:rPr>
+              <w:t xml:space="preserve">difference</w:t>
             </w:r>
           </w:p>
         </w:tc>
@@ -16460,14 +16704,14 @@
                 <w:sz w:val="16"/>
                 <w:szCs w:val="16"/>
               </w:rPr>
-              <w:t xml:space="preserve">28  </w:t>
-            </w:r>
-            <w:r>
-              <w:rPr>
-                <w:sz w:val="16"/>
-                <w:szCs w:val="16"/>
-              </w:rPr>
-              <w:t xml:space="preserve">Variable manufacturing cost per tray</w:t>
+              <w:t xml:space="preserve">30  </w:t>
+            </w:r>
+            <w:r>
+              <w:rPr>
+                <w:sz w:val="16"/>
+                <w:szCs w:val="16"/>
+              </w:rPr>
+              <w:t xml:space="preserve">inventory</w:t>
             </w:r>
           </w:p>
         </w:tc>
@@ -16528,7 +16772,7 @@
                 <w:sz w:val="16"/>
                 <w:szCs w:val="16"/>
               </w:rPr>
-              <w:t xml:space="preserve">29  </w:t>
+              <w:t xml:space="preserve">31  </w:t>
             </w:r>
             <w:r>
               <w:rPr>
@@ -16570,7 +16814,7 @@
                 <w:sz w:val="16"/>
                 <w:szCs w:val="16"/>
               </w:rPr>
-              <w:t xml:space="preserve">Fixed MOH Control</w:t>
+              <w:t xml:space="preserve">contribution</w:t>
             </w:r>
           </w:p>
         </w:tc>
@@ -16596,14 +16840,14 @@
                 <w:sz w:val="16"/>
                 <w:szCs w:val="16"/>
               </w:rPr>
-              <w:t xml:space="preserve">30  </w:t>
-            </w:r>
-            <w:r>
-              <w:rPr>
-                <w:sz w:val="16"/>
-                <w:szCs w:val="16"/>
-              </w:rPr>
-              <w:t xml:space="preserve">Fixed selling and administrative</w:t>
+              <w:t xml:space="preserve">32  </w:t>
+            </w:r>
+            <w:r>
+              <w:rPr>
+                <w:sz w:val="16"/>
+                <w:szCs w:val="16"/>
+              </w:rPr>
+              <w:t xml:space="preserve">Fixed manufacturing overhead (budget = actual)</w:t>
             </w:r>
           </w:p>
         </w:tc>
@@ -16638,7 +16882,7 @@
                 <w:sz w:val="16"/>
                 <w:szCs w:val="16"/>
               </w:rPr>
-              <w:t xml:space="preserve">Variable manufacturing costs</w:t>
+              <w:t xml:space="preserve">Fixed MOH Control</w:t>
             </w:r>
           </w:p>
         </w:tc>
@@ -16664,14 +16908,14 @@
                 <w:sz w:val="16"/>
                 <w:szCs w:val="16"/>
               </w:rPr>
-              <w:t xml:space="preserve">31  </w:t>
-            </w:r>
-            <w:r>
-              <w:rPr>
-                <w:sz w:val="16"/>
-                <w:szCs w:val="16"/>
-              </w:rPr>
-              <w:t xml:space="preserve">absorption costing</w:t>
+              <w:t xml:space="preserve">33  </w:t>
+            </w:r>
+            <w:r>
+              <w:rPr>
+                <w:sz w:val="16"/>
+                <w:szCs w:val="16"/>
+              </w:rPr>
+              <w:t xml:space="preserve">Normal capacity (denominator)</w:t>
             </w:r>
           </w:p>
         </w:tc>
@@ -16706,7 +16950,7 @@
                 <w:sz w:val="16"/>
                 <w:szCs w:val="16"/>
               </w:rPr>
-              <w:t xml:space="preserve">Finished Goods Inventory</w:t>
+              <w:t xml:space="preserve">Variable manufacturing costs</w:t>
             </w:r>
           </w:p>
         </w:tc>
@@ -16732,14 +16976,14 @@
                 <w:sz w:val="16"/>
                 <w:szCs w:val="16"/>
               </w:rPr>
-              <w:t xml:space="preserve">32  </w:t>
-            </w:r>
-            <w:r>
-              <w:rPr>
-                <w:sz w:val="16"/>
-                <w:szCs w:val="16"/>
-              </w:rPr>
-              <w:t xml:space="preserve">Product cost under both methods</w:t>
+              <w:t xml:space="preserve">34  </w:t>
+            </w:r>
+            <w:r>
+              <w:rPr>
+                <w:sz w:val="16"/>
+                <w:szCs w:val="16"/>
+              </w:rPr>
+              <w:t xml:space="preserve">Trays produced / sold (no opening inventory)</w:t>
             </w:r>
           </w:p>
         </w:tc>
@@ -16774,7 +17018,7 @@
                 <w:sz w:val="16"/>
                 <w:szCs w:val="16"/>
               </w:rPr>
-              <w:t xml:space="preserve">Cost of Goods Sold</w:t>
+              <w:t xml:space="preserve">Finished Goods Inventory</w:t>
             </w:r>
           </w:p>
         </w:tc>
@@ -16800,14 +17044,14 @@
                 <w:sz w:val="16"/>
                 <w:szCs w:val="16"/>
               </w:rPr>
-              <w:t xml:space="preserve">33  </w:t>
-            </w:r>
-            <w:r>
-              <w:rPr>
-                <w:sz w:val="16"/>
-                <w:szCs w:val="16"/>
-              </w:rPr>
-              <w:t xml:space="preserve">Period cost under both methods</w:t>
+              <w:t xml:space="preserve">35  </w:t>
+            </w:r>
+            <w:r>
+              <w:rPr>
+                <w:sz w:val="16"/>
+                <w:szCs w:val="16"/>
+              </w:rPr>
+              <w:t xml:space="preserve">(40,000) × $2.00 = (80,000)</w:t>
             </w:r>
           </w:p>
         </w:tc>
@@ -16842,7 +17086,7 @@
                 <w:sz w:val="16"/>
                 <w:szCs w:val="16"/>
               </w:rPr>
-              <w:t xml:space="preserve">Totals</w:t>
+              <w:t xml:space="preserve">Cost of Goods Sold</w:t>
             </w:r>
           </w:p>
         </w:tc>
@@ -16868,14 +17112,14 @@
                 <w:sz w:val="16"/>
                 <w:szCs w:val="16"/>
               </w:rPr>
-              <w:t xml:space="preserve">34  </w:t>
-            </w:r>
-            <w:r>
-              <w:rPr>
-                <w:sz w:val="16"/>
-                <w:szCs w:val="16"/>
-              </w:rPr>
-              <w:t xml:space="preserve">Product cost under absorption only</w:t>
+              <w:t xml:space="preserve">36  </w:t>
+            </w:r>
+            <w:r>
+              <w:rPr>
+                <w:sz w:val="16"/>
+                <w:szCs w:val="16"/>
+              </w:rPr>
+              <w:t xml:space="preserve">Period cost under both methods</w:t>
             </w:r>
           </w:p>
         </w:tc>
@@ -16910,7 +17154,7 @@
                 <w:sz w:val="16"/>
                 <w:szCs w:val="16"/>
               </w:rPr>
-              <w:t xml:space="preserve">Fixed MOH Expense</w:t>
+              <w:t xml:space="preserve">Totals</w:t>
             </w:r>
           </w:p>
         </w:tc>
@@ -16936,14 +17180,14 @@
                 <w:sz w:val="16"/>
                 <w:szCs w:val="16"/>
               </w:rPr>
-              <w:t xml:space="preserve">35  </w:t>
-            </w:r>
-            <w:r>
-              <w:rPr>
-                <w:sz w:val="16"/>
-                <w:szCs w:val="16"/>
-              </w:rPr>
-              <w:t xml:space="preserve">contribution margin</w:t>
+              <w:t xml:space="preserve">37  </w:t>
+            </w:r>
+            <w:r>
+              <w:rPr>
+                <w:sz w:val="16"/>
+                <w:szCs w:val="16"/>
+              </w:rPr>
+              <w:t xml:space="preserve">Product cost under both methods</w:t>
             </w:r>
           </w:p>
         </w:tc>
@@ -16978,7 +17222,7 @@
                 <w:sz w:val="16"/>
                 <w:szCs w:val="16"/>
               </w:rPr>
-              <w:t xml:space="preserve">Finished Goods Inventory</w:t>
+              <w:t xml:space="preserve">Fixed MOH Expense</w:t>
             </w:r>
           </w:p>
         </w:tc>
@@ -17004,7 +17248,143 @@
                 <w:sz w:val="16"/>
                 <w:szCs w:val="16"/>
               </w:rPr>
-              <w:t xml:space="preserve">36  </w:t>
+              <w:t xml:space="preserve">38  </w:t>
+            </w:r>
+            <w:r>
+              <w:rPr>
+                <w:sz w:val="16"/>
+                <w:szCs w:val="16"/>
+              </w:rPr>
+              <w:t xml:space="preserve">Product cost under absorption only</w:t>
+            </w:r>
+          </w:p>
+        </w:tc>
+      </w:tr>
+      <w:tr>
+        <w:tc>
+          <w:tcPr>
+            <w:tcW w:type="pct" w:w="2500"/>
+            <w:tcMar>
+              <w:top w:type="dxa" w:w="20"/>
+              <w:left w:type="dxa" w:w="80"/>
+              <w:bottom w:type="dxa" w:w="20"/>
+              <w:right w:type="dxa" w:w="80"/>
+            </w:tcMar>
+          </w:tcPr>
+          <w:p>
+            <w:pPr>
+              <w:spacing w:before="12" w:after="12"/>
+            </w:pPr>
+            <w:r>
+              <w:rPr>
+                <w:b/>
+                <w:bCs/>
+                <w:color w:val="8186EF"/>
+                <w:sz w:val="16"/>
+                <w:szCs w:val="16"/>
+              </w:rPr>
+              <w:t xml:space="preserve">19  </w:t>
+            </w:r>
+            <w:r>
+              <w:rPr>
+                <w:sz w:val="16"/>
+                <w:szCs w:val="16"/>
+              </w:rPr>
+              <w:t xml:space="preserve">Finished Goods Inventory</w:t>
+            </w:r>
+          </w:p>
+        </w:tc>
+        <w:tc>
+          <w:tcPr>
+            <w:tcW w:type="pct" w:w="2500"/>
+            <w:tcMar>
+              <w:top w:type="dxa" w:w="20"/>
+              <w:left w:type="dxa" w:w="80"/>
+              <w:bottom w:type="dxa" w:w="20"/>
+              <w:right w:type="dxa" w:w="80"/>
+            </w:tcMar>
+          </w:tcPr>
+          <w:p>
+            <w:pPr>
+              <w:spacing w:before="12" w:after="12"/>
+            </w:pPr>
+            <w:r>
+              <w:rPr>
+                <w:b/>
+                <w:bCs/>
+                <w:color w:val="8186EF"/>
+                <w:sz w:val="16"/>
+                <w:szCs w:val="16"/>
+              </w:rPr>
+              <w:t xml:space="preserve">39  </w:t>
+            </w:r>
+            <w:r>
+              <w:rPr>
+                <w:sz w:val="16"/>
+                <w:szCs w:val="16"/>
+              </w:rPr>
+              <w:t xml:space="preserve">contribution margin</w:t>
+            </w:r>
+          </w:p>
+        </w:tc>
+      </w:tr>
+      <w:tr>
+        <w:tc>
+          <w:tcPr>
+            <w:tcW w:type="pct" w:w="2500"/>
+            <w:tcMar>
+              <w:top w:type="dxa" w:w="20"/>
+              <w:left w:type="dxa" w:w="80"/>
+              <w:bottom w:type="dxa" w:w="20"/>
+              <w:right w:type="dxa" w:w="80"/>
+            </w:tcMar>
+          </w:tcPr>
+          <w:p>
+            <w:pPr>
+              <w:spacing w:before="12" w:after="12"/>
+            </w:pPr>
+            <w:r>
+              <w:rPr>
+                <w:b/>
+                <w:bCs/>
+                <w:color w:val="8186EF"/>
+                <w:sz w:val="16"/>
+                <w:szCs w:val="16"/>
+              </w:rPr>
+              <w:t xml:space="preserve">20  </w:t>
+            </w:r>
+            <w:r>
+              <w:rPr>
+                <w:sz w:val="16"/>
+                <w:szCs w:val="16"/>
+              </w:rPr>
+              <w:t xml:space="preserve">Variable manufacturing costs</w:t>
+            </w:r>
+          </w:p>
+        </w:tc>
+        <w:tc>
+          <w:tcPr>
+            <w:tcW w:type="pct" w:w="2500"/>
+            <w:tcMar>
+              <w:top w:type="dxa" w:w="20"/>
+              <w:left w:type="dxa" w:w="80"/>
+              <w:bottom w:type="dxa" w:w="20"/>
+              <w:right w:type="dxa" w:w="80"/>
+            </w:tcMar>
+          </w:tcPr>
+          <w:p>
+            <w:pPr>
+              <w:spacing w:before="12" w:after="12"/>
+            </w:pPr>
+            <w:r>
+              <w:rPr>
+                <w:b/>
+                <w:bCs/>
+                <w:color w:val="8186EF"/>
+                <w:sz w:val="16"/>
+                <w:szCs w:val="16"/>
+              </w:rPr>
+              <w:t xml:space="preserve">40  </w:t>
             </w:r>
             <w:r>
               <w:rPr>
@@ -17054,7 +17434,7 @@
           <w:sz w:val="15"/>
           <w:szCs w:val="15"/>
         </w:rPr>
-        <w:t xml:space="preserve">This example records the year under both methods, follows finished goods and cost of goods sold, and shows how income responds to production. The statements and the reconciliation are exam-core; the entries are for depth. Units: opening inventory 40,000 cases; produced 850,000; sold 830,000; closing 60,000. Costs per case: variable manufacturing $10.60; fixed overhead $2.00 at normal capacity; variable selling $1.20; price $20.00. Fixed costs: manufacturing overhead $1,800,000; selling and administrative $2,100,000. Record production and sales under each method, compare finished goods and cost of goods sold, prepare both statements and reconcile the incomes. Absorption: fixed overhead applied 850,000 × $2.00 = $1,700,000; production-volume variance $100,000; operating income $2,946,000. Variable costing: contribution margin $6,806,000 − fixed costs $3,900,000 = $2,906,000. Reconciliation: (60,000 − 40,000) × $2.00 = $40,000.</w:t>
+        <w:t xml:space="preserve">This example records the year under both methods, follows finished goods and cost of goods sold, and shows how income responds to production. The statements and the reconciliation are exam-core; the entries are for depth. Units: opening inventory 40,000 cases; produced 850,000; sold 830,000; closing 60,000. Costs per case: variable manufacturing $10.60; fixed overhead $2.00 at normal capacity; variable selling $1.20; price $20.00. Fixed costs: manufacturing overhead $1,800,000; selling and administrative $2,100,000. Record production and sales under each method, compare finished goods and cost of goods sold, prepare both statements and reconcile the incomes. Absorption: fixed overhead applied 850,000 × $2.00 = $1,700,000; production-volume variance $100,000; operating income $2,946,000. Variable costing: contribution margin $6,806,000 − fixed costs $3,900,000 = $2,906,000. Reconciliation: (60,000 − 40,000) × $2.00 = $40,000. Only the treatment of fixed overhead differs.</w:t>
       </w:r>
     </w:p>
     <w:p>
@@ -17078,7 +17458,7 @@
           <w:sz w:val="15"/>
           <w:szCs w:val="15"/>
         </w:rPr>
-        <w:t xml:space="preserve">Finished goods difference: $756,000 − $636,000 = 60,000 × $2.00. Opening difference: $504,000 − $424,000 = 40,000 × $2.00. Income difference: $2,946,000 − $2,906,000 = $40,000 = the change in fixed overhead held in inventory.</w:t>
+        <w:t xml:space="preserve">Ending finished goods are $756,000 under absorption and $636,000 under variable costing. Variable costing income does not move. Absorption income rises by $2.00 for each extra case produced, which is why absorption income alone can reward overproduction.</w:t>
       </w:r>
     </w:p>
     <w:p>
@@ -17095,6 +17475,30 @@
           <w:szCs w:val="15"/>
         </w:rPr>
         <w:t xml:space="preserve">Summary 3   </w:t>
+      </w:r>
+      <w:r>
+        <w:rPr>
+          <w:color w:val="6B7280"/>
+          <w:sz w:val="15"/>
+          <w:szCs w:val="15"/>
+        </w:rPr>
+        <w:t xml:space="preserve">Finished goods difference: $756,000 − $636,000 = 60,000 × $2.00. Opening difference: $504,000 − $424,000 = 40,000 × $2.00. Income difference: $2,946,000 − $2,906,000 = $40,000 = the change in fixed overhead held in inventory.</w:t>
+      </w:r>
+    </w:p>
+    <w:p>
+      <w:pPr>
+        <w:spacing w:before="20" w:after="20"/>
+        <w:ind w:left="240" w:hanging="240"/>
+      </w:pPr>
+      <w:r>
+        <w:rPr>
+          <w:b/>
+          <w:bCs/>
+          <w:color w:val="353A7C"/>
+          <w:sz w:val="15"/>
+          <w:szCs w:val="15"/>
+        </w:rPr>
+        <w:t xml:space="preserve">Summary 4   </w:t>
       </w:r>
       <w:r>
         <w:rPr>

--- a/CMA_Summaries_B2_Ch09.docx
+++ b/CMA_Summaries_B2_Ch09.docx
@@ -231,7 +231,7 @@
           <w:sz w:val="16"/>
           <w:szCs w:val="16"/>
         </w:rPr>
-        <w:t xml:space="preserve">      gaps 4–9</w:t>
+        <w:t xml:space="preserve">      gaps 4–7</w:t>
       </w:r>
     </w:p>
     <w:p>
@@ -283,7 +283,21 @@
           <w:sz w:val="19"/>
           <w:szCs w:val="19"/>
         </w:rPr>
-        <w:t xml:space="preserve">Variable costing, also called </w:t>
+        <w:t xml:space="preserve">Variable costing, also called direct costing, treats only variable manufacturing costs as product costs; fixed manufacturing overhead is a period cost. </w:t>
+      </w:r>
+      <w:r>
+        <w:rPr>
+          <w:sz w:val="19"/>
+          <w:szCs w:val="19"/>
+        </w:rPr>
+        <w:t xml:space="preserve">That is the only difference. </w:t>
+      </w:r>
+      <w:r>
+        <w:rPr>
+          <w:sz w:val="19"/>
+          <w:szCs w:val="19"/>
+        </w:rPr>
+        <w:t xml:space="preserve">Both </w:t>
       </w:r>
       <w:r>
         <w:rPr>
@@ -315,7 +329,7 @@
           <w:sz w:val="19"/>
           <w:szCs w:val="19"/>
         </w:rPr>
-        <w:t xml:space="preserve"> costing, treats only variable manufacturing costs as product costs; fixed manufacturing overhead is a </w:t>
+        <w:t xml:space="preserve"> treat materials, labor and variable overhead as product costs, and both </w:t>
       </w:r>
       <w:r>
         <w:rPr>
@@ -347,21 +361,7 @@
           <w:sz w:val="19"/>
           <w:szCs w:val="19"/>
         </w:rPr>
-        <w:t xml:space="preserve"> cost. </w:t>
-      </w:r>
-      <w:r>
-        <w:rPr>
-          <w:sz w:val="19"/>
-          <w:szCs w:val="19"/>
-        </w:rPr>
-        <w:t xml:space="preserve">That is the only difference. </w:t>
-      </w:r>
-      <w:r>
-        <w:rPr>
-          <w:sz w:val="19"/>
-          <w:szCs w:val="19"/>
-        </w:rPr>
-        <w:t xml:space="preserve">Both methods treat </w:t>
+        <w:t xml:space="preserve"> all selling and </w:t>
       </w:r>
       <w:r>
         <w:rPr>
@@ -372,70 +372,6 @@
           <w:szCs w:val="15"/>
         </w:rPr>
         <w:t xml:space="preserve"> (7) </w:t>
-      </w:r>
-      <w:r>
-        <w:rPr>
-          <w:u w:val="single"/>
-          <w:sz w:val="19"/>
-          <w:szCs w:val="19"/>
-        </w:rPr>
-        <w:t xml:space="preserve">           </w:t>
-      </w:r>
-      <w:r>
-        <w:rPr>
-          <w:sz w:val="19"/>
-          <w:szCs w:val="19"/>
-        </w:rPr>
-        <w:t xml:space="preserve"> </w:t>
-      </w:r>
-      <w:r>
-        <w:rPr>
-          <w:sz w:val="19"/>
-          <w:szCs w:val="19"/>
-        </w:rPr>
-        <w:t xml:space="preserve">, labor and variable overhead as product costs, and both </w:t>
-      </w:r>
-      <w:r>
-        <w:rPr>
-          <w:b/>
-          <w:bCs/>
-          <w:color w:val="8186EF"/>
-          <w:sz w:val="15"/>
-          <w:szCs w:val="15"/>
-        </w:rPr>
-        <w:t xml:space="preserve"> (8) </w:t>
-      </w:r>
-      <w:r>
-        <w:rPr>
-          <w:u w:val="single"/>
-          <w:sz w:val="19"/>
-          <w:szCs w:val="19"/>
-        </w:rPr>
-        <w:t xml:space="preserve">           </w:t>
-      </w:r>
-      <w:r>
-        <w:rPr>
-          <w:sz w:val="19"/>
-          <w:szCs w:val="19"/>
-        </w:rPr>
-        <w:t xml:space="preserve"> </w:t>
-      </w:r>
-      <w:r>
-        <w:rPr>
-          <w:sz w:val="19"/>
-          <w:szCs w:val="19"/>
-        </w:rPr>
-        <w:t xml:space="preserve"> all selling and </w:t>
-      </w:r>
-      <w:r>
-        <w:rPr>
-          <w:b/>
-          <w:bCs/>
-          <w:color w:val="8186EF"/>
-          <w:sz w:val="15"/>
-          <w:szCs w:val="15"/>
-        </w:rPr>
-        <w:t xml:space="preserve"> (9) </w:t>
       </w:r>
       <w:r>
         <w:rPr>
@@ -529,7 +465,7 @@
                 <w:sz w:val="16"/>
                 <w:szCs w:val="16"/>
               </w:rPr>
-              <w:t xml:space="preserve">including   ·   expense   ·   administrative   ·   materials   ·   selling   ·   period   ·   direct</w:t>
+              <w:t xml:space="preserve">selling   ·   including   ·   administrative   ·   expense   ·   methods</w:t>
             </w:r>
           </w:p>
         </w:tc>
@@ -691,7 +627,7 @@
                 <w:sz w:val="14"/>
                 <w:szCs w:val="14"/>
               </w:rPr>
-              <w:t xml:space="preserve">(10)</w:t>
+              <w:t xml:space="preserve">(8)</w:t>
             </w:r>
           </w:p>
         </w:tc>
@@ -766,7 +702,7 @@
                 <w:sz w:val="14"/>
                 <w:szCs w:val="14"/>
               </w:rPr>
-              <w:t xml:space="preserve">(11)</w:t>
+              <w:t xml:space="preserve">(9)</w:t>
             </w:r>
           </w:p>
         </w:tc>
@@ -1131,7 +1067,7 @@
           <w:sz w:val="16"/>
           <w:szCs w:val="16"/>
         </w:rPr>
-        <w:t xml:space="preserve">      gaps 12–13</w:t>
+        <w:t xml:space="preserve">      gaps 10–11</w:t>
       </w:r>
     </w:p>
     <w:p>
@@ -1144,7 +1080,7 @@
           <w:sz w:val="19"/>
           <w:szCs w:val="19"/>
         </w:rPr>
-        <w:t xml:space="preserve">U.S. GAAP and IFRS require </w:t>
+        <w:t xml:space="preserve">U.S. GAAP and IFRS require absorption costing for external </w:t>
       </w:r>
       <w:r>
         <w:rPr>
@@ -1154,7 +1090,7 @@
           <w:sz w:val="15"/>
           <w:szCs w:val="15"/>
         </w:rPr>
-        <w:t xml:space="preserve"> (12) </w:t>
+        <w:t xml:space="preserve"> (10) </w:t>
       </w:r>
       <w:r>
         <w:rPr>
@@ -1162,7 +1098,7 @@
           <w:sz w:val="19"/>
           <w:szCs w:val="19"/>
         </w:rPr>
-        <w:t xml:space="preserve">            </w:t>
+        <w:t xml:space="preserve">           </w:t>
       </w:r>
       <w:r>
         <w:rPr>
@@ -1176,7 +1112,7 @@
           <w:sz w:val="19"/>
           <w:szCs w:val="19"/>
         </w:rPr>
-        <w:t xml:space="preserve"> costing for external reporting and tax. </w:t>
+        <w:t xml:space="preserve"> and tax. </w:t>
       </w:r>
       <w:r>
         <w:rPr>
@@ -1193,7 +1129,7 @@
           <w:sz w:val="15"/>
           <w:szCs w:val="15"/>
         </w:rPr>
-        <w:t xml:space="preserve"> (13) </w:t>
+        <w:t xml:space="preserve"> (11) </w:t>
       </w:r>
       <w:r>
         <w:rPr>
@@ -1273,7 +1209,7 @@
                 <w:sz w:val="16"/>
                 <w:szCs w:val="16"/>
               </w:rPr>
-              <w:t xml:space="preserve">statements   ·   absorption   ·   published</w:t>
+              <w:t xml:space="preserve">statements   ·   reporting   ·   Variable</w:t>
             </w:r>
           </w:p>
         </w:tc>
@@ -1608,14 +1544,14 @@
                 <w:sz w:val="16"/>
                 <w:szCs w:val="16"/>
               </w:rPr>
-              <w:t xml:space="preserve">8  </w:t>
-            </w:r>
-            <w:r>
-              <w:rPr>
-                <w:sz w:val="16"/>
-                <w:szCs w:val="16"/>
-              </w:rPr>
-              <w:t xml:space="preserve">expense</w:t>
+              <w:t xml:space="preserve">7  </w:t>
+            </w:r>
+            <w:r>
+              <w:rPr>
+                <w:sz w:val="16"/>
+                <w:szCs w:val="16"/>
+              </w:rPr>
+              <w:t xml:space="preserve">administrative</w:t>
             </w:r>
           </w:p>
         </w:tc>
@@ -1676,14 +1612,14 @@
                 <w:sz w:val="16"/>
                 <w:szCs w:val="16"/>
               </w:rPr>
-              <w:t xml:space="preserve">9  </w:t>
-            </w:r>
-            <w:r>
-              <w:rPr>
-                <w:sz w:val="16"/>
-                <w:szCs w:val="16"/>
-              </w:rPr>
-              <w:t xml:space="preserve">administrative</w:t>
+              <w:t xml:space="preserve">8  </w:t>
+            </w:r>
+            <w:r>
+              <w:rPr>
+                <w:sz w:val="16"/>
+                <w:szCs w:val="16"/>
+              </w:rPr>
+              <w:t xml:space="preserve">Direct materials</w:t>
             </w:r>
           </w:p>
         </w:tc>
@@ -1744,14 +1680,14 @@
                 <w:sz w:val="16"/>
                 <w:szCs w:val="16"/>
               </w:rPr>
-              <w:t xml:space="preserve">10  </w:t>
-            </w:r>
-            <w:r>
-              <w:rPr>
-                <w:sz w:val="16"/>
-                <w:szCs w:val="16"/>
-              </w:rPr>
-              <w:t xml:space="preserve">Direct materials</w:t>
+              <w:t xml:space="preserve">9  </w:t>
+            </w:r>
+            <w:r>
+              <w:rPr>
+                <w:sz w:val="16"/>
+                <w:szCs w:val="16"/>
+              </w:rPr>
+              <w:t xml:space="preserve">Direct labor</w:t>
             </w:r>
           </w:p>
         </w:tc>
@@ -1812,14 +1748,14 @@
                 <w:sz w:val="16"/>
                 <w:szCs w:val="16"/>
               </w:rPr>
-              <w:t xml:space="preserve">11  </w:t>
-            </w:r>
-            <w:r>
-              <w:rPr>
-                <w:sz w:val="16"/>
-                <w:szCs w:val="16"/>
-              </w:rPr>
-              <w:t xml:space="preserve">Direct labor</w:t>
+              <w:t xml:space="preserve">10  </w:t>
+            </w:r>
+            <w:r>
+              <w:rPr>
+                <w:sz w:val="16"/>
+                <w:szCs w:val="16"/>
+              </w:rPr>
+              <w:t xml:space="preserve">reporting</w:t>
             </w:r>
           </w:p>
         </w:tc>
@@ -1854,7 +1790,7 @@
                 <w:sz w:val="16"/>
                 <w:szCs w:val="16"/>
               </w:rPr>
-              <w:t xml:space="preserve">direct</w:t>
+              <w:t xml:space="preserve">methods</w:t>
             </w:r>
           </w:p>
         </w:tc>
@@ -1880,14 +1816,14 @@
                 <w:sz w:val="16"/>
                 <w:szCs w:val="16"/>
               </w:rPr>
-              <w:t xml:space="preserve">12  </w:t>
-            </w:r>
-            <w:r>
-              <w:rPr>
-                <w:sz w:val="16"/>
-                <w:szCs w:val="16"/>
-              </w:rPr>
-              <w:t xml:space="preserve">absorption</w:t>
+              <w:t xml:space="preserve">11  </w:t>
+            </w:r>
+            <w:r>
+              <w:rPr>
+                <w:sz w:val="16"/>
+                <w:szCs w:val="16"/>
+              </w:rPr>
+              <w:t xml:space="preserve">statements</w:t>
             </w:r>
           </w:p>
         </w:tc>
@@ -1922,75 +1858,7 @@
                 <w:sz w:val="16"/>
                 <w:szCs w:val="16"/>
               </w:rPr>
-              <w:t xml:space="preserve">period</w:t>
-            </w:r>
-          </w:p>
-        </w:tc>
-        <w:tc>
-          <w:tcPr>
-            <w:tcW w:type="pct" w:w="2500"/>
-            <w:tcMar>
-              <w:top w:type="dxa" w:w="20"/>
-              <w:left w:type="dxa" w:w="80"/>
-              <w:bottom w:type="dxa" w:w="20"/>
-              <w:right w:type="dxa" w:w="80"/>
-            </w:tcMar>
-          </w:tcPr>
-          <w:p>
-            <w:pPr>
-              <w:spacing w:before="12" w:after="12"/>
-            </w:pPr>
-            <w:r>
-              <w:rPr>
-                <w:b/>
-                <w:bCs/>
-                <w:color w:val="8186EF"/>
-                <w:sz w:val="16"/>
-                <w:szCs w:val="16"/>
-              </w:rPr>
-              <w:t xml:space="preserve">13  </w:t>
-            </w:r>
-            <w:r>
-              <w:rPr>
-                <w:sz w:val="16"/>
-                <w:szCs w:val="16"/>
-              </w:rPr>
-              <w:t xml:space="preserve">statements</w:t>
-            </w:r>
-          </w:p>
-        </w:tc>
-      </w:tr>
-      <w:tr>
-        <w:tc>
-          <w:tcPr>
-            <w:tcW w:type="pct" w:w="2500"/>
-            <w:tcMar>
-              <w:top w:type="dxa" w:w="20"/>
-              <w:left w:type="dxa" w:w="80"/>
-              <w:bottom w:type="dxa" w:w="20"/>
-              <w:right w:type="dxa" w:w="80"/>
-            </w:tcMar>
-          </w:tcPr>
-          <w:p>
-            <w:pPr>
-              <w:spacing w:before="12" w:after="12"/>
-            </w:pPr>
-            <w:r>
-              <w:rPr>
-                <w:b/>
-                <w:bCs/>
-                <w:color w:val="8186EF"/>
-                <w:sz w:val="16"/>
-                <w:szCs w:val="16"/>
-              </w:rPr>
-              <w:t xml:space="preserve">7  </w:t>
-            </w:r>
-            <w:r>
-              <w:rPr>
-                <w:sz w:val="16"/>
-                <w:szCs w:val="16"/>
-              </w:rPr>
-              <w:t xml:space="preserve">materials</w:t>
+              <w:t xml:space="preserve">expense</w:t>
             </w:r>
           </w:p>
         </w:tc>
@@ -2187,7 +2055,7 @@
           <w:sz w:val="16"/>
           <w:szCs w:val="16"/>
         </w:rPr>
-        <w:t xml:space="preserve">      gaps 1–4</w:t>
+        <w:t xml:space="preserve">      gaps 1–3</w:t>
       </w:r>
     </w:p>
     <w:p>
@@ -2200,7 +2068,14 @@
           <w:sz w:val="19"/>
           <w:szCs w:val="19"/>
         </w:rPr>
-        <w:t xml:space="preserve">The contribution margin is sales minus all variable costs, both </w:t>
+        <w:t xml:space="preserve">The contribution margin is sales minus all variable costs, both manufacturing and selling. </w:t>
+      </w:r>
+      <w:r>
+        <w:rPr>
+          <w:sz w:val="19"/>
+          <w:szCs w:val="19"/>
+        </w:rPr>
+        <w:t xml:space="preserve">It is the </w:t>
       </w:r>
       <w:r>
         <w:rPr>
@@ -2218,7 +2093,7 @@
           <w:sz w:val="19"/>
           <w:szCs w:val="19"/>
         </w:rPr>
-        <w:t xml:space="preserve">               </w:t>
+        <w:t xml:space="preserve">           </w:t>
       </w:r>
       <w:r>
         <w:rPr>
@@ -2232,14 +2107,7 @@
           <w:sz w:val="19"/>
           <w:szCs w:val="19"/>
         </w:rPr>
-        <w:t xml:space="preserve"> and selling. </w:t>
-      </w:r>
-      <w:r>
-        <w:rPr>
-          <w:sz w:val="19"/>
-          <w:szCs w:val="19"/>
-        </w:rPr>
-        <w:t xml:space="preserve">It is the </w:t>
+        <w:t xml:space="preserve"> left to cover fixed costs and then </w:t>
       </w:r>
       <w:r>
         <w:rPr>
@@ -2271,7 +2139,28 @@
           <w:sz w:val="19"/>
           <w:szCs w:val="19"/>
         </w:rPr>
-        <w:t xml:space="preserve"> left to cover fixed costs and then </w:t>
+        <w:t xml:space="preserve"> profit. </w:t>
+      </w:r>
+      <w:r>
+        <w:rPr>
+          <w:sz w:val="19"/>
+          <w:szCs w:val="19"/>
+        </w:rPr>
+        <w:t xml:space="preserve">Per unit, it is price minus variable cost per unit. </w:t>
+      </w:r>
+      <w:r>
+        <w:rPr>
+          <w:sz w:val="19"/>
+          <w:szCs w:val="19"/>
+        </w:rPr>
+        <w:t xml:space="preserve">A case of juice sells for $20.00. </w:t>
+      </w:r>
+      <w:r>
+        <w:rPr>
+          <w:sz w:val="19"/>
+          <w:szCs w:val="19"/>
+        </w:rPr>
+        <w:t xml:space="preserve">Variable costs are $10.60 to make it and $1.20 to sell it, so each case </w:t>
       </w:r>
       <w:r>
         <w:rPr>
@@ -2282,59 +2171,6 @@
           <w:szCs w:val="15"/>
         </w:rPr>
         <w:t xml:space="preserve"> (3) </w:t>
-      </w:r>
-      <w:r>
-        <w:rPr>
-          <w:u w:val="single"/>
-          <w:sz w:val="19"/>
-          <w:szCs w:val="19"/>
-        </w:rPr>
-        <w:t xml:space="preserve">           </w:t>
-      </w:r>
-      <w:r>
-        <w:rPr>
-          <w:sz w:val="19"/>
-          <w:szCs w:val="19"/>
-        </w:rPr>
-        <w:t xml:space="preserve"> </w:t>
-      </w:r>
-      <w:r>
-        <w:rPr>
-          <w:sz w:val="19"/>
-          <w:szCs w:val="19"/>
-        </w:rPr>
-        <w:t xml:space="preserve"> profit. </w:t>
-      </w:r>
-      <w:r>
-        <w:rPr>
-          <w:sz w:val="19"/>
-          <w:szCs w:val="19"/>
-        </w:rPr>
-        <w:t xml:space="preserve">Per unit, it is price minus variable cost per unit. </w:t>
-      </w:r>
-      <w:r>
-        <w:rPr>
-          <w:sz w:val="19"/>
-          <w:szCs w:val="19"/>
-        </w:rPr>
-        <w:t xml:space="preserve">A case of juice sells for $20.00. </w:t>
-      </w:r>
-      <w:r>
-        <w:rPr>
-          <w:sz w:val="19"/>
-          <w:szCs w:val="19"/>
-        </w:rPr>
-        <w:t xml:space="preserve">Variable costs are $10.60 to make it and $1.20 to sell it, so each case </w:t>
-      </w:r>
-      <w:r>
-        <w:rPr>
-          <w:b/>
-          <w:bCs/>
-          <w:color w:val="8186EF"/>
-          <w:sz w:val="15"/>
-          <w:szCs w:val="15"/>
-        </w:rPr>
-        <w:t xml:space="preserve"> (4) </w:t>
       </w:r>
       <w:r>
         <w:rPr>
@@ -2421,7 +2257,7 @@
                 <w:sz w:val="16"/>
                 <w:szCs w:val="16"/>
               </w:rPr>
-              <w:t xml:space="preserve">contributes   ·   amount   ·   provide   ·   manufacturing   ·   variable</w:t>
+              <w:t xml:space="preserve">selling   ·   provide   ·   contributes   ·   amount</w:t>
             </w:r>
           </w:p>
         </w:tc>
@@ -2714,7 +2550,7 @@
                 <w:sz w:val="14"/>
                 <w:szCs w:val="14"/>
               </w:rPr>
-              <w:t xml:space="preserve">(5)</w:t>
+              <w:t xml:space="preserve">(4)</w:t>
             </w:r>
           </w:p>
         </w:tc>
@@ -2791,7 +2627,7 @@
                 <w:sz w:val="14"/>
                 <w:szCs w:val="14"/>
               </w:rPr>
-              <w:t xml:space="preserve">(6)</w:t>
+              <w:t xml:space="preserve">(5)</w:t>
             </w:r>
           </w:p>
         </w:tc>
@@ -3044,7 +2880,7 @@
                 <w:sz w:val="16"/>
                 <w:szCs w:val="16"/>
               </w:rPr>
-              <w:t xml:space="preserve">downward demand spiral   ·   Variable manufacturing cost   ·   Variable selling cost</w:t>
+              <w:t xml:space="preserve">Contribution margin ratio   ·   Variable manufacturing cost   ·   Variable selling cost</w:t>
             </w:r>
           </w:p>
         </w:tc>
@@ -3071,7 +2907,7 @@
           <w:sz w:val="16"/>
           <w:szCs w:val="16"/>
         </w:rPr>
-        <w:t xml:space="preserve">      gaps 7–10</w:t>
+        <w:t xml:space="preserve">      gaps 6–9</w:t>
       </w:r>
     </w:p>
     <w:p>
@@ -3094,7 +2930,7 @@
           <w:sz w:val="15"/>
           <w:szCs w:val="15"/>
         </w:rPr>
-        <w:t xml:space="preserve"> (7) </w:t>
+        <w:t xml:space="preserve"> (6) </w:t>
       </w:r>
       <w:r>
         <w:rPr>
@@ -3133,7 +2969,7 @@
           <w:sz w:val="15"/>
           <w:szCs w:val="15"/>
         </w:rPr>
-        <w:t xml:space="preserve"> (8) </w:t>
+        <w:t xml:space="preserve"> (7) </w:t>
       </w:r>
       <w:r>
         <w:rPr>
@@ -3172,7 +3008,7 @@
           <w:sz w:val="15"/>
           <w:szCs w:val="15"/>
         </w:rPr>
-        <w:t xml:space="preserve"> (9) </w:t>
+        <w:t xml:space="preserve"> (8) </w:t>
       </w:r>
       <w:r>
         <w:rPr>
@@ -3211,7 +3047,7 @@
           <w:sz w:val="15"/>
           <w:szCs w:val="15"/>
         </w:rPr>
-        <w:t xml:space="preserve"> (10) </w:t>
+        <w:t xml:space="preserve"> (9) </w:t>
       </w:r>
       <w:r>
         <w:rPr>
@@ -3600,7 +3436,7 @@
                 <w:sz w:val="16"/>
                 <w:szCs w:val="16"/>
               </w:rPr>
-              <w:t xml:space="preserve">manufacturing</w:t>
+              <w:t xml:space="preserve">amount</w:t>
             </w:r>
           </w:p>
         </w:tc>
@@ -3633,7 +3469,7 @@
                 <w:sz w:val="16"/>
                 <w:szCs w:val="16"/>
               </w:rPr>
-              <w:t xml:space="preserve">Variable selling cost</w:t>
+              <w:t xml:space="preserve">confuse</w:t>
             </w:r>
           </w:p>
         </w:tc>
@@ -3668,7 +3504,7 @@
                 <w:sz w:val="16"/>
                 <w:szCs w:val="16"/>
               </w:rPr>
-              <w:t xml:space="preserve">amount</w:t>
+              <w:t xml:space="preserve">provide</w:t>
             </w:r>
           </w:p>
         </w:tc>
@@ -3701,7 +3537,7 @@
                 <w:sz w:val="16"/>
                 <w:szCs w:val="16"/>
               </w:rPr>
-              <w:t xml:space="preserve">confuse</w:t>
+              <w:t xml:space="preserve">including</w:t>
             </w:r>
           </w:p>
         </w:tc>
@@ -3736,7 +3572,7 @@
                 <w:sz w:val="16"/>
                 <w:szCs w:val="16"/>
               </w:rPr>
-              <w:t xml:space="preserve">provide</w:t>
+              <w:t xml:space="preserve">contributes</w:t>
             </w:r>
           </w:p>
         </w:tc>
@@ -3769,7 +3605,7 @@
                 <w:sz w:val="16"/>
                 <w:szCs w:val="16"/>
               </w:rPr>
-              <w:t xml:space="preserve">including</w:t>
+              <w:t xml:space="preserve">cost-volume-profit</w:t>
             </w:r>
           </w:p>
         </w:tc>
@@ -3804,7 +3640,7 @@
                 <w:sz w:val="16"/>
                 <w:szCs w:val="16"/>
               </w:rPr>
-              <w:t xml:space="preserve">contributes</w:t>
+              <w:t xml:space="preserve">Variable manufacturing cost</w:t>
             </w:r>
           </w:p>
         </w:tc>
@@ -3837,7 +3673,7 @@
                 <w:sz w:val="16"/>
                 <w:szCs w:val="16"/>
               </w:rPr>
-              <w:t xml:space="preserve">cost-volume-profit</w:t>
+              <w:t xml:space="preserve">question</w:t>
             </w:r>
           </w:p>
         </w:tc>
@@ -3872,7 +3708,7 @@
                 <w:sz w:val="16"/>
                 <w:szCs w:val="16"/>
               </w:rPr>
-              <w:t xml:space="preserve">Variable manufacturing cost</w:t>
+              <w:t xml:space="preserve">Variable selling cost</w:t>
             </w:r>
           </w:p>
         </w:tc>
@@ -3888,24 +3724,14 @@
           </w:tcPr>
           <w:p>
             <w:pPr>
-              <w:spacing w:before="12" w:after="12"/>
-            </w:pPr>
-            <w:r>
-              <w:rPr>
-                <w:b/>
-                <w:bCs/>
-                <w:color w:val="8186EF"/>
-                <w:sz w:val="16"/>
-                <w:szCs w:val="16"/>
-              </w:rPr>
-              <w:t xml:space="preserve">10  </w:t>
-            </w:r>
-            <w:r>
-              <w:rPr>
-                <w:sz w:val="16"/>
-                <w:szCs w:val="16"/>
-              </w:rPr>
-              <w:t xml:space="preserve">question</w:t>
+              <w:spacing w:before="24" w:after="24"/>
+            </w:pPr>
+            <w:r>
+              <w:rPr>
+                <w:sz w:val="16"/>
+                <w:szCs w:val="16"/>
+              </w:rPr>
+              <w:t xml:space="preserve"/>
             </w:r>
           </w:p>
         </w:tc>
@@ -5532,7 +5358,7 @@
           <w:sz w:val="16"/>
           <w:szCs w:val="16"/>
         </w:rPr>
-        <w:t xml:space="preserve">      gaps 1–8</w:t>
+        <w:t xml:space="preserve">      gaps 1–4</w:t>
       </w:r>
     </w:p>
     <w:p>
@@ -5584,7 +5410,14 @@
           <w:sz w:val="19"/>
           <w:szCs w:val="19"/>
         </w:rPr>
-        <w:t xml:space="preserve"> some fixed overhead to next year, so its income is </w:t>
+        <w:t xml:space="preserve"> some fixed overhead to next year, so its income is higher. </w:t>
+      </w:r>
+      <w:r>
+        <w:rPr>
+          <w:sz w:val="19"/>
+          <w:szCs w:val="19"/>
+        </w:rPr>
+        <w:t xml:space="preserve">When inventory falls, it </w:t>
       </w:r>
       <w:r>
         <w:rPr>
@@ -5616,14 +5449,7 @@
           <w:sz w:val="19"/>
           <w:szCs w:val="19"/>
         </w:rPr>
-        <w:t xml:space="preserve">. </w:t>
-      </w:r>
-      <w:r>
-        <w:rPr>
-          <w:sz w:val="19"/>
-          <w:szCs w:val="19"/>
-        </w:rPr>
-        <w:t xml:space="preserve">When inventory falls, it </w:t>
+        <w:t xml:space="preserve"> fixed overhead from </w:t>
       </w:r>
       <w:r>
         <w:rPr>
@@ -5655,7 +5481,28 @@
           <w:sz w:val="19"/>
           <w:szCs w:val="19"/>
         </w:rPr>
-        <w:t xml:space="preserve"> fixed overhead from </w:t>
+        <w:t xml:space="preserve"> years, so its income is lower. </w:t>
+      </w:r>
+      <w:r>
+        <w:rPr>
+          <w:sz w:val="19"/>
+          <w:szCs w:val="19"/>
+        </w:rPr>
+        <w:t xml:space="preserve">In 2027 Beverages' inventory rose from 40,000 to 60,000 cases. </w:t>
+      </w:r>
+      <w:r>
+        <w:rPr>
+          <w:sz w:val="19"/>
+          <w:szCs w:val="19"/>
+        </w:rPr>
+        <w:t xml:space="preserve">The difference in income is the change in inventory times the fixed rate: $40,000, the extra fixed overhead left in ending inventory. </w:t>
+      </w:r>
+      <w:r>
+        <w:rPr>
+          <w:sz w:val="19"/>
+          <w:szCs w:val="19"/>
+        </w:rPr>
+        <w:t xml:space="preserve">Suppose that in 2028 Beverages </w:t>
       </w:r>
       <w:r>
         <w:rPr>
@@ -5666,155 +5513,6 @@
           <w:szCs w:val="15"/>
         </w:rPr>
         <w:t xml:space="preserve"> (4) </w:t>
-      </w:r>
-      <w:r>
-        <w:rPr>
-          <w:u w:val="single"/>
-          <w:sz w:val="19"/>
-          <w:szCs w:val="19"/>
-        </w:rPr>
-        <w:t xml:space="preserve">           </w:t>
-      </w:r>
-      <w:r>
-        <w:rPr>
-          <w:sz w:val="19"/>
-          <w:szCs w:val="19"/>
-        </w:rPr>
-        <w:t xml:space="preserve"> </w:t>
-      </w:r>
-      <w:r>
-        <w:rPr>
-          <w:sz w:val="19"/>
-          <w:szCs w:val="19"/>
-        </w:rPr>
-        <w:t xml:space="preserve"> years, so its income is lower. </w:t>
-      </w:r>
-      <w:r>
-        <w:rPr>
-          <w:sz w:val="19"/>
-          <w:szCs w:val="19"/>
-        </w:rPr>
-        <w:t xml:space="preserve">In 2027 Beverages' inventory rose from 40,000 to 60,000 cases. </w:t>
-      </w:r>
-      <w:r>
-        <w:rPr>
-          <w:sz w:val="19"/>
-          <w:szCs w:val="19"/>
-        </w:rPr>
-        <w:t xml:space="preserve">The difference in income is the </w:t>
-      </w:r>
-      <w:r>
-        <w:rPr>
-          <w:b/>
-          <w:bCs/>
-          <w:color w:val="8186EF"/>
-          <w:sz w:val="15"/>
-          <w:szCs w:val="15"/>
-        </w:rPr>
-        <w:t xml:space="preserve"> (5) </w:t>
-      </w:r>
-      <w:r>
-        <w:rPr>
-          <w:u w:val="single"/>
-          <w:sz w:val="19"/>
-          <w:szCs w:val="19"/>
-        </w:rPr>
-        <w:t xml:space="preserve">           </w:t>
-      </w:r>
-      <w:r>
-        <w:rPr>
-          <w:sz w:val="19"/>
-          <w:szCs w:val="19"/>
-        </w:rPr>
-        <w:t xml:space="preserve"> </w:t>
-      </w:r>
-      <w:r>
-        <w:rPr>
-          <w:sz w:val="19"/>
-          <w:szCs w:val="19"/>
-        </w:rPr>
-        <w:t xml:space="preserve"> in inventory times the fixed rate: $40,000, the extra fixed overhead left in </w:t>
-      </w:r>
-      <w:r>
-        <w:rPr>
-          <w:b/>
-          <w:bCs/>
-          <w:color w:val="8186EF"/>
-          <w:sz w:val="15"/>
-          <w:szCs w:val="15"/>
-        </w:rPr>
-        <w:t xml:space="preserve"> (6) </w:t>
-      </w:r>
-      <w:r>
-        <w:rPr>
-          <w:u w:val="single"/>
-          <w:sz w:val="19"/>
-          <w:szCs w:val="19"/>
-        </w:rPr>
-        <w:t xml:space="preserve">           </w:t>
-      </w:r>
-      <w:r>
-        <w:rPr>
-          <w:sz w:val="19"/>
-          <w:szCs w:val="19"/>
-        </w:rPr>
-        <w:t xml:space="preserve"> </w:t>
-      </w:r>
-      <w:r>
-        <w:rPr>
-          <w:sz w:val="19"/>
-          <w:szCs w:val="19"/>
-        </w:rPr>
-        <w:t xml:space="preserve"> inventory. </w:t>
-      </w:r>
-      <w:r>
-        <w:rPr>
-          <w:sz w:val="19"/>
-          <w:szCs w:val="19"/>
-        </w:rPr>
-        <w:t xml:space="preserve"/>
-      </w:r>
-      <w:r>
-        <w:rPr>
-          <w:b/>
-          <w:bCs/>
-          <w:color w:val="8186EF"/>
-          <w:sz w:val="15"/>
-          <w:szCs w:val="15"/>
-        </w:rPr>
-        <w:t xml:space="preserve"> (7) </w:t>
-      </w:r>
-      <w:r>
-        <w:rPr>
-          <w:u w:val="single"/>
-          <w:sz w:val="19"/>
-          <w:szCs w:val="19"/>
-        </w:rPr>
-        <w:t xml:space="preserve">           </w:t>
-      </w:r>
-      <w:r>
-        <w:rPr>
-          <w:sz w:val="19"/>
-          <w:szCs w:val="19"/>
-        </w:rPr>
-        <w:t xml:space="preserve"> </w:t>
-      </w:r>
-      <w:r>
-        <w:rPr>
-          <w:sz w:val="19"/>
-          <w:szCs w:val="19"/>
-        </w:rPr>
-        <w:t xml:space="preserve"> that in 2028 Beverages </w:t>
-      </w:r>
-      <w:r>
-        <w:rPr>
-          <w:b/>
-          <w:bCs/>
-          <w:color w:val="8186EF"/>
-          <w:sz w:val="15"/>
-          <w:szCs w:val="15"/>
-        </w:rPr>
-        <w:t xml:space="preserve"> (8) </w:t>
       </w:r>
       <w:r>
         <w:rPr>
@@ -5901,7 +5599,7 @@
                 <w:sz w:val="16"/>
                 <w:szCs w:val="16"/>
               </w:rPr>
-              <w:t xml:space="preserve">higher   ·   produces   ·   releases   ·   costing   ·   Suppose   ·   change   ·   ending   ·   earlier   ·   defers</w:t>
+              <w:t xml:space="preserve">releases   ·   earlier   ·   produces   ·   defers   ·   inventory</w:t>
             </w:r>
           </w:p>
         </w:tc>
@@ -6086,7 +5784,7 @@
                 <w:sz w:val="14"/>
                 <w:szCs w:val="14"/>
               </w:rPr>
-              <w:t xml:space="preserve">(9)</w:t>
+              <w:t xml:space="preserve">(5)</w:t>
             </w:r>
           </w:p>
         </w:tc>
@@ -6193,7 +5891,7 @@
                 <w:sz w:val="14"/>
                 <w:szCs w:val="14"/>
               </w:rPr>
-              <w:t xml:space="preserve"> (10) </w:t>
+              <w:t xml:space="preserve"> (6) </w:t>
             </w:r>
             <w:r>
               <w:rPr>
@@ -6290,7 +5988,7 @@
                 <w:sz w:val="14"/>
                 <w:szCs w:val="14"/>
               </w:rPr>
-              <w:t xml:space="preserve">(11)</w:t>
+              <w:t xml:space="preserve">(7)</w:t>
             </w:r>
           </w:p>
         </w:tc>
@@ -6426,7 +6124,7 @@
           <w:sz w:val="16"/>
           <w:szCs w:val="16"/>
         </w:rPr>
-        <w:t xml:space="preserve">      gaps 12–14</w:t>
+        <w:t xml:space="preserve">      gaps 8–10</w:t>
       </w:r>
     </w:p>
     <w:p>
@@ -6449,7 +6147,7 @@
           <w:sz w:val="15"/>
           <w:szCs w:val="15"/>
         </w:rPr>
-        <w:t xml:space="preserve"> (12) </w:t>
+        <w:t xml:space="preserve"> (8) </w:t>
       </w:r>
       <w:r>
         <w:rPr>
@@ -6481,7 +6179,7 @@
           <w:sz w:val="15"/>
           <w:szCs w:val="15"/>
         </w:rPr>
-        <w:t xml:space="preserve"> (13) </w:t>
+        <w:t xml:space="preserve"> (9) </w:t>
       </w:r>
       <w:r>
         <w:rPr>
@@ -6520,7 +6218,7 @@
           <w:sz w:val="15"/>
           <w:szCs w:val="15"/>
         </w:rPr>
-        <w:t xml:space="preserve"> (14) </w:t>
+        <w:t xml:space="preserve"> (10) </w:t>
       </w:r>
       <w:r>
         <w:rPr>
@@ -6817,7 +6515,7 @@
                 <w:sz w:val="14"/>
                 <w:szCs w:val="14"/>
               </w:rPr>
-              <w:t xml:space="preserve">(15)</w:t>
+              <w:t xml:space="preserve">(11)</w:t>
             </w:r>
           </w:p>
         </w:tc>
@@ -7075,7 +6773,7 @@
                 <w:sz w:val="16"/>
                 <w:szCs w:val="16"/>
               </w:rPr>
-              <w:t xml:space="preserve">Absorption &gt; variable   ·   800,000 / 840,000</w:t>
+              <w:t xml:space="preserve">Production = sales   ·   800,000 / 840,000</w:t>
             </w:r>
           </w:p>
         </w:tc>
@@ -7205,14 +6903,14 @@
                 <w:sz w:val="16"/>
                 <w:szCs w:val="16"/>
               </w:rPr>
-              <w:t xml:space="preserve">9  </w:t>
-            </w:r>
-            <w:r>
-              <w:rPr>
-                <w:sz w:val="16"/>
-                <w:szCs w:val="16"/>
-              </w:rPr>
-              <w:t xml:space="preserve">Absorption &gt; variable</w:t>
+              <w:t xml:space="preserve">7  </w:t>
+            </w:r>
+            <w:r>
+              <w:rPr>
+                <w:sz w:val="16"/>
+                <w:szCs w:val="16"/>
+              </w:rPr>
+              <w:t xml:space="preserve">No fixed MOH enters or leaves inventory</w:t>
             </w:r>
           </w:p>
         </w:tc>
@@ -7247,7 +6945,7 @@
                 <w:sz w:val="16"/>
                 <w:szCs w:val="16"/>
               </w:rPr>
-              <w:t xml:space="preserve">higher</w:t>
+              <w:t xml:space="preserve">releases</w:t>
             </w:r>
           </w:p>
         </w:tc>
@@ -7273,14 +6971,14 @@
                 <w:sz w:val="16"/>
                 <w:szCs w:val="16"/>
               </w:rPr>
-              <w:t xml:space="preserve">10  </w:t>
-            </w:r>
-            <w:r>
-              <w:rPr>
-                <w:sz w:val="16"/>
-                <w:szCs w:val="16"/>
-              </w:rPr>
-              <w:t xml:space="preserve">Suppose 2028</w:t>
+              <w:t xml:space="preserve">8  </w:t>
+            </w:r>
+            <w:r>
+              <w:rPr>
+                <w:sz w:val="16"/>
+                <w:szCs w:val="16"/>
+              </w:rPr>
+              <w:t xml:space="preserve">beginning</w:t>
             </w:r>
           </w:p>
         </w:tc>
@@ -7315,7 +7013,7 @@
                 <w:sz w:val="16"/>
                 <w:szCs w:val="16"/>
               </w:rPr>
-              <w:t xml:space="preserve">releases</w:t>
+              <w:t xml:space="preserve">earlier</w:t>
             </w:r>
           </w:p>
         </w:tc>
@@ -7341,14 +7039,14 @@
                 <w:sz w:val="16"/>
                 <w:szCs w:val="16"/>
               </w:rPr>
-              <w:t xml:space="preserve">11  </w:t>
-            </w:r>
-            <w:r>
-              <w:rPr>
-                <w:sz w:val="16"/>
-                <w:szCs w:val="16"/>
-              </w:rPr>
-              <w:t xml:space="preserve">No fixed MOH enters or leaves inventory</w:t>
+              <w:t xml:space="preserve">9  </w:t>
+            </w:r>
+            <w:r>
+              <w:rPr>
+                <w:sz w:val="16"/>
+                <w:szCs w:val="16"/>
+              </w:rPr>
+              <w:t xml:space="preserve">manufacturing</w:t>
             </w:r>
           </w:p>
         </w:tc>
@@ -7383,7 +7081,7 @@
                 <w:sz w:val="16"/>
                 <w:szCs w:val="16"/>
               </w:rPr>
-              <w:t xml:space="preserve">earlier</w:t>
+              <w:t xml:space="preserve">produces</w:t>
             </w:r>
           </w:p>
         </w:tc>
@@ -7409,14 +7107,14 @@
                 <w:sz w:val="16"/>
                 <w:szCs w:val="16"/>
               </w:rPr>
-              <w:t xml:space="preserve">12  </w:t>
-            </w:r>
-            <w:r>
-              <w:rPr>
-                <w:sz w:val="16"/>
-                <w:szCs w:val="16"/>
-              </w:rPr>
-              <w:t xml:space="preserve">beginning</w:t>
+              <w:t xml:space="preserve">10  </w:t>
+            </w:r>
+            <w:r>
+              <w:rPr>
+                <w:sz w:val="16"/>
+                <w:szCs w:val="16"/>
+              </w:rPr>
+              <w:t xml:space="preserve">selling</w:t>
             </w:r>
           </w:p>
         </w:tc>
@@ -7451,7 +7149,7 @@
                 <w:sz w:val="16"/>
                 <w:szCs w:val="16"/>
               </w:rPr>
-              <w:t xml:space="preserve">change</w:t>
+              <w:t xml:space="preserve">Absorption &gt; variable</w:t>
             </w:r>
           </w:p>
         </w:tc>
@@ -7477,14 +7175,14 @@
                 <w:sz w:val="16"/>
                 <w:szCs w:val="16"/>
               </w:rPr>
-              <w:t xml:space="preserve">13  </w:t>
-            </w:r>
-            <w:r>
-              <w:rPr>
-                <w:sz w:val="16"/>
-                <w:szCs w:val="16"/>
-              </w:rPr>
-              <w:t xml:space="preserve">manufacturing</w:t>
+              <w:t xml:space="preserve">11  </w:t>
+            </w:r>
+            <w:r>
+              <w:rPr>
+                <w:sz w:val="16"/>
+                <w:szCs w:val="16"/>
+              </w:rPr>
+              <w:t xml:space="preserve">800,000 / 840,000</w:t>
             </w:r>
           </w:p>
         </w:tc>
@@ -7519,143 +7217,7 @@
                 <w:sz w:val="16"/>
                 <w:szCs w:val="16"/>
               </w:rPr>
-              <w:t xml:space="preserve">ending</w:t>
-            </w:r>
-          </w:p>
-        </w:tc>
-        <w:tc>
-          <w:tcPr>
-            <w:tcW w:type="pct" w:w="2500"/>
-            <w:tcMar>
-              <w:top w:type="dxa" w:w="20"/>
-              <w:left w:type="dxa" w:w="80"/>
-              <w:bottom w:type="dxa" w:w="20"/>
-              <w:right w:type="dxa" w:w="80"/>
-            </w:tcMar>
-          </w:tcPr>
-          <w:p>
-            <w:pPr>
-              <w:spacing w:before="12" w:after="12"/>
-            </w:pPr>
-            <w:r>
-              <w:rPr>
-                <w:b/>
-                <w:bCs/>
-                <w:color w:val="8186EF"/>
-                <w:sz w:val="16"/>
-                <w:szCs w:val="16"/>
-              </w:rPr>
-              <w:t xml:space="preserve">14  </w:t>
-            </w:r>
-            <w:r>
-              <w:rPr>
-                <w:sz w:val="16"/>
-                <w:szCs w:val="16"/>
-              </w:rPr>
-              <w:t xml:space="preserve">selling</w:t>
-            </w:r>
-          </w:p>
-        </w:tc>
-      </w:tr>
-      <w:tr>
-        <w:tc>
-          <w:tcPr>
-            <w:tcW w:type="pct" w:w="2500"/>
-            <w:tcMar>
-              <w:top w:type="dxa" w:w="20"/>
-              <w:left w:type="dxa" w:w="80"/>
-              <w:bottom w:type="dxa" w:w="20"/>
-              <w:right w:type="dxa" w:w="80"/>
-            </w:tcMar>
-          </w:tcPr>
-          <w:p>
-            <w:pPr>
-              <w:spacing w:before="12" w:after="12"/>
-            </w:pPr>
-            <w:r>
-              <w:rPr>
-                <w:b/>
-                <w:bCs/>
-                <w:color w:val="8186EF"/>
-                <w:sz w:val="16"/>
-                <w:szCs w:val="16"/>
-              </w:rPr>
-              <w:t xml:space="preserve">7  </w:t>
-            </w:r>
-            <w:r>
-              <w:rPr>
-                <w:sz w:val="16"/>
-                <w:szCs w:val="16"/>
-              </w:rPr>
-              <w:t xml:space="preserve">Suppose</w:t>
-            </w:r>
-          </w:p>
-        </w:tc>
-        <w:tc>
-          <w:tcPr>
-            <w:tcW w:type="pct" w:w="2500"/>
-            <w:tcMar>
-              <w:top w:type="dxa" w:w="20"/>
-              <w:left w:type="dxa" w:w="80"/>
-              <w:bottom w:type="dxa" w:w="20"/>
-              <w:right w:type="dxa" w:w="80"/>
-            </w:tcMar>
-          </w:tcPr>
-          <w:p>
-            <w:pPr>
-              <w:spacing w:before="12" w:after="12"/>
-            </w:pPr>
-            <w:r>
-              <w:rPr>
-                <w:b/>
-                <w:bCs/>
-                <w:color w:val="8186EF"/>
-                <w:sz w:val="16"/>
-                <w:szCs w:val="16"/>
-              </w:rPr>
-              <w:t xml:space="preserve">15  </w:t>
-            </w:r>
-            <w:r>
-              <w:rPr>
-                <w:sz w:val="16"/>
-                <w:szCs w:val="16"/>
-              </w:rPr>
-              <w:t xml:space="preserve">800,000 / 840,000</w:t>
-            </w:r>
-          </w:p>
-        </w:tc>
-      </w:tr>
-      <w:tr>
-        <w:tc>
-          <w:tcPr>
-            <w:tcW w:type="pct" w:w="2500"/>
-            <w:tcMar>
-              <w:top w:type="dxa" w:w="20"/>
-              <w:left w:type="dxa" w:w="80"/>
-              <w:bottom w:type="dxa" w:w="20"/>
-              <w:right w:type="dxa" w:w="80"/>
-            </w:tcMar>
-          </w:tcPr>
-          <w:p>
-            <w:pPr>
-              <w:spacing w:before="12" w:after="12"/>
-            </w:pPr>
-            <w:r>
-              <w:rPr>
-                <w:b/>
-                <w:bCs/>
-                <w:color w:val="8186EF"/>
-                <w:sz w:val="16"/>
-                <w:szCs w:val="16"/>
-              </w:rPr>
-              <w:t xml:space="preserve">8  </w:t>
-            </w:r>
-            <w:r>
-              <w:rPr>
-                <w:sz w:val="16"/>
-                <w:szCs w:val="16"/>
-              </w:rPr>
-              <w:t xml:space="preserve">produces</w:t>
+              <w:t xml:space="preserve">Suppose 2028</w:t>
             </w:r>
           </w:p>
         </w:tc>
@@ -10831,7 +10393,7 @@
           <w:sz w:val="19"/>
           <w:szCs w:val="19"/>
         </w:rPr>
-        <w:t xml:space="preserve"> the year under both methods, follows finished goods and cost of goods sold, and shows how income </w:t>
+        <w:t xml:space="preserve"> the year under both methods, </w:t>
       </w:r>
       <w:r>
         <w:rPr>
@@ -10863,14 +10425,7 @@
           <w:sz w:val="19"/>
           <w:szCs w:val="19"/>
         </w:rPr>
-        <w:t xml:space="preserve"> to production. </w:t>
-      </w:r>
-      <w:r>
-        <w:rPr>
-          <w:sz w:val="19"/>
-          <w:szCs w:val="19"/>
-        </w:rPr>
-        <w:t xml:space="preserve">The statements and the reconciliation are </w:t>
+        <w:t xml:space="preserve"> finished goods and cost of goods sold, and shows how income </w:t>
       </w:r>
       <w:r>
         <w:rPr>
@@ -10902,14 +10457,14 @@
           <w:sz w:val="19"/>
           <w:szCs w:val="19"/>
         </w:rPr>
-        <w:t xml:space="preserve">; the entries are for depth. </w:t>
-      </w:r>
-      <w:r>
-        <w:rPr>
-          <w:sz w:val="19"/>
-          <w:szCs w:val="19"/>
-        </w:rPr>
-        <w:t xml:space="preserve">Units: opening </w:t>
+        <w:t xml:space="preserve"> to production. </w:t>
+      </w:r>
+      <w:r>
+        <w:rPr>
+          <w:sz w:val="19"/>
+          <w:szCs w:val="19"/>
+        </w:rPr>
+        <w:t xml:space="preserve">The statements and the reconciliation are </w:t>
       </w:r>
       <w:r>
         <w:rPr>
@@ -10941,7 +10496,14 @@
           <w:sz w:val="19"/>
           <w:szCs w:val="19"/>
         </w:rPr>
-        <w:t xml:space="preserve"> 40,000 cases; </w:t>
+        <w:t xml:space="preserve">; the entries are for depth. </w:t>
+      </w:r>
+      <w:r>
+        <w:rPr>
+          <w:sz w:val="19"/>
+          <w:szCs w:val="19"/>
+        </w:rPr>
+        <w:t xml:space="preserve">Units: opening inventory 40,000 cases; produced 850,000; sold 830,000; </w:t>
       </w:r>
       <w:r>
         <w:rPr>
@@ -10973,14 +10535,28 @@
           <w:sz w:val="19"/>
           <w:szCs w:val="19"/>
         </w:rPr>
-        <w:t xml:space="preserve"> 850,000; sold 830,000; closing 60,000. </w:t>
-      </w:r>
-      <w:r>
-        <w:rPr>
-          <w:sz w:val="19"/>
-          <w:szCs w:val="19"/>
-        </w:rPr>
-        <w:t xml:space="preserve">Costs per case: variable manufacturing $10.60; fixed overhead $2.00 at normal </w:t>
+        <w:t xml:space="preserve"> 60,000. </w:t>
+      </w:r>
+      <w:r>
+        <w:rPr>
+          <w:sz w:val="19"/>
+          <w:szCs w:val="19"/>
+        </w:rPr>
+        <w:t xml:space="preserve">Costs per case: variable manufacturing $10.60; fixed overhead $2.00 at normal capacity; variable selling $1.20; price $20.00. </w:t>
+      </w:r>
+      <w:r>
+        <w:rPr>
+          <w:sz w:val="19"/>
+          <w:szCs w:val="19"/>
+        </w:rPr>
+        <w:t xml:space="preserve">Fixed costs: manufacturing overhead $1,800,000; selling and administrative $2,100,000. </w:t>
+      </w:r>
+      <w:r>
+        <w:rPr>
+          <w:sz w:val="19"/>
+          <w:szCs w:val="19"/>
+        </w:rPr>
+        <w:t xml:space="preserve">Record production and sales under each method, </w:t>
       </w:r>
       <w:r>
         <w:rPr>
@@ -11012,14 +10588,7 @@
           <w:sz w:val="19"/>
           <w:szCs w:val="19"/>
         </w:rPr>
-        <w:t xml:space="preserve">; variable selling $1.20; price $20.00. </w:t>
-      </w:r>
-      <w:r>
-        <w:rPr>
-          <w:sz w:val="19"/>
-          <w:szCs w:val="19"/>
-        </w:rPr>
-        <w:t xml:space="preserve">Fixed costs: manufacturing overhead $1,800,000; selling and </w:t>
+        <w:t xml:space="preserve"> finished goods and cost of goods sold, </w:t>
       </w:r>
       <w:r>
         <w:rPr>
@@ -11037,7 +10606,7 @@
           <w:sz w:val="19"/>
           <w:szCs w:val="19"/>
         </w:rPr>
-        <w:t xml:space="preserve">                </w:t>
+        <w:t xml:space="preserve">           </w:t>
       </w:r>
       <w:r>
         <w:rPr>
@@ -11051,14 +10620,7 @@
           <w:sz w:val="19"/>
           <w:szCs w:val="19"/>
         </w:rPr>
-        <w:t xml:space="preserve"> $2,100,000. </w:t>
-      </w:r>
-      <w:r>
-        <w:rPr>
-          <w:sz w:val="19"/>
-          <w:szCs w:val="19"/>
-        </w:rPr>
-        <w:t xml:space="preserve">Record production and sales under each method, </w:t>
+        <w:t xml:space="preserve"> both statements and reconcile the </w:t>
       </w:r>
       <w:r>
         <w:rPr>
@@ -11090,7 +10652,14 @@
           <w:sz w:val="19"/>
           <w:szCs w:val="19"/>
         </w:rPr>
-        <w:t xml:space="preserve"> finished goods and cost of goods sold, prepare both statements and </w:t>
+        <w:t xml:space="preserve">. </w:t>
+      </w:r>
+      <w:r>
+        <w:rPr>
+          <w:sz w:val="19"/>
+          <w:szCs w:val="19"/>
+        </w:rPr>
+        <w:t xml:space="preserve">Absorption: fixed overhead applied 850,000 × $2.00 = $1,700,000; </w:t>
       </w:r>
       <w:r>
         <w:rPr>
@@ -11108,7 +10677,7 @@
           <w:sz w:val="19"/>
           <w:szCs w:val="19"/>
         </w:rPr>
-        <w:t xml:space="preserve">           </w:t>
+        <w:t xml:space="preserve">                   </w:t>
       </w:r>
       <w:r>
         <w:rPr>
@@ -11122,14 +10691,14 @@
           <w:sz w:val="19"/>
           <w:szCs w:val="19"/>
         </w:rPr>
-        <w:t xml:space="preserve"> the incomes. </w:t>
-      </w:r>
-      <w:r>
-        <w:rPr>
-          <w:sz w:val="19"/>
-          <w:szCs w:val="19"/>
-        </w:rPr>
-        <w:t xml:space="preserve"/>
+        <w:t xml:space="preserve"> variance $100,000; operating income $2,946,000. </w:t>
+      </w:r>
+      <w:r>
+        <w:rPr>
+          <w:sz w:val="19"/>
+          <w:szCs w:val="19"/>
+        </w:rPr>
+        <w:t xml:space="preserve">Variable costing: </w:t>
       </w:r>
       <w:r>
         <w:rPr>
@@ -11147,7 +10716,7 @@
           <w:sz w:val="19"/>
           <w:szCs w:val="19"/>
         </w:rPr>
-        <w:t xml:space="preserve">            </w:t>
+        <w:t xml:space="preserve">              </w:t>
       </w:r>
       <w:r>
         <w:rPr>
@@ -11161,7 +10730,21 @@
           <w:sz w:val="19"/>
           <w:szCs w:val="19"/>
         </w:rPr>
-        <w:t xml:space="preserve">: fixed overhead applied 850,000 × $2.00 = $1,700,000; </w:t>
+        <w:t xml:space="preserve"> margin $6,806,000 − fixed costs $3,900,000 = $2,906,000. </w:t>
+      </w:r>
+      <w:r>
+        <w:rPr>
+          <w:sz w:val="19"/>
+          <w:szCs w:val="19"/>
+        </w:rPr>
+        <w:t xml:space="preserve">Reconciliation: (60,000 − 40,000) × $2.00 = $40,000. </w:t>
+      </w:r>
+      <w:r>
+        <w:rPr>
+          <w:sz w:val="19"/>
+          <w:szCs w:val="19"/>
+        </w:rPr>
+        <w:t xml:space="preserve">Only the </w:t>
       </w:r>
       <w:r>
         <w:rPr>
@@ -11179,7 +10762,7 @@
           <w:sz w:val="19"/>
           <w:szCs w:val="19"/>
         </w:rPr>
-        <w:t xml:space="preserve">                   </w:t>
+        <w:t xml:space="preserve">           </w:t>
       </w:r>
       <w:r>
         <w:rPr>
@@ -11193,14 +10776,7 @@
           <w:sz w:val="19"/>
           <w:szCs w:val="19"/>
         </w:rPr>
-        <w:t xml:space="preserve"> variance $100,000; operating income $2,946,000. </w:t>
-      </w:r>
-      <w:r>
-        <w:rPr>
-          <w:sz w:val="19"/>
-          <w:szCs w:val="19"/>
-        </w:rPr>
-        <w:t xml:space="preserve">Variable costing: </w:t>
+        <w:t xml:space="preserve"> of fixed overhead </w:t>
       </w:r>
       <w:r>
         <w:rPr>
@@ -11218,7 +10794,7 @@
           <w:sz w:val="19"/>
           <w:szCs w:val="19"/>
         </w:rPr>
-        <w:t xml:space="preserve">              </w:t>
+        <w:t xml:space="preserve">           </w:t>
       </w:r>
       <w:r>
         <w:rPr>
@@ -11232,21 +10808,7 @@
           <w:sz w:val="19"/>
           <w:szCs w:val="19"/>
         </w:rPr>
-        <w:t xml:space="preserve"> margin $6,806,000 − fixed costs $3,900,000 = $2,906,000. </w:t>
-      </w:r>
-      <w:r>
-        <w:rPr>
-          <w:sz w:val="19"/>
-          <w:szCs w:val="19"/>
-        </w:rPr>
-        <w:t xml:space="preserve">Reconciliation: (60,000 − 40,000) × $2.00 = $40,000. </w:t>
-      </w:r>
-      <w:r>
-        <w:rPr>
-          <w:sz w:val="19"/>
-          <w:szCs w:val="19"/>
-        </w:rPr>
-        <w:t xml:space="preserve">Only the treatment of fixed overhead differs. </w:t>
+        <w:t xml:space="preserve">. </w:t>
       </w:r>
     </w:p>
     <w:tbl>
@@ -11304,7 +10866,7 @@
                 <w:sz w:val="16"/>
                 <w:szCs w:val="16"/>
               </w:rPr>
-              <w:t xml:space="preserve">compare   ·   responds   ·   inventory   ·   administrative   ·   closing   ·   contribution   ·   capacity   ·   records   ·   Absorption   ·   reconcile   ·   exam-core   ·   produced   ·   production-volume</w:t>
+              <w:t xml:space="preserve">incomes   ·   follows   ·   exam-core   ·   prepare   ·   capacity   ·   differs   ·   compare   ·   records   ·   contribution   ·   production-volume   ·   responds   ·   closing   ·   treatment</w:t>
             </w:r>
           </w:p>
         </w:tc>
@@ -11788,6 +11350,103 @@
         <w:tc>
           <w:tcPr>
             <w:tcW w:type="pct" w:w="2200"/>
+            <w:shd w:fill="FBFAF6" w:val="clear"/>
+            <w:tcMar>
+              <w:top w:type="dxa" w:w="50"/>
+              <w:left w:type="dxa" w:w="110"/>
+              <w:bottom w:type="dxa" w:w="50"/>
+              <w:right w:type="dxa" w:w="110"/>
+            </w:tcMar>
+          </w:tcPr>
+          <w:p>
+            <w:pPr>
+              <w:spacing w:before="28" w:after="28"/>
+            </w:pPr>
+            <w:r>
+              <w:rPr>
+                <w:sz w:val="15"/>
+                <w:szCs w:val="15"/>
+              </w:rPr>
+              <w:t xml:space="preserve">Variable manufacturing costs</w:t>
+            </w:r>
+          </w:p>
+        </w:tc>
+        <w:tc>
+          <w:tcPr>
+            <w:tcW w:type="pct" w:w="1112"/>
+            <w:shd w:fill="FBFAF6" w:val="clear"/>
+            <w:tcMar>
+              <w:top w:type="dxa" w:w="50"/>
+              <w:left w:type="dxa" w:w="110"/>
+              <w:bottom w:type="dxa" w:w="50"/>
+              <w:right w:type="dxa" w:w="110"/>
+            </w:tcMar>
+          </w:tcPr>
+          <w:p>
+            <w:pPr>
+              <w:spacing w:before="28" w:after="28"/>
+            </w:pPr>
+            <w:r>
+              <w:rPr>
+                <w:sz w:val="15"/>
+                <w:szCs w:val="15"/>
+              </w:rPr>
+              <w:t xml:space="preserve"> </w:t>
+            </w:r>
+          </w:p>
+        </w:tc>
+        <w:tc>
+          <w:tcPr>
+            <w:tcW w:type="pct" w:w="1120"/>
+            <w:shd w:fill="FBFAF6" w:val="clear"/>
+            <w:tcMar>
+              <w:top w:type="dxa" w:w="50"/>
+              <w:left w:type="dxa" w:w="110"/>
+              <w:bottom w:type="dxa" w:w="50"/>
+              <w:right w:type="dxa" w:w="110"/>
+            </w:tcMar>
+          </w:tcPr>
+          <w:p>
+            <w:pPr>
+              <w:spacing w:before="28" w:after="28"/>
+            </w:pPr>
+            <w:r>
+              <w:rPr>
+                <w:sz w:val="15"/>
+                <w:szCs w:val="15"/>
+              </w:rPr>
+              <w:t xml:space="preserve">9,010,000</w:t>
+            </w:r>
+          </w:p>
+        </w:tc>
+      </w:tr>
+      <w:tr>
+        <w:tc>
+          <w:tcPr>
+            <w:tcW w:type="pct" w:w="568"/>
+            <w:tcMar>
+              <w:top w:type="dxa" w:w="50"/>
+              <w:left w:type="dxa" w:w="110"/>
+              <w:bottom w:type="dxa" w:w="50"/>
+              <w:right w:type="dxa" w:w="110"/>
+            </w:tcMar>
+          </w:tcPr>
+          <w:p>
+            <w:pPr>
+              <w:spacing w:before="28" w:after="28"/>
+            </w:pPr>
+            <w:r>
+              <w:rPr>
+                <w:sz w:val="15"/>
+                <w:szCs w:val="15"/>
+              </w:rPr>
+              <w:t xml:space="preserve"> </w:t>
+            </w:r>
+          </w:p>
+        </w:tc>
+        <w:tc>
+          <w:tcPr>
+            <w:tcW w:type="pct" w:w="2200"/>
             <w:shd w:fill="FFFFFF" w:val="clear"/>
             <w:tcMar>
               <w:top w:type="dxa" w:w="50"/>
@@ -11815,7 +11474,6 @@
         <w:tc>
           <w:tcPr>
             <w:tcW w:type="pct" w:w="1112"/>
-            <w:shd w:fill="FBFAF6" w:val="clear"/>
             <w:tcMar>
               <w:top w:type="dxa" w:w="50"/>
               <w:left w:type="dxa" w:w="110"/>
@@ -11839,7 +11497,6 @@
         <w:tc>
           <w:tcPr>
             <w:tcW w:type="pct" w:w="1120"/>
-            <w:shd w:fill="FBFAF6" w:val="clear"/>
             <w:tcMar>
               <w:top w:type="dxa" w:w="50"/>
               <w:left w:type="dxa" w:w="110"/>
@@ -11856,7 +11513,7 @@
                 <w:sz w:val="15"/>
                 <w:szCs w:val="15"/>
               </w:rPr>
-              <w:t xml:space="preserve">9,010,000</w:t>
+              <w:t xml:space="preserve">1,700,000</w:t>
             </w:r>
           </w:p>
         </w:tc>
@@ -11865,6 +11522,7 @@
         <w:tc>
           <w:tcPr>
             <w:tcW w:type="pct" w:w="568"/>
+            <w:shd w:fill="FBFAF6" w:val="clear"/>
             <w:tcMar>
               <w:top w:type="dxa" w:w="50"/>
               <w:left w:type="dxa" w:w="110"/>
@@ -11881,13 +11539,14 @@
                 <w:sz w:val="15"/>
                 <w:szCs w:val="15"/>
               </w:rPr>
-              <w:t xml:space="preserve"> </w:t>
+              <w:t xml:space="preserve">3</w:t>
             </w:r>
           </w:p>
         </w:tc>
         <w:tc>
           <w:tcPr>
             <w:tcW w:type="pct" w:w="2200"/>
+            <w:shd w:fill="FBFAF6" w:val="clear"/>
             <w:tcMar>
               <w:top w:type="dxa" w:w="50"/>
               <w:left w:type="dxa" w:w="110"/>
@@ -11904,13 +11563,14 @@
                 <w:sz w:val="15"/>
                 <w:szCs w:val="15"/>
               </w:rPr>
-              <w:t xml:space="preserve">Fixed MOH Applied</w:t>
+              <w:t xml:space="preserve">Cost of Goods Sold</w:t>
             </w:r>
           </w:p>
         </w:tc>
         <w:tc>
           <w:tcPr>
             <w:tcW w:type="pct" w:w="1112"/>
+            <w:shd w:fill="FBFAF6" w:val="clear"/>
             <w:tcMar>
               <w:top w:type="dxa" w:w="50"/>
               <w:left w:type="dxa" w:w="110"/>
@@ -11927,13 +11587,14 @@
                 <w:sz w:val="15"/>
                 <w:szCs w:val="15"/>
               </w:rPr>
-              <w:t xml:space="preserve"> </w:t>
+              <w:t xml:space="preserve">10,458,000</w:t>
             </w:r>
           </w:p>
         </w:tc>
         <w:tc>
           <w:tcPr>
             <w:tcW w:type="pct" w:w="1120"/>
+            <w:shd w:fill="FBFAF6" w:val="clear"/>
             <w:tcMar>
               <w:top w:type="dxa" w:w="50"/>
               <w:left w:type="dxa" w:w="110"/>
@@ -11950,7 +11611,101 @@
                 <w:sz w:val="15"/>
                 <w:szCs w:val="15"/>
               </w:rPr>
-              <w:t xml:space="preserve">1,700,000</w:t>
+              <w:t xml:space="preserve"> </w:t>
+            </w:r>
+          </w:p>
+        </w:tc>
+      </w:tr>
+      <w:tr>
+        <w:tc>
+          <w:tcPr>
+            <w:tcW w:type="pct" w:w="568"/>
+            <w:tcMar>
+              <w:top w:type="dxa" w:w="50"/>
+              <w:left w:type="dxa" w:w="110"/>
+              <w:bottom w:type="dxa" w:w="50"/>
+              <w:right w:type="dxa" w:w="110"/>
+            </w:tcMar>
+          </w:tcPr>
+          <w:p>
+            <w:pPr>
+              <w:spacing w:before="28" w:after="28"/>
+            </w:pPr>
+            <w:r>
+              <w:rPr>
+                <w:sz w:val="15"/>
+                <w:szCs w:val="15"/>
+              </w:rPr>
+              <w:t xml:space="preserve"> </w:t>
+            </w:r>
+          </w:p>
+        </w:tc>
+        <w:tc>
+          <w:tcPr>
+            <w:tcW w:type="pct" w:w="2200"/>
+            <w:tcMar>
+              <w:top w:type="dxa" w:w="50"/>
+              <w:left w:type="dxa" w:w="110"/>
+              <w:bottom w:type="dxa" w:w="50"/>
+              <w:right w:type="dxa" w:w="110"/>
+            </w:tcMar>
+          </w:tcPr>
+          <w:p>
+            <w:pPr>
+              <w:spacing w:before="28" w:after="28"/>
+            </w:pPr>
+            <w:r>
+              <w:rPr>
+                <w:sz w:val="15"/>
+                <w:szCs w:val="15"/>
+              </w:rPr>
+              <w:t xml:space="preserve">Finished Goods Inventory</w:t>
+            </w:r>
+          </w:p>
+        </w:tc>
+        <w:tc>
+          <w:tcPr>
+            <w:tcW w:type="pct" w:w="1112"/>
+            <w:tcMar>
+              <w:top w:type="dxa" w:w="50"/>
+              <w:left w:type="dxa" w:w="110"/>
+              <w:bottom w:type="dxa" w:w="50"/>
+              <w:right w:type="dxa" w:w="110"/>
+            </w:tcMar>
+          </w:tcPr>
+          <w:p>
+            <w:pPr>
+              <w:spacing w:before="28" w:after="28"/>
+            </w:pPr>
+            <w:r>
+              <w:rPr>
+                <w:sz w:val="15"/>
+                <w:szCs w:val="15"/>
+              </w:rPr>
+              <w:t xml:space="preserve"> </w:t>
+            </w:r>
+          </w:p>
+        </w:tc>
+        <w:tc>
+          <w:tcPr>
+            <w:tcW w:type="pct" w:w="1120"/>
+            <w:tcMar>
+              <w:top w:type="dxa" w:w="50"/>
+              <w:left w:type="dxa" w:w="110"/>
+              <w:bottom w:type="dxa" w:w="50"/>
+              <w:right w:type="dxa" w:w="110"/>
+            </w:tcMar>
+          </w:tcPr>
+          <w:p>
+            <w:pPr>
+              <w:spacing w:before="28" w:after="28"/>
+            </w:pPr>
+            <w:r>
+              <w:rPr>
+                <w:sz w:val="15"/>
+                <w:szCs w:val="15"/>
+              </w:rPr>
+              <w:t xml:space="preserve">10,458,000</w:t>
             </w:r>
           </w:p>
         </w:tc>
@@ -11976,7 +11731,7 @@
                 <w:sz w:val="15"/>
                 <w:szCs w:val="15"/>
               </w:rPr>
-              <w:t xml:space="preserve">3</w:t>
+              <w:t xml:space="preserve">4</w:t>
             </w:r>
           </w:p>
         </w:tc>
@@ -12000,7 +11755,7 @@
                 <w:sz w:val="15"/>
                 <w:szCs w:val="15"/>
               </w:rPr>
-              <w:t xml:space="preserve">Cost of Goods Sold</w:t>
+              <w:t xml:space="preserve">Fixed MOH Applied</w:t>
             </w:r>
           </w:p>
         </w:tc>
@@ -12024,7 +11779,7 @@
                 <w:sz w:val="15"/>
                 <w:szCs w:val="15"/>
               </w:rPr>
-              <w:t xml:space="preserve">10,458,000</w:t>
+              <w:t xml:space="preserve">1,700,000</w:t>
             </w:r>
           </w:p>
         </w:tc>
@@ -12080,33 +11835,6 @@
         <w:tc>
           <w:tcPr>
             <w:tcW w:type="pct" w:w="2200"/>
-            <w:shd w:fill="FFFFFF" w:val="clear"/>
-            <w:tcMar>
-              <w:top w:type="dxa" w:w="50"/>
-              <w:left w:type="dxa" w:w="110"/>
-              <w:bottom w:type="dxa" w:w="50"/>
-              <w:right w:type="dxa" w:w="110"/>
-            </w:tcMar>
-          </w:tcPr>
-          <w:p>
-            <w:pPr>
-              <w:spacing w:before="46" w:after="46"/>
-            </w:pPr>
-            <w:r>
-              <w:rPr>
-                <w:b/>
-                <w:bCs/>
-                <w:color w:val="8186EF"/>
-                <w:sz w:val="14"/>
-                <w:szCs w:val="14"/>
-              </w:rPr>
-              <w:t xml:space="preserve">(15)</w:t>
-            </w:r>
-          </w:p>
-        </w:tc>
-        <w:tc>
-          <w:tcPr>
-            <w:tcW w:type="pct" w:w="1112"/>
             <w:tcMar>
               <w:top w:type="dxa" w:w="50"/>
               <w:left w:type="dxa" w:w="110"/>
@@ -12123,13 +11851,13 @@
                 <w:sz w:val="15"/>
                 <w:szCs w:val="15"/>
               </w:rPr>
-              <w:t xml:space="preserve"> </w:t>
-            </w:r>
-          </w:p>
-        </w:tc>
-        <w:tc>
-          <w:tcPr>
-            <w:tcW w:type="pct" w:w="1120"/>
+              <w:t xml:space="preserve">Cost of Goods Sold</w:t>
+            </w:r>
+          </w:p>
+        </w:tc>
+        <w:tc>
+          <w:tcPr>
+            <w:tcW w:type="pct" w:w="1112"/>
             <w:tcMar>
               <w:top w:type="dxa" w:w="50"/>
               <w:left w:type="dxa" w:w="110"/>
@@ -12146,7 +11874,30 @@
                 <w:sz w:val="15"/>
                 <w:szCs w:val="15"/>
               </w:rPr>
-              <w:t xml:space="preserve">10,458,000</w:t>
+              <w:t xml:space="preserve">100,000</w:t>
+            </w:r>
+          </w:p>
+        </w:tc>
+        <w:tc>
+          <w:tcPr>
+            <w:tcW w:type="pct" w:w="1120"/>
+            <w:tcMar>
+              <w:top w:type="dxa" w:w="50"/>
+              <w:left w:type="dxa" w:w="110"/>
+              <w:bottom w:type="dxa" w:w="50"/>
+              <w:right w:type="dxa" w:w="110"/>
+            </w:tcMar>
+          </w:tcPr>
+          <w:p>
+            <w:pPr>
+              <w:spacing w:before="28" w:after="28"/>
+            </w:pPr>
+            <w:r>
+              <w:rPr>
+                <w:sz w:val="15"/>
+                <w:szCs w:val="15"/>
+              </w:rPr>
+              <w:t xml:space="preserve"> </w:t>
             </w:r>
           </w:p>
         </w:tc>
@@ -12172,7 +11923,7 @@
                 <w:sz w:val="15"/>
                 <w:szCs w:val="15"/>
               </w:rPr>
-              <w:t xml:space="preserve">4</w:t>
+              <w:t xml:space="preserve"> </w:t>
             </w:r>
           </w:p>
         </w:tc>
@@ -12196,7 +11947,7 @@
                 <w:sz w:val="15"/>
                 <w:szCs w:val="15"/>
               </w:rPr>
-              <w:t xml:space="preserve">Fixed MOH Applied</w:t>
+              <w:t xml:space="preserve">Fixed MOH Control</w:t>
             </w:r>
           </w:p>
         </w:tc>
@@ -12220,7 +11971,7 @@
                 <w:sz w:val="15"/>
                 <w:szCs w:val="15"/>
               </w:rPr>
-              <w:t xml:space="preserve">1,700,000</w:t>
+              <w:t xml:space="preserve"> </w:t>
             </w:r>
           </w:p>
         </w:tc>
@@ -12244,7 +11995,7 @@
                 <w:sz w:val="15"/>
                 <w:szCs w:val="15"/>
               </w:rPr>
-              <w:t xml:space="preserve"> </w:t>
+              <w:t xml:space="preserve">1,800,000</w:t>
             </w:r>
           </w:p>
         </w:tc>
@@ -12276,33 +12027,6 @@
         <w:tc>
           <w:tcPr>
             <w:tcW w:type="pct" w:w="2200"/>
-            <w:shd w:fill="FFFFFF" w:val="clear"/>
-            <w:tcMar>
-              <w:top w:type="dxa" w:w="50"/>
-              <w:left w:type="dxa" w:w="110"/>
-              <w:bottom w:type="dxa" w:w="50"/>
-              <w:right w:type="dxa" w:w="110"/>
-            </w:tcMar>
-          </w:tcPr>
-          <w:p>
-            <w:pPr>
-              <w:spacing w:before="46" w:after="46"/>
-            </w:pPr>
-            <w:r>
-              <w:rPr>
-                <w:b/>
-                <w:bCs/>
-                <w:color w:val="8186EF"/>
-                <w:sz w:val="14"/>
-                <w:szCs w:val="14"/>
-              </w:rPr>
-              <w:t xml:space="preserve">(16)</w:t>
-            </w:r>
-          </w:p>
-        </w:tc>
-        <w:tc>
-          <w:tcPr>
-            <w:tcW w:type="pct" w:w="1112"/>
             <w:tcMar>
               <w:top w:type="dxa" w:w="50"/>
               <w:left w:type="dxa" w:w="110"/>
@@ -12319,180 +12043,7 @@
                 <w:sz w:val="15"/>
                 <w:szCs w:val="15"/>
               </w:rPr>
-              <w:t xml:space="preserve">100,000</w:t>
-            </w:r>
-          </w:p>
-        </w:tc>
-        <w:tc>
-          <w:tcPr>
-            <w:tcW w:type="pct" w:w="1120"/>
-            <w:tcMar>
-              <w:top w:type="dxa" w:w="50"/>
-              <w:left w:type="dxa" w:w="110"/>
-              <w:bottom w:type="dxa" w:w="50"/>
-              <w:right w:type="dxa" w:w="110"/>
-            </w:tcMar>
-          </w:tcPr>
-          <w:p>
-            <w:pPr>
-              <w:spacing w:before="28" w:after="28"/>
-            </w:pPr>
-            <w:r>
-              <w:rPr>
-                <w:sz w:val="15"/>
-                <w:szCs w:val="15"/>
-              </w:rPr>
-              <w:t xml:space="preserve"> </w:t>
-            </w:r>
-          </w:p>
-        </w:tc>
-      </w:tr>
-      <w:tr>
-        <w:tc>
-          <w:tcPr>
-            <w:tcW w:type="pct" w:w="568"/>
-            <w:shd w:fill="FBFAF6" w:val="clear"/>
-            <w:tcMar>
-              <w:top w:type="dxa" w:w="50"/>
-              <w:left w:type="dxa" w:w="110"/>
-              <w:bottom w:type="dxa" w:w="50"/>
-              <w:right w:type="dxa" w:w="110"/>
-            </w:tcMar>
-          </w:tcPr>
-          <w:p>
-            <w:pPr>
-              <w:spacing w:before="28" w:after="28"/>
-            </w:pPr>
-            <w:r>
-              <w:rPr>
-                <w:sz w:val="15"/>
-                <w:szCs w:val="15"/>
-              </w:rPr>
-              <w:t xml:space="preserve"> </w:t>
-            </w:r>
-          </w:p>
-        </w:tc>
-        <w:tc>
-          <w:tcPr>
-            <w:tcW w:type="pct" w:w="2200"/>
-            <w:shd w:fill="FBFAF6" w:val="clear"/>
-            <w:tcMar>
-              <w:top w:type="dxa" w:w="50"/>
-              <w:left w:type="dxa" w:w="110"/>
-              <w:bottom w:type="dxa" w:w="50"/>
-              <w:right w:type="dxa" w:w="110"/>
-            </w:tcMar>
-          </w:tcPr>
-          <w:p>
-            <w:pPr>
-              <w:spacing w:before="28" w:after="28"/>
-            </w:pPr>
-            <w:r>
-              <w:rPr>
-                <w:sz w:val="15"/>
-                <w:szCs w:val="15"/>
-              </w:rPr>
-              <w:t xml:space="preserve">Fixed MOH Control</w:t>
-            </w:r>
-          </w:p>
-        </w:tc>
-        <w:tc>
-          <w:tcPr>
-            <w:tcW w:type="pct" w:w="1112"/>
-            <w:shd w:fill="FBFAF6" w:val="clear"/>
-            <w:tcMar>
-              <w:top w:type="dxa" w:w="50"/>
-              <w:left w:type="dxa" w:w="110"/>
-              <w:bottom w:type="dxa" w:w="50"/>
-              <w:right w:type="dxa" w:w="110"/>
-            </w:tcMar>
-          </w:tcPr>
-          <w:p>
-            <w:pPr>
-              <w:spacing w:before="28" w:after="28"/>
-            </w:pPr>
-            <w:r>
-              <w:rPr>
-                <w:sz w:val="15"/>
-                <w:szCs w:val="15"/>
-              </w:rPr>
-              <w:t xml:space="preserve"> </w:t>
-            </w:r>
-          </w:p>
-        </w:tc>
-        <w:tc>
-          <w:tcPr>
-            <w:tcW w:type="pct" w:w="1120"/>
-            <w:shd w:fill="FBFAF6" w:val="clear"/>
-            <w:tcMar>
-              <w:top w:type="dxa" w:w="50"/>
-              <w:left w:type="dxa" w:w="110"/>
-              <w:bottom w:type="dxa" w:w="50"/>
-              <w:right w:type="dxa" w:w="110"/>
-            </w:tcMar>
-          </w:tcPr>
-          <w:p>
-            <w:pPr>
-              <w:spacing w:before="28" w:after="28"/>
-            </w:pPr>
-            <w:r>
-              <w:rPr>
-                <w:sz w:val="15"/>
-                <w:szCs w:val="15"/>
-              </w:rPr>
-              <w:t xml:space="preserve">1,800,000</w:t>
-            </w:r>
-          </w:p>
-        </w:tc>
-      </w:tr>
-      <w:tr>
-        <w:tc>
-          <w:tcPr>
-            <w:tcW w:type="pct" w:w="568"/>
-            <w:tcMar>
-              <w:top w:type="dxa" w:w="50"/>
-              <w:left w:type="dxa" w:w="110"/>
-              <w:bottom w:type="dxa" w:w="50"/>
-              <w:right w:type="dxa" w:w="110"/>
-            </w:tcMar>
-          </w:tcPr>
-          <w:p>
-            <w:pPr>
-              <w:spacing w:before="28" w:after="28"/>
-            </w:pPr>
-            <w:r>
-              <w:rPr>
-                <w:sz w:val="15"/>
-                <w:szCs w:val="15"/>
-              </w:rPr>
-              <w:t xml:space="preserve"> </w:t>
-            </w:r>
-          </w:p>
-        </w:tc>
-        <w:tc>
-          <w:tcPr>
-            <w:tcW w:type="pct" w:w="2200"/>
-            <w:shd w:fill="FFFFFF" w:val="clear"/>
-            <w:tcMar>
-              <w:top w:type="dxa" w:w="50"/>
-              <w:left w:type="dxa" w:w="110"/>
-              <w:bottom w:type="dxa" w:w="50"/>
-              <w:right w:type="dxa" w:w="110"/>
-            </w:tcMar>
-          </w:tcPr>
-          <w:p>
-            <w:pPr>
-              <w:spacing w:before="46" w:after="46"/>
-            </w:pPr>
-            <w:r>
-              <w:rPr>
-                <w:b/>
-                <w:bCs/>
-                <w:color w:val="8186EF"/>
-                <w:sz w:val="14"/>
-                <w:szCs w:val="14"/>
-              </w:rPr>
-              <w:t xml:space="preserve">(17)</w:t>
+              <w:t xml:space="preserve">Totals</w:t>
             </w:r>
           </w:p>
         </w:tc>
@@ -12600,7 +12151,7 @@
                 <w:sz w:val="16"/>
                 <w:szCs w:val="16"/>
               </w:rPr>
-              <w:t xml:space="preserve">Finished Goods Inventory   ·   Various accounts   ·   Cost of Goods Sold   ·   Fixed MOH Control   ·   Variable manufacturing costs   ·   Totals</w:t>
+              <w:t xml:space="preserve">Fixed MOH Applied   ·   Fixed MOH Control   ·   downward demand spiral</w:t>
             </w:r>
           </w:p>
         </w:tc>
@@ -12825,7 +12376,7 @@
                 <w:sz w:val="14"/>
                 <w:szCs w:val="14"/>
               </w:rPr>
-              <w:t xml:space="preserve">(18)</w:t>
+              <w:t xml:space="preserve">(15)</w:t>
             </w:r>
           </w:p>
         </w:tc>
@@ -13021,7 +12572,7 @@
                 <w:sz w:val="14"/>
                 <w:szCs w:val="14"/>
               </w:rPr>
-              <w:t xml:space="preserve">(19)</w:t>
+              <w:t xml:space="preserve">(16)</w:t>
             </w:r>
           </w:p>
         </w:tc>
@@ -13120,7 +12671,7 @@
                 <w:sz w:val="14"/>
                 <w:szCs w:val="14"/>
               </w:rPr>
-              <w:t xml:space="preserve">(20)</w:t>
+              <w:t xml:space="preserve">(17)</w:t>
             </w:r>
           </w:p>
         </w:tc>
@@ -13412,7 +12963,7 @@
                 <w:sz w:val="14"/>
                 <w:szCs w:val="14"/>
               </w:rPr>
-              <w:t xml:space="preserve">(21)</w:t>
+              <w:t xml:space="preserve">(18)</w:t>
             </w:r>
           </w:p>
         </w:tc>
@@ -13520,7 +13071,7 @@
                 <w:sz w:val="16"/>
                 <w:szCs w:val="16"/>
               </w:rPr>
-              <w:t xml:space="preserve">Fixed MOH Applied   ·   Fixed MOH Expense   ·   Finished Goods Inventory   ·   Totals   ·   Variable manufacturing costs</w:t>
+              <w:t xml:space="preserve">Halva line supervisor   ·   Fixed MOH Expense   ·   Finished Goods Inventory   ·   Totals   ·   Variable manufacturing costs</w:t>
             </w:r>
           </w:p>
         </w:tc>
@@ -13547,7 +13098,7 @@
           <w:sz w:val="16"/>
           <w:szCs w:val="16"/>
         </w:rPr>
-        <w:t xml:space="preserve">      gaps 22–24</w:t>
+        <w:t xml:space="preserve">      gaps 19–21</w:t>
       </w:r>
     </w:p>
     <w:p>
@@ -13570,7 +13121,7 @@
           <w:sz w:val="15"/>
           <w:szCs w:val="15"/>
         </w:rPr>
-        <w:t xml:space="preserve"> (22) </w:t>
+        <w:t xml:space="preserve"> (19) </w:t>
       </w:r>
       <w:r>
         <w:rPr>
@@ -13616,7 +13167,7 @@
           <w:sz w:val="15"/>
           <w:szCs w:val="15"/>
         </w:rPr>
-        <w:t xml:space="preserve"> (23) </w:t>
+        <w:t xml:space="preserve"> (20) </w:t>
       </w:r>
       <w:r>
         <w:rPr>
@@ -13648,7 +13199,7 @@
           <w:sz w:val="15"/>
           <w:szCs w:val="15"/>
         </w:rPr>
-        <w:t xml:space="preserve"> (24) </w:t>
+        <w:t xml:space="preserve"> (21) </w:t>
       </w:r>
       <w:r>
         <w:rPr>
@@ -13802,7 +13353,7 @@
           <w:sz w:val="16"/>
           <w:szCs w:val="16"/>
         </w:rPr>
-        <w:t xml:space="preserve">      gaps 25–27</w:t>
+        <w:t xml:space="preserve">      gaps 22–24</w:t>
       </w:r>
     </w:p>
     <w:p>
@@ -13832,7 +13383,7 @@
           <w:sz w:val="15"/>
           <w:szCs w:val="15"/>
         </w:rPr>
-        <w:t xml:space="preserve"> (25) </w:t>
+        <w:t xml:space="preserve"> (22) </w:t>
       </w:r>
       <w:r>
         <w:rPr>
@@ -13871,7 +13422,7 @@
           <w:sz w:val="15"/>
           <w:szCs w:val="15"/>
         </w:rPr>
-        <w:t xml:space="preserve"> (26) </w:t>
+        <w:t xml:space="preserve"> (23) </w:t>
       </w:r>
       <w:r>
         <w:rPr>
@@ -13903,7 +13454,7 @@
           <w:sz w:val="15"/>
           <w:szCs w:val="15"/>
         </w:rPr>
-        <w:t xml:space="preserve"> (27) </w:t>
+        <w:t xml:space="preserve"> (24) </w:t>
       </w:r>
       <w:r>
         <w:rPr>
@@ -14057,7 +13608,7 @@
           <w:sz w:val="16"/>
           <w:szCs w:val="16"/>
         </w:rPr>
-        <w:t xml:space="preserve">      gaps 28–30</w:t>
+        <w:t xml:space="preserve">      gaps 25–27</w:t>
       </w:r>
     </w:p>
     <w:p>
@@ -14070,7 +13621,7 @@
           <w:sz w:val="19"/>
           <w:szCs w:val="19"/>
         </w:rPr>
-        <w:t xml:space="preserve">Expect </w:t>
+        <w:t xml:space="preserve">Expect production, sales and cost data, and a </w:t>
       </w:r>
       <w:r>
         <w:rPr>
@@ -14080,7 +13631,7 @@
           <w:sz w:val="15"/>
           <w:szCs w:val="15"/>
         </w:rPr>
-        <w:t xml:space="preserve"> (28) </w:t>
+        <w:t xml:space="preserve"> (25) </w:t>
       </w:r>
       <w:r>
         <w:rPr>
@@ -14088,7 +13639,7 @@
           <w:sz w:val="19"/>
           <w:szCs w:val="19"/>
         </w:rPr>
-        <w:t xml:space="preserve">            </w:t>
+        <w:t xml:space="preserve">           </w:t>
       </w:r>
       <w:r>
         <w:rPr>
@@ -14102,7 +13653,7 @@
           <w:sz w:val="19"/>
           <w:szCs w:val="19"/>
         </w:rPr>
-        <w:t xml:space="preserve">, sales and cost data, and a request for income under one method or the </w:t>
+        <w:t xml:space="preserve"> for income under one method or the difference </w:t>
       </w:r>
       <w:r>
         <w:rPr>
@@ -14112,7 +13663,7 @@
           <w:sz w:val="15"/>
           <w:szCs w:val="15"/>
         </w:rPr>
-        <w:t xml:space="preserve"> (29) </w:t>
+        <w:t xml:space="preserve"> (26) </w:t>
       </w:r>
       <w:r>
         <w:rPr>
@@ -14120,7 +13671,7 @@
           <w:sz w:val="19"/>
           <w:szCs w:val="19"/>
         </w:rPr>
-        <w:t xml:space="preserve">            </w:t>
+        <w:t xml:space="preserve">           </w:t>
       </w:r>
       <w:r>
         <w:rPr>
@@ -14134,14 +13685,14 @@
           <w:sz w:val="19"/>
           <w:szCs w:val="19"/>
         </w:rPr>
-        <w:t xml:space="preserve"> between them. </w:t>
-      </w:r>
-      <w:r>
-        <w:rPr>
-          <w:sz w:val="19"/>
-          <w:szCs w:val="19"/>
-        </w:rPr>
-        <w:t xml:space="preserve">Find the change in </w:t>
+        <w:t xml:space="preserve"> them. </w:t>
+      </w:r>
+      <w:r>
+        <w:rPr>
+          <w:sz w:val="19"/>
+          <w:szCs w:val="19"/>
+        </w:rPr>
+        <w:t xml:space="preserve">Find the change in inventory units first; </w:t>
       </w:r>
       <w:r>
         <w:rPr>
@@ -14151,7 +13702,7 @@
           <w:sz w:val="15"/>
           <w:szCs w:val="15"/>
         </w:rPr>
-        <w:t xml:space="preserve"> (30) </w:t>
+        <w:t xml:space="preserve"> (27) </w:t>
       </w:r>
       <w:r>
         <w:rPr>
@@ -14173,7 +13724,7 @@
           <w:sz w:val="19"/>
           <w:szCs w:val="19"/>
         </w:rPr>
-        <w:t xml:space="preserve"> units first; multiply by the fixed overhead rate to reconcile. </w:t>
+        <w:t xml:space="preserve"> by the fixed overhead rate to reconcile. </w:t>
       </w:r>
     </w:p>
     <w:tbl>
@@ -14231,7 +13782,7 @@
                 <w:sz w:val="16"/>
                 <w:szCs w:val="16"/>
               </w:rPr>
-              <w:t xml:space="preserve">production   ·   difference   ·   reconcile   ·   inventory</w:t>
+              <w:t xml:space="preserve">request   ·   between   ·   follows   ·   multiply</w:t>
             </w:r>
           </w:p>
         </w:tc>
@@ -14475,7 +14026,7 @@
                 <w:sz w:val="14"/>
                 <w:szCs w:val="14"/>
               </w:rPr>
-              <w:t xml:space="preserve">(31)</w:t>
+              <w:t xml:space="preserve">(28)</w:t>
             </w:r>
           </w:p>
         </w:tc>
@@ -14527,7 +14078,7 @@
                 <w:sz w:val="14"/>
                 <w:szCs w:val="14"/>
               </w:rPr>
-              <w:t xml:space="preserve">(32)</w:t>
+              <w:t xml:space="preserve">(29)</w:t>
             </w:r>
           </w:p>
         </w:tc>
@@ -14580,7 +14131,7 @@
                 <w:sz w:val="14"/>
                 <w:szCs w:val="14"/>
               </w:rPr>
-              <w:t xml:space="preserve">(33)</w:t>
+              <w:t xml:space="preserve">(30)</w:t>
             </w:r>
           </w:p>
         </w:tc>
@@ -14682,7 +14233,7 @@
                 <w:sz w:val="14"/>
                 <w:szCs w:val="14"/>
               </w:rPr>
-              <w:t xml:space="preserve">(34)</w:t>
+              <w:t xml:space="preserve">(31)</w:t>
             </w:r>
           </w:p>
         </w:tc>
@@ -14924,7 +14475,7 @@
                 <w:sz w:val="14"/>
                 <w:szCs w:val="14"/>
               </w:rPr>
-              <w:t xml:space="preserve">(35)</w:t>
+              <w:t xml:space="preserve">(32)</w:t>
             </w:r>
           </w:p>
         </w:tc>
@@ -15036,7 +14587,7 @@
                 <w:sz w:val="16"/>
                 <w:szCs w:val="16"/>
               </w:rPr>
-              <w:t xml:space="preserve">Product cost under both methods   ·   (40,000) × $2.00 = (80,000)</w:t>
+              <w:t xml:space="preserve">Product cost under absorption only   ·   (40,000) × $2.00 = (80,000)</w:t>
             </w:r>
           </w:p>
         </w:tc>
@@ -15291,7 +14842,7 @@
                 <w:sz w:val="14"/>
                 <w:szCs w:val="14"/>
               </w:rPr>
-              <w:t xml:space="preserve">(36)</w:t>
+              <w:t xml:space="preserve">(33)</w:t>
             </w:r>
           </w:p>
         </w:tc>
@@ -15344,7 +14895,7 @@
                 <w:sz w:val="14"/>
                 <w:szCs w:val="14"/>
               </w:rPr>
-              <w:t xml:space="preserve">(37)</w:t>
+              <w:t xml:space="preserve">(34)</w:t>
             </w:r>
           </w:p>
         </w:tc>
@@ -15445,7 +14996,7 @@
                 <w:sz w:val="14"/>
                 <w:szCs w:val="14"/>
               </w:rPr>
-              <w:t xml:space="preserve">(38)</w:t>
+              <w:t xml:space="preserve">(35)</w:t>
             </w:r>
           </w:p>
         </w:tc>
@@ -15507,7 +15058,7 @@
                 <w:sz w:val="16"/>
                 <w:szCs w:val="16"/>
               </w:rPr>
-              <w:t xml:space="preserve">Product cost under both methods   ·   Product cost under absorption only   ·   Period cost under both methods   ·   (40,000) × $2.00 = (80,000)</w:t>
+              <w:t xml:space="preserve">Product cost under both methods   ·   Product cost under absorption only   ·   Period cost under both methods   ·   Variable selling cost per tray</w:t>
             </w:r>
           </w:p>
         </w:tc>
@@ -15655,7 +15206,7 @@
                 <w:sz w:val="16"/>
                 <w:szCs w:val="16"/>
               </w:rPr>
-              <w:t xml:space="preserve">التكاليف المتغيرة   ·   contribution margin   ·   production-volume variance</w:t>
+              <w:t xml:space="preserve">التكاليف المتغيرة   ·   variable costing   ·   contribution margin</w:t>
             </w:r>
           </w:p>
         </w:tc>
@@ -16092,14 +15643,14 @@
                 <w:sz w:val="16"/>
                 <w:szCs w:val="16"/>
               </w:rPr>
-              <w:t xml:space="preserve">21  </w:t>
-            </w:r>
-            <w:r>
-              <w:rPr>
-                <w:sz w:val="16"/>
-                <w:szCs w:val="16"/>
-              </w:rPr>
-              <w:t xml:space="preserve">Totals</w:t>
+              <w:t xml:space="preserve">20  </w:t>
+            </w:r>
+            <w:r>
+              <w:rPr>
+                <w:sz w:val="16"/>
+                <w:szCs w:val="16"/>
+              </w:rPr>
+              <w:t xml:space="preserve">produced</w:t>
             </w:r>
           </w:p>
         </w:tc>
@@ -16134,7 +15685,7 @@
                 <w:sz w:val="16"/>
                 <w:szCs w:val="16"/>
               </w:rPr>
-              <w:t xml:space="preserve">responds</w:t>
+              <w:t xml:space="preserve">follows</w:t>
             </w:r>
           </w:p>
         </w:tc>
@@ -16160,14 +15711,14 @@
                 <w:sz w:val="16"/>
                 <w:szCs w:val="16"/>
               </w:rPr>
-              <w:t xml:space="preserve">22  </w:t>
-            </w:r>
-            <w:r>
-              <w:rPr>
-                <w:sz w:val="16"/>
-                <w:szCs w:val="16"/>
-              </w:rPr>
-              <w:t xml:space="preserve">finished</w:t>
+              <w:t xml:space="preserve">21  </w:t>
+            </w:r>
+            <w:r>
+              <w:rPr>
+                <w:sz w:val="16"/>
+                <w:szCs w:val="16"/>
+              </w:rPr>
+              <w:t xml:space="preserve">overproduction</w:t>
             </w:r>
           </w:p>
         </w:tc>
@@ -16202,7 +15753,7 @@
                 <w:sz w:val="16"/>
                 <w:szCs w:val="16"/>
               </w:rPr>
-              <w:t xml:space="preserve">exam-core</w:t>
+              <w:t xml:space="preserve">responds</w:t>
             </w:r>
           </w:p>
         </w:tc>
@@ -16228,14 +15779,14 @@
                 <w:sz w:val="16"/>
                 <w:szCs w:val="16"/>
               </w:rPr>
-              <w:t xml:space="preserve">23  </w:t>
-            </w:r>
-            <w:r>
-              <w:rPr>
-                <w:sz w:val="16"/>
-                <w:szCs w:val="16"/>
-              </w:rPr>
-              <w:t xml:space="preserve">produced</w:t>
+              <w:t xml:space="preserve">22  </w:t>
+            </w:r>
+            <w:r>
+              <w:rPr>
+                <w:sz w:val="16"/>
+                <w:szCs w:val="16"/>
+              </w:rPr>
+              <w:t xml:space="preserve">Opening</w:t>
             </w:r>
           </w:p>
         </w:tc>
@@ -16270,7 +15821,7 @@
                 <w:sz w:val="16"/>
                 <w:szCs w:val="16"/>
               </w:rPr>
-              <w:t xml:space="preserve">inventory</w:t>
+              <w:t xml:space="preserve">exam-core</w:t>
             </w:r>
           </w:p>
         </w:tc>
@@ -16296,14 +15847,14 @@
                 <w:sz w:val="16"/>
                 <w:szCs w:val="16"/>
               </w:rPr>
-              <w:t xml:space="preserve">24  </w:t>
-            </w:r>
-            <w:r>
-              <w:rPr>
-                <w:sz w:val="16"/>
-                <w:szCs w:val="16"/>
-              </w:rPr>
-              <w:t xml:space="preserve">overproduction</w:t>
+              <w:t xml:space="preserve">23  </w:t>
+            </w:r>
+            <w:r>
+              <w:rPr>
+                <w:sz w:val="16"/>
+                <w:szCs w:val="16"/>
+              </w:rPr>
+              <w:t xml:space="preserve">Income</w:t>
             </w:r>
           </w:p>
         </w:tc>
@@ -16338,7 +15889,7 @@
                 <w:sz w:val="16"/>
                 <w:szCs w:val="16"/>
               </w:rPr>
-              <w:t xml:space="preserve">produced</w:t>
+              <w:t xml:space="preserve">closing</w:t>
             </w:r>
           </w:p>
         </w:tc>
@@ -16364,14 +15915,14 @@
                 <w:sz w:val="16"/>
                 <w:szCs w:val="16"/>
               </w:rPr>
-              <w:t xml:space="preserve">25  </w:t>
-            </w:r>
-            <w:r>
-              <w:rPr>
-                <w:sz w:val="16"/>
-                <w:szCs w:val="16"/>
-              </w:rPr>
-              <w:t xml:space="preserve">Opening</w:t>
+              <w:t xml:space="preserve">24  </w:t>
+            </w:r>
+            <w:r>
+              <w:rPr>
+                <w:sz w:val="16"/>
+                <w:szCs w:val="16"/>
+              </w:rPr>
+              <w:t xml:space="preserve">inventory</w:t>
             </w:r>
           </w:p>
         </w:tc>
@@ -16406,7 +15957,7 @@
                 <w:sz w:val="16"/>
                 <w:szCs w:val="16"/>
               </w:rPr>
-              <w:t xml:space="preserve">capacity</w:t>
+              <w:t xml:space="preserve">compare</w:t>
             </w:r>
           </w:p>
         </w:tc>
@@ -16432,14 +15983,14 @@
                 <w:sz w:val="16"/>
                 <w:szCs w:val="16"/>
               </w:rPr>
-              <w:t xml:space="preserve">26  </w:t>
-            </w:r>
-            <w:r>
-              <w:rPr>
-                <w:sz w:val="16"/>
-                <w:szCs w:val="16"/>
-              </w:rPr>
-              <w:t xml:space="preserve">Income</w:t>
+              <w:t xml:space="preserve">25  </w:t>
+            </w:r>
+            <w:r>
+              <w:rPr>
+                <w:sz w:val="16"/>
+                <w:szCs w:val="16"/>
+              </w:rPr>
+              <w:t xml:space="preserve">request</w:t>
             </w:r>
           </w:p>
         </w:tc>
@@ -16474,7 +16025,7 @@
                 <w:sz w:val="16"/>
                 <w:szCs w:val="16"/>
               </w:rPr>
-              <w:t xml:space="preserve">administrative</w:t>
+              <w:t xml:space="preserve">prepare</w:t>
             </w:r>
           </w:p>
         </w:tc>
@@ -16500,14 +16051,14 @@
                 <w:sz w:val="16"/>
                 <w:szCs w:val="16"/>
               </w:rPr>
-              <w:t xml:space="preserve">27  </w:t>
-            </w:r>
-            <w:r>
-              <w:rPr>
-                <w:sz w:val="16"/>
-                <w:szCs w:val="16"/>
-              </w:rPr>
-              <w:t xml:space="preserve">inventory</w:t>
+              <w:t xml:space="preserve">26  </w:t>
+            </w:r>
+            <w:r>
+              <w:rPr>
+                <w:sz w:val="16"/>
+                <w:szCs w:val="16"/>
+              </w:rPr>
+              <w:t xml:space="preserve">between</w:t>
             </w:r>
           </w:p>
         </w:tc>
@@ -16542,7 +16093,7 @@
                 <w:sz w:val="16"/>
                 <w:szCs w:val="16"/>
               </w:rPr>
-              <w:t xml:space="preserve">compare</w:t>
+              <w:t xml:space="preserve">incomes</w:t>
             </w:r>
           </w:p>
         </w:tc>
@@ -16568,14 +16119,14 @@
                 <w:sz w:val="16"/>
                 <w:szCs w:val="16"/>
               </w:rPr>
-              <w:t xml:space="preserve">28  </w:t>
-            </w:r>
-            <w:r>
-              <w:rPr>
-                <w:sz w:val="16"/>
-                <w:szCs w:val="16"/>
-              </w:rPr>
-              <w:t xml:space="preserve">production</w:t>
+              <w:t xml:space="preserve">27  </w:t>
+            </w:r>
+            <w:r>
+              <w:rPr>
+                <w:sz w:val="16"/>
+                <w:szCs w:val="16"/>
+              </w:rPr>
+              <w:t xml:space="preserve">multiply</w:t>
             </w:r>
           </w:p>
         </w:tc>
@@ -16610,7 +16161,7 @@
                 <w:sz w:val="16"/>
                 <w:szCs w:val="16"/>
               </w:rPr>
-              <w:t xml:space="preserve">reconcile</w:t>
+              <w:t xml:space="preserve">production-volume</w:t>
             </w:r>
           </w:p>
         </w:tc>
@@ -16636,14 +16187,14 @@
                 <w:sz w:val="16"/>
                 <w:szCs w:val="16"/>
               </w:rPr>
-              <w:t xml:space="preserve">29  </w:t>
-            </w:r>
-            <w:r>
-              <w:rPr>
-                <w:sz w:val="16"/>
-                <w:szCs w:val="16"/>
-              </w:rPr>
-              <w:t xml:space="preserve">difference</w:t>
+              <w:t xml:space="preserve">28  </w:t>
+            </w:r>
+            <w:r>
+              <w:rPr>
+                <w:sz w:val="16"/>
+                <w:szCs w:val="16"/>
+              </w:rPr>
+              <w:t xml:space="preserve">Variable selling cost per tray</w:t>
             </w:r>
           </w:p>
         </w:tc>
@@ -16678,7 +16229,7 @@
                 <w:sz w:val="16"/>
                 <w:szCs w:val="16"/>
               </w:rPr>
-              <w:t xml:space="preserve">Absorption</w:t>
+              <w:t xml:space="preserve">contribution</w:t>
             </w:r>
           </w:p>
         </w:tc>
@@ -16704,14 +16255,14 @@
                 <w:sz w:val="16"/>
                 <w:szCs w:val="16"/>
               </w:rPr>
-              <w:t xml:space="preserve">30  </w:t>
-            </w:r>
-            <w:r>
-              <w:rPr>
-                <w:sz w:val="16"/>
-                <w:szCs w:val="16"/>
-              </w:rPr>
-              <w:t xml:space="preserve">inventory</w:t>
+              <w:t xml:space="preserve">29  </w:t>
+            </w:r>
+            <w:r>
+              <w:rPr>
+                <w:sz w:val="16"/>
+                <w:szCs w:val="16"/>
+              </w:rPr>
+              <w:t xml:space="preserve">Fixed manufacturing overhead (budget = actual)</w:t>
             </w:r>
           </w:p>
         </w:tc>
@@ -16746,7 +16297,7 @@
                 <w:sz w:val="16"/>
                 <w:szCs w:val="16"/>
               </w:rPr>
-              <w:t xml:space="preserve">production-volume</w:t>
+              <w:t xml:space="preserve">treatment</w:t>
             </w:r>
           </w:p>
         </w:tc>
@@ -16772,14 +16323,14 @@
                 <w:sz w:val="16"/>
                 <w:szCs w:val="16"/>
               </w:rPr>
-              <w:t xml:space="preserve">31  </w:t>
-            </w:r>
-            <w:r>
-              <w:rPr>
-                <w:sz w:val="16"/>
-                <w:szCs w:val="16"/>
-              </w:rPr>
-              <w:t xml:space="preserve">Variable selling cost per tray</w:t>
+              <w:t xml:space="preserve">30  </w:t>
+            </w:r>
+            <w:r>
+              <w:rPr>
+                <w:sz w:val="16"/>
+                <w:szCs w:val="16"/>
+              </w:rPr>
+              <w:t xml:space="preserve">Normal capacity (denominator)</w:t>
             </w:r>
           </w:p>
         </w:tc>
@@ -16814,7 +16365,7 @@
                 <w:sz w:val="16"/>
                 <w:szCs w:val="16"/>
               </w:rPr>
-              <w:t xml:space="preserve">contribution</w:t>
+              <w:t xml:space="preserve">differs</w:t>
             </w:r>
           </w:p>
         </w:tc>
@@ -16840,14 +16391,14 @@
                 <w:sz w:val="16"/>
                 <w:szCs w:val="16"/>
               </w:rPr>
-              <w:t xml:space="preserve">32  </w:t>
-            </w:r>
-            <w:r>
-              <w:rPr>
-                <w:sz w:val="16"/>
-                <w:szCs w:val="16"/>
-              </w:rPr>
-              <w:t xml:space="preserve">Fixed manufacturing overhead (budget = actual)</w:t>
+              <w:t xml:space="preserve">31  </w:t>
+            </w:r>
+            <w:r>
+              <w:rPr>
+                <w:sz w:val="16"/>
+                <w:szCs w:val="16"/>
+              </w:rPr>
+              <w:t xml:space="preserve">Trays produced / sold (no opening inventory)</w:t>
             </w:r>
           </w:p>
         </w:tc>
@@ -16908,14 +16459,14 @@
                 <w:sz w:val="16"/>
                 <w:szCs w:val="16"/>
               </w:rPr>
-              <w:t xml:space="preserve">33  </w:t>
-            </w:r>
-            <w:r>
-              <w:rPr>
-                <w:sz w:val="16"/>
-                <w:szCs w:val="16"/>
-              </w:rPr>
-              <w:t xml:space="preserve">Normal capacity (denominator)</w:t>
+              <w:t xml:space="preserve">32  </w:t>
+            </w:r>
+            <w:r>
+              <w:rPr>
+                <w:sz w:val="16"/>
+                <w:szCs w:val="16"/>
+              </w:rPr>
+              <w:t xml:space="preserve">(40,000) × $2.00 = (80,000)</w:t>
             </w:r>
           </w:p>
         </w:tc>
@@ -16950,7 +16501,7 @@
                 <w:sz w:val="16"/>
                 <w:szCs w:val="16"/>
               </w:rPr>
-              <w:t xml:space="preserve">Variable manufacturing costs</w:t>
+              <w:t xml:space="preserve">Fixed MOH Applied</w:t>
             </w:r>
           </w:p>
         </w:tc>
@@ -16976,14 +16527,14 @@
                 <w:sz w:val="16"/>
                 <w:szCs w:val="16"/>
               </w:rPr>
-              <w:t xml:space="preserve">34  </w:t>
-            </w:r>
-            <w:r>
-              <w:rPr>
-                <w:sz w:val="16"/>
-                <w:szCs w:val="16"/>
-              </w:rPr>
-              <w:t xml:space="preserve">Trays produced / sold (no opening inventory)</w:t>
+              <w:t xml:space="preserve">33  </w:t>
+            </w:r>
+            <w:r>
+              <w:rPr>
+                <w:sz w:val="16"/>
+                <w:szCs w:val="16"/>
+              </w:rPr>
+              <w:t xml:space="preserve">Period cost under both methods</w:t>
             </w:r>
           </w:p>
         </w:tc>
@@ -17018,7 +16569,7 @@
                 <w:sz w:val="16"/>
                 <w:szCs w:val="16"/>
               </w:rPr>
-              <w:t xml:space="preserve">Finished Goods Inventory</w:t>
+              <w:t xml:space="preserve">Fixed MOH Expense</w:t>
             </w:r>
           </w:p>
         </w:tc>
@@ -17044,14 +16595,14 @@
                 <w:sz w:val="16"/>
                 <w:szCs w:val="16"/>
               </w:rPr>
-              <w:t xml:space="preserve">35  </w:t>
-            </w:r>
-            <w:r>
-              <w:rPr>
-                <w:sz w:val="16"/>
-                <w:szCs w:val="16"/>
-              </w:rPr>
-              <w:t xml:space="preserve">(40,000) × $2.00 = (80,000)</w:t>
+              <w:t xml:space="preserve">34  </w:t>
+            </w:r>
+            <w:r>
+              <w:rPr>
+                <w:sz w:val="16"/>
+                <w:szCs w:val="16"/>
+              </w:rPr>
+              <w:t xml:space="preserve">Product cost under both methods</w:t>
             </w:r>
           </w:p>
         </w:tc>
@@ -17086,7 +16637,7 @@
                 <w:sz w:val="16"/>
                 <w:szCs w:val="16"/>
               </w:rPr>
-              <w:t xml:space="preserve">Cost of Goods Sold</w:t>
+              <w:t xml:space="preserve">Finished Goods Inventory</w:t>
             </w:r>
           </w:p>
         </w:tc>
@@ -17112,14 +16663,14 @@
                 <w:sz w:val="16"/>
                 <w:szCs w:val="16"/>
               </w:rPr>
-              <w:t xml:space="preserve">36  </w:t>
-            </w:r>
-            <w:r>
-              <w:rPr>
-                <w:sz w:val="16"/>
-                <w:szCs w:val="16"/>
-              </w:rPr>
-              <w:t xml:space="preserve">Period cost under both methods</w:t>
+              <w:t xml:space="preserve">35  </w:t>
+            </w:r>
+            <w:r>
+              <w:rPr>
+                <w:sz w:val="16"/>
+                <w:szCs w:val="16"/>
+              </w:rPr>
+              <w:t xml:space="preserve">Product cost under absorption only</w:t>
             </w:r>
           </w:p>
         </w:tc>
@@ -17154,7 +16705,7 @@
                 <w:sz w:val="16"/>
                 <w:szCs w:val="16"/>
               </w:rPr>
-              <w:t xml:space="preserve">Totals</w:t>
+              <w:t xml:space="preserve">Variable manufacturing costs</w:t>
             </w:r>
           </w:p>
         </w:tc>
@@ -17180,14 +16731,14 @@
                 <w:sz w:val="16"/>
                 <w:szCs w:val="16"/>
               </w:rPr>
-              <w:t xml:space="preserve">37  </w:t>
-            </w:r>
-            <w:r>
-              <w:rPr>
-                <w:sz w:val="16"/>
-                <w:szCs w:val="16"/>
-              </w:rPr>
-              <w:t xml:space="preserve">Product cost under both methods</w:t>
+              <w:t xml:space="preserve">36  </w:t>
+            </w:r>
+            <w:r>
+              <w:rPr>
+                <w:sz w:val="16"/>
+                <w:szCs w:val="16"/>
+              </w:rPr>
+              <w:t xml:space="preserve">variable costing</w:t>
             </w:r>
           </w:p>
         </w:tc>
@@ -17222,7 +16773,7 @@
                 <w:sz w:val="16"/>
                 <w:szCs w:val="16"/>
               </w:rPr>
-              <w:t xml:space="preserve">Fixed MOH Expense</w:t>
+              <w:t xml:space="preserve">Totals</w:t>
             </w:r>
           </w:p>
         </w:tc>
@@ -17248,14 +16799,14 @@
                 <w:sz w:val="16"/>
                 <w:szCs w:val="16"/>
               </w:rPr>
-              <w:t xml:space="preserve">38  </w:t>
-            </w:r>
-            <w:r>
-              <w:rPr>
-                <w:sz w:val="16"/>
-                <w:szCs w:val="16"/>
-              </w:rPr>
-              <w:t xml:space="preserve">Product cost under absorption only</w:t>
+              <w:t xml:space="preserve">37  </w:t>
+            </w:r>
+            <w:r>
+              <w:rPr>
+                <w:sz w:val="16"/>
+                <w:szCs w:val="16"/>
+              </w:rPr>
+              <w:t xml:space="preserve">contribution margin</w:t>
             </w:r>
           </w:p>
         </w:tc>
@@ -17290,7 +16841,7 @@
                 <w:sz w:val="16"/>
                 <w:szCs w:val="16"/>
               </w:rPr>
-              <w:t xml:space="preserve">Finished Goods Inventory</w:t>
+              <w:t xml:space="preserve">finished</w:t>
             </w:r>
           </w:p>
         </w:tc>
@@ -17306,92 +16857,14 @@
           </w:tcPr>
           <w:p>
             <w:pPr>
-              <w:spacing w:before="12" w:after="12"/>
-            </w:pPr>
-            <w:r>
-              <w:rPr>
-                <w:b/>
-                <w:bCs/>
-                <w:color w:val="8186EF"/>
-                <w:sz w:val="16"/>
-                <w:szCs w:val="16"/>
-              </w:rPr>
-              <w:t xml:space="preserve">39  </w:t>
-            </w:r>
-            <w:r>
-              <w:rPr>
-                <w:sz w:val="16"/>
-                <w:szCs w:val="16"/>
-              </w:rPr>
-              <w:t xml:space="preserve">contribution margin</w:t>
-            </w:r>
-          </w:p>
-        </w:tc>
-      </w:tr>
-      <w:tr>
-        <w:tc>
-          <w:tcPr>
-            <w:tcW w:type="pct" w:w="2500"/>
-            <w:tcMar>
-              <w:top w:type="dxa" w:w="20"/>
-              <w:left w:type="dxa" w:w="80"/>
-              <w:bottom w:type="dxa" w:w="20"/>
-              <w:right w:type="dxa" w:w="80"/>
-            </w:tcMar>
-          </w:tcPr>
-          <w:p>
-            <w:pPr>
-              <w:spacing w:before="12" w:after="12"/>
-            </w:pPr>
-            <w:r>
-              <w:rPr>
-                <w:b/>
-                <w:bCs/>
-                <w:color w:val="8186EF"/>
-                <w:sz w:val="16"/>
-                <w:szCs w:val="16"/>
-              </w:rPr>
-              <w:t xml:space="preserve">20  </w:t>
-            </w:r>
-            <w:r>
-              <w:rPr>
-                <w:sz w:val="16"/>
-                <w:szCs w:val="16"/>
-              </w:rPr>
-              <w:t xml:space="preserve">Variable manufacturing costs</w:t>
-            </w:r>
-          </w:p>
-        </w:tc>
-        <w:tc>
-          <w:tcPr>
-            <w:tcW w:type="pct" w:w="2500"/>
-            <w:tcMar>
-              <w:top w:type="dxa" w:w="20"/>
-              <w:left w:type="dxa" w:w="80"/>
-              <w:bottom w:type="dxa" w:w="20"/>
-              <w:right w:type="dxa" w:w="80"/>
-            </w:tcMar>
-          </w:tcPr>
-          <w:p>
-            <w:pPr>
-              <w:spacing w:before="12" w:after="12"/>
-            </w:pPr>
-            <w:r>
-              <w:rPr>
-                <w:b/>
-                <w:bCs/>
-                <w:color w:val="8186EF"/>
-                <w:sz w:val="16"/>
-                <w:szCs w:val="16"/>
-              </w:rPr>
-              <w:t xml:space="preserve">40  </w:t>
-            </w:r>
-            <w:r>
-              <w:rPr>
-                <w:sz w:val="16"/>
-                <w:szCs w:val="16"/>
-              </w:rPr>
-              <w:t xml:space="preserve">production-volume variance</w:t>
+              <w:spacing w:before="24" w:after="24"/>
+            </w:pPr>
+            <w:r>
+              <w:rPr>
+                <w:sz w:val="16"/>
+                <w:szCs w:val="16"/>
+              </w:rPr>
+              <w:t xml:space="preserve"/>
             </w:r>
           </w:p>
         </w:tc>
